--- a/docs/Buch Camille Chronicles/Camille Chronicles.docx
+++ b/docs/Buch Camille Chronicles/Camille Chronicles.docx
@@ -3,134 +3,8760 @@
 <w:document xmlns:wpc="http://schemas.microsoft.com/office/word/2010/wordprocessingCanvas" xmlns:cx="http://schemas.microsoft.com/office/drawing/2014/chartex" xmlns:cx1="http://schemas.microsoft.com/office/drawing/2015/9/8/chartex" xmlns:cx2="http://schemas.microsoft.com/office/drawing/2015/10/21/chartex" xmlns:cx3="http://schemas.microsoft.com/office/drawing/2016/5/9/chartex" xmlns:cx4="http://schemas.microsoft.com/office/drawing/2016/5/10/chartex" xmlns:cx5="http://schemas.microsoft.com/office/drawing/2016/5/11/chartex" xmlns:cx6="http://schemas.microsoft.com/office/drawing/2016/5/12/chartex" xmlns:cx7="http://schemas.microsoft.com/office/drawing/2016/5/13/chartex" xmlns:cx8="http://schemas.microsoft.com/office/drawing/2016/5/14/chartex" xmlns:mc="http://schemas.openxmlformats.org/markup-compatibility/2006" xmlns:aink="http://schemas.microsoft.com/office/drawing/2016/ink" xmlns:am3d="http://schemas.microsoft.com/office/drawing/2017/model3d" xmlns:o="urn:schemas-microsoft-com:office:office" xmlns:oel="http://schemas.microsoft.com/office/2019/extlst" xmlns:r="http://schemas.openxmlformats.org/officeDocument/2006/relationships" xmlns:m="http://schemas.openxmlformats.org/officeDocument/2006/math" xmlns:v="urn:schemas-microsoft-com:vml" xmlns:wp14="http://schemas.microsoft.com/office/word/2010/wordprocessingDrawing" xmlns:wp="http://schemas.openxmlformats.org/drawingml/2006/wordprocessingDrawing" xmlns:w10="urn:schemas-microsoft-com:office:word" xmlns:w="http://schemas.openxmlformats.org/wordprocessingml/2006/main" xmlns:w14="http://schemas.microsoft.com/office/word/2010/wordml" xmlns:w15="http://schemas.microsoft.com/office/word/2012/wordml" xmlns:w16cex="http://schemas.microsoft.com/office/word/2018/wordml/cex" xmlns:w16cid="http://schemas.microsoft.com/office/word/2016/wordml/cid" xmlns:w16="http://schemas.microsoft.com/office/word/2018/wordml" xmlns:w16du="http://schemas.microsoft.com/office/word/2023/wordml/word16du" xmlns:w16sdtdh="http://schemas.microsoft.com/office/word/2020/wordml/sdtdatahash" xmlns:w16sdtfl="http://schemas.microsoft.com/office/word/2024/wordml/sdtformatlock" xmlns:w16se="http://schemas.microsoft.com/office/word/2015/wordml/symex" xmlns:wpg="http://schemas.microsoft.com/office/word/2010/wordprocessingGroup" xmlns:wpi="http://schemas.microsoft.com/office/word/2010/wordprocessingInk" xmlns:wne="http://schemas.microsoft.com/office/word/2006/wordml" xmlns:wps="http://schemas.microsoft.com/office/word/2010/wordprocessingShape" mc:Ignorable="w14 w15 w16se w16cid w16 w16cex w16sdtdh w16sdtfl w16du wp14">
   <w:body>
     <w:p>
-      <w:r>
-        <w:t>Camille ist eine Magierin (anderen Name dafür finden), in dem sie bei ihrer Geburt die Seele eines sterbenden Menschen aufgenommen hat. Dies passiert auf natürliche Aart und Weise, unbeachtet der Distanz. Es gab Experimente um den Effekt nachzubilden und Magier zu züchten, aber das schlägt fehl (bis jetzt).</w:t>
-      </w:r>
-    </w:p>
-    <w:p/>
-    <w:p>
-      <w:r>
-        <w:t>Camille lebt nicht mehr daheim, ist von dort „geflohen“ und verdient ihr Geld als Söldner. Mit ihrer Magie kann sie ihre Muskeln extrem schnell machen, aber ihre Reflexe und Sinne nicht. SO muss sie, bevor sie ihre Kraft einsetzt ausgiebig planen. Ihre zweite Seele (ein Mann, wer?) hilft ihr dabei analytisch, da Camille zu spontan dafür ist.</w:t>
-      </w:r>
-    </w:p>
-    <w:p/>
-    <w:p>
-      <w:r>
-        <w:t>Wir lernen sie kennen, als sie als Teil einer Eskorte einen Haufen von Angreifern aufmischt und tötet. Dabei vergisst sie jedoch auf ihr Ziel aufzupassen, welches getötet wird. Die Angreifer sind besiegt, aber ihr Bezahler auch. Ihr Boss rügt sie und wirft sie aus der Gruppe ohne Bezahlung. Camille streift danach umher, niemand will sie mehr anheuern, da sie unberechenbar und hitzköpfig ist.</w:t>
-      </w:r>
-    </w:p>
-    <w:p>
-      <w:r>
-        <w:t xml:space="preserve">Sie versucht ihr Glück in der Arena, aber kämpft dort so schnell, in einem Augenblick gesiegt, so dass kein Zuschauer etwas davon mitbekommt. Sie wird vom Arenabetreiber herausgeworfen mit ihrer mageren Bezahlung, und sucht weiter. </w:t>
-      </w:r>
-    </w:p>
-    <w:p>
-      <w:r>
-        <w:t>Sie findet nichts, das Geld geht aus, sie fängt an Ausrüstung zu verkaufen,</w:t>
-      </w:r>
-      <w:r>
-        <w:t xml:space="preserve"> ihre teuren magischen Waffen und Rüstungen, bis sie nichts mehr hat. Sie</w:t>
-      </w:r>
-      <w:r>
-        <w:t xml:space="preserve"> versucht einem offiziellen der Stadt zu helfen, vermasselt es und wird in das Elendsviertel geworfen, wo die </w:t>
-      </w:r>
-      <w:proofErr w:type="spellStart"/>
-      <w:r>
-        <w:t>Ashbringer</w:t>
-      </w:r>
-      <w:proofErr w:type="spellEnd"/>
-      <w:r>
-        <w:t xml:space="preserve"> getrennt leben. Dort ist sie auch nicht willkommen, da sie einige als Söldner auf dem Gewissen hat, und muss auf der Straße leben.</w:t>
-      </w:r>
-    </w:p>
-    <w:p>
-      <w:r>
-        <w:t xml:space="preserve">Sie hält sich mit Diebstahl über Wasser, ihre Geschwindigkeit hilft ihr zu stehlen. Als sie einen weiteren Überfall vorbereitet lauscht sie über einen Auftrag, welcher kaum ein Söldner annehmen will und </w:t>
-      </w:r>
-      <w:proofErr w:type="spellStart"/>
-      <w:r>
-        <w:t>würde</w:t>
-      </w:r>
-      <w:proofErr w:type="spellEnd"/>
-      <w:r>
-        <w:t xml:space="preserve">. Man trifft sich dafür in einem Drecksloch im Armenviertel. Dort trifft sie </w:t>
-      </w:r>
-      <w:r>
-        <w:t xml:space="preserve">auf </w:t>
-      </w:r>
-      <w:proofErr w:type="spellStart"/>
-      <w:r>
-        <w:t>Lanilor</w:t>
-      </w:r>
-      <w:proofErr w:type="spellEnd"/>
-      <w:r>
-        <w:t xml:space="preserve">, Brod, </w:t>
-      </w:r>
-      <w:proofErr w:type="spellStart"/>
-      <w:r>
-        <w:t>Domir</w:t>
-      </w:r>
-      <w:proofErr w:type="spellEnd"/>
-      <w:r>
-        <w:t xml:space="preserve"> (</w:t>
-      </w:r>
-      <w:proofErr w:type="spellStart"/>
-      <w:r>
-        <w:t>Ashbrigner</w:t>
-      </w:r>
-      <w:proofErr w:type="spellEnd"/>
-      <w:r>
-        <w:t>?)</w:t>
-      </w:r>
-      <w:r>
-        <w:t xml:space="preserve"> und Jevan</w:t>
-      </w:r>
-      <w:r>
-        <w:t>, er Auftraggeber nennt sich: (insgeheim Jon Mär). Sie sollen die Juwelen des Statthalters stehlen, während ein Fest in dessen Ehren abgehalten wird.</w:t>
-      </w:r>
-    </w:p>
-    <w:p>
-      <w:r>
-        <w:t>Sie stimmen alle zu für viel Geld und bereiten sich vor. Es gibt Spannungen in der Gruppe, gerade zwischen Camille und Jevan als Magier (die Seelen interagieren komisch). Sie fassen sich und beginnen die Aktion. Sie sehen den Statthalter auf der Feier, seine Juwelen nicht dabei, also im Schlafgemach.</w:t>
-      </w:r>
-    </w:p>
-    <w:p>
-      <w:r>
-        <w:t xml:space="preserve">Brod kann sich zu guter Letzt in das Schlafgemach des Statthalters schleichen. Dort entdeckt er den versteinerten Statthalter im Bett mit den Juwelen um den Hals, welcher langsam auftaut. Er meldet dies an die anderen und wird dann kurz darauf angegriffen. Die anderen </w:t>
-      </w:r>
-      <w:r>
+      <w:pPr>
+        <w:pStyle w:val="berschrift1"/>
+        <w:jc w:val="both"/>
+      </w:pPr>
+      <w:r>
+        <w:t xml:space="preserve">Silent </w:t>
+      </w:r>
+      <w:proofErr w:type="gramStart"/>
+      <w:r>
+        <w:t>Spells</w:t>
+      </w:r>
+      <w:r>
+        <w:t xml:space="preserve"> ?</w:t>
+      </w:r>
+      <w:proofErr w:type="gramEnd"/>
+    </w:p>
+    <w:p>
+      <w:pPr>
+        <w:jc w:val="both"/>
+      </w:pPr>
+    </w:p>
+    <w:p>
+      <w:pPr>
+        <w:pStyle w:val="berschrift2"/>
+        <w:jc w:val="both"/>
+      </w:pPr>
+      <w:r>
+        <w:t>Chapter 1:</w:t>
+      </w:r>
+      <w:r>
+        <w:t xml:space="preserve"> </w:t>
+      </w:r>
+      <w:proofErr w:type="spellStart"/>
+      <w:r>
+        <w:t>Wont</w:t>
+      </w:r>
+      <w:proofErr w:type="spellEnd"/>
+      <w:r>
+        <w:t xml:space="preserve"> happen </w:t>
+      </w:r>
+      <w:proofErr w:type="spellStart"/>
+      <w:r>
+        <w:t>again</w:t>
+      </w:r>
+      <w:proofErr w:type="spellEnd"/>
+    </w:p>
+    <w:p>
+      <w:pPr>
+        <w:jc w:val="both"/>
+        <w:rPr>
+          <w:lang w:val="en-US"/>
+        </w:rPr>
+      </w:pPr>
+      <w:r>
+        <w:tab/>
+      </w:r>
+      <w:r>
+        <w:rPr>
+          <w:lang w:val="en-US"/>
+        </w:rPr>
+        <w:t xml:space="preserve">Rain kept falling hard on Camille, her </w:t>
+      </w:r>
+      <w:r>
+        <w:rPr>
+          <w:lang w:val="en-US"/>
+        </w:rPr>
+        <w:t xml:space="preserve">short </w:t>
+      </w:r>
+      <w:r>
+        <w:rPr>
+          <w:lang w:val="en-US"/>
+        </w:rPr>
+        <w:t>red hair matted and dirty,</w:t>
+      </w:r>
+      <w:r>
+        <w:rPr>
+          <w:lang w:val="en-US"/>
+        </w:rPr>
+        <w:t xml:space="preserve"> sticking to her checks and forehead. T</w:t>
+      </w:r>
+      <w:r>
+        <w:rPr>
+          <w:lang w:val="en-US"/>
+        </w:rPr>
+        <w:t xml:space="preserve">hick drops </w:t>
+      </w:r>
+      <w:r>
+        <w:rPr>
+          <w:lang w:val="en-US"/>
+        </w:rPr>
+        <w:t xml:space="preserve">were </w:t>
+      </w:r>
+      <w:r>
+        <w:rPr>
+          <w:lang w:val="en-US"/>
+        </w:rPr>
+        <w:t xml:space="preserve">falling of its ends, narrowly avoiding hitting her eyes, </w:t>
+      </w:r>
+      <w:r>
+        <w:rPr>
+          <w:lang w:val="en-US"/>
+        </w:rPr>
+        <w:t xml:space="preserve">settling between her freckles </w:t>
+      </w:r>
+      <w:r>
+        <w:rPr>
+          <w:lang w:val="en-US"/>
+        </w:rPr>
+        <w:t>before they crashed to the ground like so many others around her</w:t>
+      </w:r>
+      <w:r>
+        <w:rPr>
+          <w:lang w:val="en-US"/>
+        </w:rPr>
+        <w:t xml:space="preserve">, creating an everlasting crescendo of </w:t>
+      </w:r>
+      <w:r>
+        <w:rPr>
+          <w:lang w:val="en-US"/>
+        </w:rPr>
+        <w:t>high-pitched</w:t>
+      </w:r>
+      <w:r>
+        <w:rPr>
+          <w:lang w:val="en-US"/>
+        </w:rPr>
+        <w:t xml:space="preserve"> thuds along the muddy road</w:t>
+      </w:r>
+      <w:r>
+        <w:rPr>
+          <w:lang w:val="en-US"/>
+        </w:rPr>
+        <w:t>. This had been the perfect route for a</w:t>
+      </w:r>
+      <w:r>
+        <w:rPr>
+          <w:lang w:val="en-US"/>
+        </w:rPr>
+        <w:t>ny</w:t>
+      </w:r>
+      <w:r>
+        <w:rPr>
+          <w:lang w:val="en-US"/>
+        </w:rPr>
+        <w:t xml:space="preserve"> caravan, not too cold, not too hot, just catching enough rays of the </w:t>
+      </w:r>
+      <w:r>
+        <w:rPr>
+          <w:lang w:val="en-US"/>
+        </w:rPr>
+        <w:t xml:space="preserve">always </w:t>
+      </w:r>
+      <w:r>
+        <w:rPr>
+          <w:lang w:val="en-US"/>
+        </w:rPr>
+        <w:t>affixed sun. It was mostly protected by cities and towers, only for a few dangerous spots on its way, well known to someone that would hire a mercenary like her for safety and those that would exploit someone not doing exactly that.</w:t>
+      </w:r>
+      <w:r>
+        <w:rPr>
+          <w:lang w:val="en-US"/>
+        </w:rPr>
+        <w:t xml:space="preserve"> </w:t>
+      </w:r>
+    </w:p>
+    <w:p>
+      <w:pPr>
+        <w:ind w:firstLine="708"/>
+        <w:jc w:val="both"/>
+        <w:rPr>
+          <w:lang w:val="en-US"/>
+        </w:rPr>
+      </w:pPr>
+      <w:r>
+        <w:rPr>
+          <w:lang w:val="en-US"/>
+        </w:rPr>
+        <w:t xml:space="preserve">But these robbers </w:t>
+      </w:r>
+      <w:r>
+        <w:rPr>
+          <w:lang w:val="en-US"/>
+        </w:rPr>
+        <w:t xml:space="preserve">ahead of her </w:t>
+      </w:r>
+      <w:r>
+        <w:rPr>
+          <w:lang w:val="en-US"/>
+        </w:rPr>
+        <w:t>had chosen to strike just after you would cradle yourself in security, a watch tower in sight,</w:t>
+      </w:r>
+      <w:r>
+        <w:rPr>
+          <w:lang w:val="en-US"/>
+        </w:rPr>
+        <w:t xml:space="preserve"> however</w:t>
+      </w:r>
+      <w:r>
+        <w:rPr>
+          <w:lang w:val="en-US"/>
+        </w:rPr>
+        <w:t xml:space="preserve"> still leagues off</w:t>
+      </w:r>
+      <w:r>
+        <w:rPr>
+          <w:lang w:val="en-US"/>
+        </w:rPr>
+        <w:t xml:space="preserve"> for reinforcements to arrive in time</w:t>
+      </w:r>
+      <w:r>
+        <w:rPr>
+          <w:lang w:val="en-US"/>
+        </w:rPr>
+        <w:t xml:space="preserve"> for a fight</w:t>
+      </w:r>
+      <w:r>
+        <w:rPr>
+          <w:lang w:val="en-US"/>
+        </w:rPr>
+        <w:t>. Just right to strike when your guard was down.</w:t>
+      </w:r>
+      <w:r>
+        <w:rPr>
+          <w:lang w:val="en-US"/>
+        </w:rPr>
+        <w:t xml:space="preserve"> </w:t>
+      </w:r>
+      <w:r>
+        <w:rPr>
+          <w:lang w:val="en-US"/>
+        </w:rPr>
+        <w:t>Their caravan</w:t>
+      </w:r>
+      <w:r>
+        <w:rPr>
+          <w:lang w:val="en-US"/>
+        </w:rPr>
+        <w:t xml:space="preserve"> of five wagons</w:t>
+      </w:r>
+      <w:r>
+        <w:rPr>
+          <w:lang w:val="en-US"/>
+        </w:rPr>
+        <w:t xml:space="preserve"> had been raided by a quite big number of </w:t>
+      </w:r>
+      <w:r>
+        <w:rPr>
+          <w:lang w:val="en-US"/>
+        </w:rPr>
+        <w:t xml:space="preserve">evil doers, </w:t>
+      </w:r>
+      <w:r>
+        <w:rPr>
+          <w:lang w:val="en-US"/>
+        </w:rPr>
+        <w:t xml:space="preserve">so her and the rest of </w:t>
+      </w:r>
+      <w:proofErr w:type="spellStart"/>
+      <w:r>
+        <w:rPr>
+          <w:lang w:val="en-US"/>
+        </w:rPr>
+        <w:t>Darior’s</w:t>
+      </w:r>
+      <w:proofErr w:type="spellEnd"/>
+      <w:r>
+        <w:rPr>
+          <w:lang w:val="en-US"/>
+        </w:rPr>
+        <w:t xml:space="preserve"> band would be here to defend it</w:t>
+      </w:r>
+      <w:r>
+        <w:rPr>
+          <w:lang w:val="en-US"/>
+        </w:rPr>
+        <w:t xml:space="preserve"> as its escort</w:t>
+      </w:r>
+      <w:r>
+        <w:rPr>
+          <w:lang w:val="en-US"/>
+        </w:rPr>
+        <w:t>.</w:t>
+      </w:r>
+    </w:p>
+    <w:p>
+      <w:pPr>
+        <w:ind w:firstLine="708"/>
+        <w:jc w:val="both"/>
+        <w:rPr>
+          <w:lang w:val="en-US"/>
+        </w:rPr>
+      </w:pPr>
+      <w:r>
+        <w:rPr>
+          <w:lang w:val="en-US"/>
+        </w:rPr>
+        <w:t xml:space="preserve">Camille was faced by three bandits in wet rags, no special equipment on their hands but curved </w:t>
+      </w:r>
+      <w:proofErr w:type="spellStart"/>
+      <w:r>
+        <w:rPr>
+          <w:lang w:val="en-US"/>
+        </w:rPr>
+        <w:t>Short</w:t>
+      </w:r>
+      <w:r>
+        <w:rPr>
+          <w:lang w:val="en-US"/>
+        </w:rPr>
+        <w:t>swords</w:t>
+      </w:r>
+      <w:proofErr w:type="spellEnd"/>
+      <w:r>
+        <w:rPr>
+          <w:lang w:val="en-US"/>
+        </w:rPr>
+        <w:t xml:space="preserve">. Typical thugs of the darker regions like the Chasm, where the </w:t>
+      </w:r>
+      <w:r>
+        <w:rPr>
+          <w:lang w:val="en-US"/>
+        </w:rPr>
+        <w:t xml:space="preserve">unmoving </w:t>
+      </w:r>
+      <w:r>
+        <w:rPr>
+          <w:lang w:val="en-US"/>
+        </w:rPr>
+        <w:t xml:space="preserve">sun barely shone. You could only escape from there through luck, and those men had chosen to try to forge their own. They were afraid and hesitant, no one wanting to charge first, even though shouts and rings of steel could be heard behind </w:t>
+      </w:r>
+      <w:r>
+        <w:rPr>
+          <w:lang w:val="en-US"/>
+        </w:rPr>
+        <w:t>Camille,</w:t>
+      </w:r>
+      <w:r>
+        <w:rPr>
+          <w:lang w:val="en-US"/>
+        </w:rPr>
+        <w:t xml:space="preserve"> as the fight was in full swing</w:t>
+      </w:r>
+      <w:r>
+        <w:rPr>
+          <w:lang w:val="en-US"/>
+        </w:rPr>
+        <w:t xml:space="preserve"> against her two comrades</w:t>
+      </w:r>
+      <w:r>
+        <w:rPr>
+          <w:lang w:val="en-US"/>
+        </w:rPr>
+        <w:t xml:space="preserve">. Camille had her right hand on </w:t>
+      </w:r>
+      <w:r>
+        <w:rPr>
+          <w:lang w:val="en-US"/>
+        </w:rPr>
+        <w:t xml:space="preserve">the shaft of </w:t>
+      </w:r>
+      <w:r>
+        <w:rPr>
+          <w:lang w:val="en-US"/>
+        </w:rPr>
+        <w:t xml:space="preserve">her </w:t>
+      </w:r>
+      <w:r>
+        <w:rPr>
+          <w:lang w:val="en-US"/>
+        </w:rPr>
+        <w:t>double-sided</w:t>
+      </w:r>
+      <w:r>
+        <w:rPr>
+          <w:lang w:val="en-US"/>
+        </w:rPr>
+        <w:t xml:space="preserve"> glaive</w:t>
+      </w:r>
+      <w:r>
+        <w:rPr>
+          <w:lang w:val="en-US"/>
+        </w:rPr>
+        <w:t xml:space="preserve"> resting on her back</w:t>
+      </w:r>
+      <w:r>
+        <w:rPr>
+          <w:lang w:val="en-US"/>
+        </w:rPr>
+        <w:t>,</w:t>
+      </w:r>
+      <w:r>
+        <w:rPr>
+          <w:lang w:val="en-US"/>
+        </w:rPr>
+        <w:t xml:space="preserve"> water flowing around rows of </w:t>
+      </w:r>
+      <w:proofErr w:type="spellStart"/>
+      <w:r>
+        <w:rPr>
+          <w:lang w:val="en-US"/>
+        </w:rPr>
+        <w:t>Miai</w:t>
+      </w:r>
+      <w:proofErr w:type="spellEnd"/>
+      <w:r>
+        <w:rPr>
+          <w:lang w:val="en-US"/>
+        </w:rPr>
+        <w:t>-Orin glyphs, intricate shapes of ancient meaning.</w:t>
+      </w:r>
+      <w:r>
+        <w:rPr>
+          <w:lang w:val="en-US"/>
+        </w:rPr>
+        <w:t xml:space="preserve"> </w:t>
+      </w:r>
+      <w:r>
+        <w:rPr>
+          <w:lang w:val="en-US"/>
+        </w:rPr>
+        <w:t>T</w:t>
+      </w:r>
+      <w:r>
+        <w:rPr>
+          <w:lang w:val="en-US"/>
+        </w:rPr>
+        <w:t>he rain</w:t>
+      </w:r>
+      <w:r>
+        <w:rPr>
+          <w:lang w:val="en-US"/>
+        </w:rPr>
+        <w:t xml:space="preserve"> was</w:t>
+      </w:r>
+      <w:r>
+        <w:rPr>
+          <w:lang w:val="en-US"/>
+        </w:rPr>
+        <w:t xml:space="preserve"> falling against her </w:t>
+      </w:r>
+      <w:r>
+        <w:rPr>
+          <w:lang w:val="en-US"/>
+        </w:rPr>
+        <w:t xml:space="preserve">short-armed </w:t>
+      </w:r>
+      <w:r>
+        <w:rPr>
+          <w:lang w:val="en-US"/>
+        </w:rPr>
+        <w:t>leathers</w:t>
+      </w:r>
+      <w:r>
+        <w:rPr>
+          <w:lang w:val="en-US"/>
+        </w:rPr>
+        <w:t xml:space="preserve"> rimmed with blue streaks of </w:t>
+      </w:r>
+      <w:r>
+        <w:rPr>
+          <w:lang w:val="en-US"/>
+        </w:rPr>
+        <w:t xml:space="preserve">damp </w:t>
+      </w:r>
+      <w:r>
+        <w:rPr>
+          <w:lang w:val="en-US"/>
+        </w:rPr>
+        <w:t>cloth</w:t>
+      </w:r>
+      <w:r>
+        <w:rPr>
+          <w:lang w:val="en-US"/>
+        </w:rPr>
+        <w:t xml:space="preserve"> </w:t>
+      </w:r>
+      <w:r>
+        <w:rPr>
+          <w:lang w:val="en-US"/>
+        </w:rPr>
+        <w:t xml:space="preserve">while in her thoughts her Stice </w:t>
+      </w:r>
+      <w:proofErr w:type="spellStart"/>
+      <w:r>
+        <w:rPr>
+          <w:lang w:val="en-US"/>
+        </w:rPr>
+        <w:t>Herriar</w:t>
+      </w:r>
+      <w:proofErr w:type="spellEnd"/>
+      <w:r>
+        <w:rPr>
+          <w:lang w:val="en-US"/>
+        </w:rPr>
+        <w:t xml:space="preserve"> talked with the rough voice of and old man.</w:t>
+      </w:r>
+    </w:p>
+    <w:p>
+      <w:pPr>
+        <w:ind w:firstLine="708"/>
+        <w:jc w:val="both"/>
+        <w:rPr>
+          <w:lang w:val="en-US"/>
+        </w:rPr>
+      </w:pPr>
+      <w:r>
+        <w:rPr>
+          <w:lang w:val="en-US"/>
+        </w:rPr>
+        <w:t>“</w:t>
+      </w:r>
+      <w:r>
+        <w:rPr>
+          <w:lang w:val="en-US"/>
+        </w:rPr>
+        <w:t>Left foot first, three mid-range steps, slash from bottom right to left, pivot left, stab upwards,</w:t>
+      </w:r>
+      <w:r>
+        <w:rPr>
+          <w:lang w:val="en-US"/>
+        </w:rPr>
+        <w:t xml:space="preserve"> twirl,</w:t>
+      </w:r>
+      <w:r>
+        <w:rPr>
+          <w:lang w:val="en-US"/>
+        </w:rPr>
+        <w:t xml:space="preserve"> short-range step to the right and slash from top middle to bottom left.</w:t>
+      </w:r>
+      <w:r>
+        <w:rPr>
+          <w:lang w:val="en-US"/>
+        </w:rPr>
+        <w:t>”</w:t>
+      </w:r>
+    </w:p>
+    <w:p>
+      <w:pPr>
+        <w:ind w:firstLine="708"/>
+        <w:jc w:val="both"/>
+        <w:rPr>
+          <w:lang w:val="en-US"/>
+        </w:rPr>
+      </w:pPr>
+      <w:r>
+        <w:rPr>
+          <w:lang w:val="en-US"/>
+        </w:rPr>
+        <w:t>Not even</w:t>
+      </w:r>
+      <w:r>
+        <w:rPr>
+          <w:lang w:val="en-US"/>
+        </w:rPr>
+        <w:t xml:space="preserve"> a second had passed, the thugs </w:t>
+      </w:r>
+      <w:r>
+        <w:rPr>
+          <w:lang w:val="en-US"/>
+        </w:rPr>
+        <w:t xml:space="preserve">started </w:t>
+      </w:r>
+      <w:r>
+        <w:rPr>
+          <w:lang w:val="en-US"/>
+        </w:rPr>
+        <w:t>moving like time had slowed for them, as if you would be wading through molasses</w:t>
+      </w:r>
+      <w:r>
+        <w:rPr>
+          <w:lang w:val="en-US"/>
+        </w:rPr>
+        <w:t xml:space="preserve">. </w:t>
+      </w:r>
+      <w:r>
+        <w:rPr>
+          <w:lang w:val="en-US"/>
+        </w:rPr>
+        <w:t>And</w:t>
+      </w:r>
+      <w:r>
+        <w:rPr>
+          <w:lang w:val="en-US"/>
+        </w:rPr>
+        <w:t xml:space="preserve"> those instructions from </w:t>
+      </w:r>
+      <w:proofErr w:type="spellStart"/>
+      <w:r>
+        <w:rPr>
+          <w:lang w:val="en-US"/>
+        </w:rPr>
+        <w:t>Herriar</w:t>
+      </w:r>
+      <w:proofErr w:type="spellEnd"/>
+      <w:r>
+        <w:rPr>
+          <w:lang w:val="en-US"/>
+        </w:rPr>
+        <w:t xml:space="preserve"> were</w:t>
+      </w:r>
+      <w:r>
+        <w:rPr>
+          <w:lang w:val="en-US"/>
+        </w:rPr>
+        <w:t xml:space="preserve"> enough for </w:t>
+      </w:r>
+      <w:r>
+        <w:rPr>
+          <w:lang w:val="en-US"/>
+        </w:rPr>
+        <w:t>Camille</w:t>
+      </w:r>
+      <w:r>
+        <w:rPr>
+          <w:lang w:val="en-US"/>
+        </w:rPr>
+        <w:t xml:space="preserve">, to end this fight </w:t>
+      </w:r>
+      <w:r>
+        <w:rPr>
+          <w:lang w:val="en-US"/>
+        </w:rPr>
+        <w:t>in a flash</w:t>
+      </w:r>
+      <w:r>
+        <w:rPr>
+          <w:lang w:val="en-US"/>
+        </w:rPr>
+        <w:t>. She drew on her glaive, and as soon as the shaft left its mount springs of silver shot forward</w:t>
+      </w:r>
+      <w:r>
+        <w:rPr>
+          <w:lang w:val="en-US"/>
+        </w:rPr>
+        <w:t xml:space="preserve"> with </w:t>
+      </w:r>
+      <w:r>
+        <w:rPr>
+          <w:lang w:val="en-US"/>
+        </w:rPr>
+        <w:t xml:space="preserve">studs </w:t>
+      </w:r>
+      <w:r>
+        <w:rPr>
+          <w:lang w:val="en-US"/>
+        </w:rPr>
+        <w:t xml:space="preserve">attached. Those slammed </w:t>
+      </w:r>
+      <w:r>
+        <w:rPr>
+          <w:lang w:val="en-US"/>
+        </w:rPr>
+        <w:t>against the opposi</w:t>
+      </w:r>
+      <w:r>
+        <w:rPr>
+          <w:lang w:val="en-US"/>
+        </w:rPr>
+        <w:t>ng</w:t>
+      </w:r>
+      <w:r>
+        <w:rPr>
+          <w:lang w:val="en-US"/>
+        </w:rPr>
+        <w:t xml:space="preserve"> metal frame, creating pure tones of </w:t>
+      </w:r>
+      <w:r>
+        <w:rPr>
+          <w:lang w:val="en-US"/>
+        </w:rPr>
+        <w:t>two</w:t>
+      </w:r>
+      <w:r>
+        <w:rPr>
+          <w:lang w:val="en-US"/>
+        </w:rPr>
+        <w:t xml:space="preserve"> very specific </w:t>
+      </w:r>
+      <w:r>
+        <w:rPr>
+          <w:lang w:val="en-US"/>
+        </w:rPr>
+        <w:t>sequence</w:t>
+      </w:r>
+      <w:r>
+        <w:rPr>
+          <w:lang w:val="en-US"/>
+        </w:rPr>
+        <w:t xml:space="preserve">s and pitch playing at the same </w:t>
+      </w:r>
+      <w:r>
+        <w:rPr>
+          <w:lang w:val="en-US"/>
+        </w:rPr>
         <w:lastRenderedPageBreak/>
-        <w:t xml:space="preserve">kommen zu Hilfe und verfolgen den Dieb und Kidnapper erst wegen des Geldes wegen (später als gute Menschen und </w:t>
-      </w:r>
-      <w:proofErr w:type="spellStart"/>
-      <w:r>
-        <w:t>Ashbringer</w:t>
-      </w:r>
-      <w:proofErr w:type="spellEnd"/>
-      <w:r>
-        <w:t>.)</w:t>
-      </w:r>
-    </w:p>
-    <w:p>
-      <w:r>
-        <w:t>Sie kommen zu einer Ruine auf einem alten Friedhof und verfolgen weiter, kämpfen gegen Wachen und dringen ein, was sich als Sektenversteck herausstellt. Sie befreien Gefangene und gehen weiter, wo sie einem Ritual beiwohnen, das den Statthalter als Opfer nutzt. Die Juwelen in Ihrem besitzt entscheiden sie sich zu helfen und gewinnen den Kampf.</w:t>
-      </w:r>
-    </w:p>
-    <w:p>
-      <w:r>
-        <w:t xml:space="preserve">Sie werden als Helden gefeiert und erhalten Land und Burg und Titel. Jon Mär hat das alles vorhergesehen, er kann mit Hilfe von Seelen in die Zukunft (eigentlich Vergangene Zeitloops) blicken und die Gruppe daher zusammen gebracht, da das Ritual </w:t>
-      </w:r>
-      <w:r>
-        <w:t>verehrend</w:t>
-      </w:r>
-      <w:r>
+        <w:t>time,</w:t>
+      </w:r>
+      <w:r>
+        <w:rPr>
+          <w:lang w:val="en-US"/>
+        </w:rPr>
+        <w:t xml:space="preserve"> needed to activate her incantation</w:t>
+      </w:r>
+      <w:r>
+        <w:rPr>
+          <w:lang w:val="en-US"/>
+        </w:rPr>
         <w:t xml:space="preserve"> </w:t>
       </w:r>
       <w:r>
-        <w:t>gewesen</w:t>
-      </w:r>
-      <w:r>
-        <w:t xml:space="preserve"> wäre.</w:t>
+        <w:rPr>
+          <w:lang w:val="en-US"/>
+        </w:rPr>
+        <w:t>called a Melody</w:t>
+      </w:r>
+      <w:r>
+        <w:rPr>
+          <w:rStyle w:val="Funotenzeichen"/>
+          <w:lang w:val="en-US"/>
+        </w:rPr>
+        <w:footnoteReference w:id="1"/>
+      </w:r>
+      <w:r>
+        <w:rPr>
+          <w:lang w:val="en-US"/>
+        </w:rPr>
+        <w:t>.</w:t>
+      </w:r>
+      <w:r>
+        <w:rPr>
+          <w:lang w:val="en-US"/>
+        </w:rPr>
+        <w:t xml:space="preserve"> Like a two-pronged rhythm of highs and lows it shook against her Soul and Stice, bringing forth unbelievable energy and strength.</w:t>
+      </w:r>
+      <w:r>
+        <w:rPr>
+          <w:lang w:val="en-US"/>
+        </w:rPr>
+        <w:t xml:space="preserve"> (Here melody as foot note.) </w:t>
+      </w:r>
+      <w:r>
+        <w:rPr>
+          <w:lang w:val="en-US"/>
+        </w:rPr>
+        <w:t>Power surged through Camille’s muscles with unbelievable strength, reinforcing her bones and tendons as not to rip and tear, for now she would soar</w:t>
+      </w:r>
+      <w:r>
+        <w:rPr>
+          <w:lang w:val="en-US"/>
+        </w:rPr>
+        <w:t xml:space="preserve"> over the field</w:t>
+      </w:r>
+      <w:r>
+        <w:rPr>
+          <w:lang w:val="en-US"/>
+        </w:rPr>
+        <w:t>.</w:t>
+      </w:r>
+      <w:r>
+        <w:rPr>
+          <w:lang w:val="en-US"/>
+        </w:rPr>
+        <w:t xml:space="preserve"> While the thugs had barely moved.</w:t>
+      </w:r>
+    </w:p>
+    <w:p>
+      <w:pPr>
+        <w:ind w:firstLine="708"/>
+        <w:jc w:val="both"/>
+        <w:rPr>
+          <w:lang w:val="en-US"/>
+        </w:rPr>
+      </w:pPr>
+      <w:r>
+        <w:rPr>
+          <w:lang w:val="en-US"/>
+        </w:rPr>
+        <w:t>She poured everything into her left foot</w:t>
+      </w:r>
+      <w:r>
+        <w:rPr>
+          <w:lang w:val="en-US"/>
+        </w:rPr>
+        <w:t xml:space="preserve">, spreading a heap of </w:t>
+      </w:r>
+      <w:r>
+        <w:rPr>
+          <w:lang w:val="en-US"/>
+        </w:rPr>
+        <w:t>chunks of grass and earth</w:t>
+      </w:r>
+      <w:r>
+        <w:rPr>
+          <w:lang w:val="en-US"/>
+        </w:rPr>
+        <w:t xml:space="preserve"> behind it as she</w:t>
+      </w:r>
+      <w:r>
+        <w:rPr>
+          <w:lang w:val="en-US"/>
+        </w:rPr>
+        <w:t xml:space="preserve"> shot forward a whole three meters at once before the drops </w:t>
+      </w:r>
+      <w:r>
+        <w:rPr>
+          <w:lang w:val="en-US"/>
+        </w:rPr>
+        <w:t xml:space="preserve">of rain </w:t>
+      </w:r>
+      <w:r>
+        <w:rPr>
+          <w:lang w:val="en-US"/>
+        </w:rPr>
+        <w:t xml:space="preserve">around her could even </w:t>
+      </w:r>
+      <w:r>
+        <w:rPr>
+          <w:lang w:val="en-US"/>
+        </w:rPr>
+        <w:t>fall to the ground</w:t>
+      </w:r>
+      <w:r>
+        <w:rPr>
+          <w:lang w:val="en-US"/>
+        </w:rPr>
+        <w:t>. Even her enhanced reflexes were too slow to react to her own movements</w:t>
+      </w:r>
+      <w:r>
+        <w:rPr>
+          <w:lang w:val="en-US"/>
+        </w:rPr>
+        <w:t xml:space="preserve"> right now</w:t>
+      </w:r>
+      <w:r>
+        <w:rPr>
+          <w:lang w:val="en-US"/>
+        </w:rPr>
+        <w:t xml:space="preserve">, so she had </w:t>
+      </w:r>
+      <w:proofErr w:type="spellStart"/>
+      <w:r>
+        <w:rPr>
+          <w:lang w:val="en-US"/>
+        </w:rPr>
+        <w:t>Herriar</w:t>
+      </w:r>
+      <w:proofErr w:type="spellEnd"/>
+      <w:r>
+        <w:rPr>
+          <w:lang w:val="en-US"/>
+        </w:rPr>
+        <w:t xml:space="preserve"> plan it out in advance. Right step next, her speed building, her opponents not even starting to move even a tiny bit</w:t>
+      </w:r>
+      <w:r>
+        <w:rPr>
+          <w:lang w:val="en-US"/>
+        </w:rPr>
+        <w:t xml:space="preserve"> still</w:t>
+      </w:r>
+      <w:r>
+        <w:rPr>
+          <w:lang w:val="en-US"/>
+        </w:rPr>
+        <w:t>. Then a final left step and just through instinct</w:t>
+      </w:r>
+      <w:r>
+        <w:rPr>
+          <w:lang w:val="en-US"/>
+        </w:rPr>
+        <w:t xml:space="preserve"> and experience</w:t>
+      </w:r>
+      <w:r>
+        <w:rPr>
+          <w:lang w:val="en-US"/>
+        </w:rPr>
+        <w:t xml:space="preserve"> Camille started to swing her glaive, sights of the thugs just a blur as she was </w:t>
+      </w:r>
+      <w:r>
+        <w:rPr>
+          <w:lang w:val="en-US"/>
+        </w:rPr>
+        <w:t>running</w:t>
+      </w:r>
+      <w:r>
+        <w:rPr>
+          <w:lang w:val="en-US"/>
+        </w:rPr>
+        <w:t xml:space="preserve"> right in their faces. The first strike slicing through </w:t>
+      </w:r>
+      <w:proofErr w:type="gramStart"/>
+      <w:r>
+        <w:rPr>
+          <w:lang w:val="en-US"/>
+        </w:rPr>
+        <w:t>both of the first</w:t>
+      </w:r>
+      <w:proofErr w:type="gramEnd"/>
+      <w:r>
+        <w:rPr>
+          <w:lang w:val="en-US"/>
+        </w:rPr>
+        <w:t xml:space="preserve"> men’s thighs, then after</w:t>
+      </w:r>
+      <w:r>
+        <w:rPr>
+          <w:lang w:val="en-US"/>
+        </w:rPr>
+        <w:t xml:space="preserve">wards </w:t>
+      </w:r>
+      <w:r>
+        <w:rPr>
+          <w:lang w:val="en-US"/>
+        </w:rPr>
+        <w:t xml:space="preserve">a pivot, that </w:t>
+      </w:r>
+      <w:r>
+        <w:rPr>
+          <w:lang w:val="en-US"/>
+        </w:rPr>
+        <w:t xml:space="preserve">tore up the </w:t>
+      </w:r>
+      <w:r>
+        <w:rPr>
+          <w:lang w:val="en-US"/>
+        </w:rPr>
+        <w:t>mud</w:t>
+      </w:r>
+      <w:r>
+        <w:rPr>
+          <w:lang w:val="en-US"/>
+        </w:rPr>
+        <w:t xml:space="preserve"> under her, able to crush a person’s chest</w:t>
+      </w:r>
+      <w:r>
+        <w:rPr>
+          <w:lang w:val="en-US"/>
+        </w:rPr>
+        <w:t xml:space="preserve"> if the force was directed at them</w:t>
+      </w:r>
+      <w:r>
+        <w:rPr>
+          <w:lang w:val="en-US"/>
+        </w:rPr>
+        <w:t xml:space="preserve">. A stab upwards in the second man’s </w:t>
+      </w:r>
+      <w:r>
+        <w:rPr>
+          <w:lang w:val="en-US"/>
+        </w:rPr>
+        <w:t xml:space="preserve">right </w:t>
+      </w:r>
+      <w:r>
+        <w:rPr>
+          <w:lang w:val="en-US"/>
+        </w:rPr>
+        <w:t>shoulder, his tendons ripping that clutched his sword,</w:t>
+      </w:r>
+      <w:r>
+        <w:rPr>
+          <w:lang w:val="en-US"/>
+        </w:rPr>
+        <w:t xml:space="preserve"> making them uncurl slowly to drop it,</w:t>
+      </w:r>
+      <w:r>
+        <w:rPr>
+          <w:lang w:val="en-US"/>
+        </w:rPr>
+        <w:t xml:space="preserve"> as Camille turned her body around a full twirl. And lastly a small step past the </w:t>
+      </w:r>
+      <w:r>
+        <w:rPr>
+          <w:lang w:val="en-US"/>
+        </w:rPr>
+        <w:t xml:space="preserve">second </w:t>
+      </w:r>
+      <w:r>
+        <w:rPr>
+          <w:lang w:val="en-US"/>
+        </w:rPr>
+        <w:t>man to</w:t>
+      </w:r>
+      <w:r>
+        <w:rPr>
+          <w:lang w:val="en-US"/>
+        </w:rPr>
+        <w:t xml:space="preserve"> bring her glaive down while she dashed past the third thug, slicing his left arm to disarm him too</w:t>
+      </w:r>
+      <w:r>
+        <w:rPr>
+          <w:lang w:val="en-US"/>
+        </w:rPr>
+        <w:t>, the force of her dash still carrying her forward</w:t>
+      </w:r>
+      <w:r>
+        <w:rPr>
+          <w:lang w:val="en-US"/>
+        </w:rPr>
+        <w:t>.</w:t>
+      </w:r>
+    </w:p>
+    <w:p>
+      <w:pPr>
+        <w:ind w:firstLine="708"/>
+        <w:jc w:val="both"/>
+        <w:rPr>
+          <w:lang w:val="en-US"/>
+        </w:rPr>
+      </w:pPr>
+      <w:r>
+        <w:rPr>
+          <w:lang w:val="en-US"/>
+        </w:rPr>
+        <w:t>It was over so quickly, their screams of pain only started as Camille came to a stop</w:t>
+      </w:r>
+      <w:r>
+        <w:rPr>
+          <w:lang w:val="en-US"/>
+        </w:rPr>
+        <w:t>, water and mud spraying from her</w:t>
+      </w:r>
+      <w:r>
+        <w:rPr>
+          <w:lang w:val="en-US"/>
+        </w:rPr>
+        <w:t xml:space="preserve"> with the inertia of her stop, </w:t>
+      </w:r>
+      <w:r>
+        <w:rPr>
+          <w:lang w:val="en-US"/>
+        </w:rPr>
+        <w:t>seemingly</w:t>
+      </w:r>
+      <w:r>
+        <w:rPr>
+          <w:lang w:val="en-US"/>
+        </w:rPr>
+        <w:t xml:space="preserve"> like a wet hound shaking itself. She </w:t>
+      </w:r>
+      <w:r>
+        <w:rPr>
+          <w:lang w:val="en-US"/>
+        </w:rPr>
+        <w:t>turned around to face the</w:t>
+      </w:r>
+      <w:r>
+        <w:rPr>
+          <w:lang w:val="en-US"/>
+        </w:rPr>
+        <w:t xml:space="preserve"> bandits</w:t>
+      </w:r>
+      <w:r>
+        <w:rPr>
+          <w:lang w:val="en-US"/>
+        </w:rPr>
+        <w:t xml:space="preserve"> just as they </w:t>
+      </w:r>
+      <w:r>
+        <w:rPr>
+          <w:lang w:val="en-US"/>
+        </w:rPr>
+        <w:t>noticed they were defeated</w:t>
+      </w:r>
+      <w:r>
+        <w:rPr>
+          <w:lang w:val="en-US"/>
+        </w:rPr>
+        <w:t xml:space="preserve">. The muffled cluttering of dropped swords and a man not able to stand overshadowed the sound of </w:t>
+      </w:r>
+      <w:r>
+        <w:rPr>
+          <w:lang w:val="en-US"/>
+        </w:rPr>
+        <w:t xml:space="preserve">the drizzling </w:t>
+      </w:r>
+      <w:r>
+        <w:rPr>
+          <w:lang w:val="en-US"/>
+        </w:rPr>
+        <w:t>rain.</w:t>
+      </w:r>
+    </w:p>
+    <w:p>
+      <w:pPr>
+        <w:ind w:firstLine="708"/>
+        <w:jc w:val="both"/>
+        <w:rPr>
+          <w:lang w:val="en-US"/>
+        </w:rPr>
+      </w:pPr>
+      <w:r>
+        <w:rPr>
+          <w:lang w:val="en-US"/>
+        </w:rPr>
+        <w:t xml:space="preserve">“Clever,” Camille thought to </w:t>
+      </w:r>
+      <w:proofErr w:type="spellStart"/>
+      <w:r>
+        <w:rPr>
+          <w:lang w:val="en-US"/>
+        </w:rPr>
+        <w:t>Herriar</w:t>
+      </w:r>
+      <w:proofErr w:type="spellEnd"/>
+      <w:r>
+        <w:rPr>
+          <w:lang w:val="en-US"/>
+        </w:rPr>
+        <w:t xml:space="preserve"> with a smile, as she</w:t>
+      </w:r>
+      <w:r>
+        <w:rPr>
+          <w:lang w:val="en-US"/>
+        </w:rPr>
+        <w:t xml:space="preserve"> very deliberately</w:t>
+      </w:r>
+      <w:r>
+        <w:rPr>
+          <w:lang w:val="en-US"/>
+        </w:rPr>
+        <w:t xml:space="preserve"> </w:t>
+      </w:r>
+      <w:r>
+        <w:rPr>
+          <w:lang w:val="en-US"/>
+        </w:rPr>
+        <w:t>affixed</w:t>
+      </w:r>
+      <w:r>
+        <w:rPr>
+          <w:lang w:val="en-US"/>
+        </w:rPr>
+        <w:t xml:space="preserve"> her glaive back into its mount,</w:t>
+      </w:r>
+      <w:r>
+        <w:rPr>
+          <w:lang w:val="en-US"/>
+        </w:rPr>
+        <w:t xml:space="preserve"> rain washing away the blood,</w:t>
+      </w:r>
+      <w:r>
+        <w:rPr>
+          <w:lang w:val="en-US"/>
+        </w:rPr>
+        <w:t xml:space="preserve"> “now they can carry back their friend with one hand each.”</w:t>
+      </w:r>
+    </w:p>
+    <w:p>
+      <w:pPr>
+        <w:ind w:firstLine="708"/>
+        <w:jc w:val="both"/>
+        <w:rPr>
+          <w:lang w:val="en-US"/>
+        </w:rPr>
+      </w:pPr>
+      <w:r>
+        <w:rPr>
+          <w:lang w:val="en-US"/>
+        </w:rPr>
+        <w:t>“Thank you.</w:t>
+      </w:r>
+      <w:r>
+        <w:rPr>
+          <w:lang w:val="en-US"/>
+        </w:rPr>
+        <w:t xml:space="preserve"> As always, low casualties but maximum effect.</w:t>
+      </w:r>
+      <w:r>
+        <w:rPr>
+          <w:lang w:val="en-US"/>
+        </w:rPr>
+        <w:t xml:space="preserve">” </w:t>
+      </w:r>
+      <w:proofErr w:type="spellStart"/>
+      <w:r>
+        <w:rPr>
+          <w:lang w:val="en-US"/>
+        </w:rPr>
+        <w:t>Herri</w:t>
+      </w:r>
+      <w:r>
+        <w:rPr>
+          <w:lang w:val="en-US"/>
+        </w:rPr>
+        <w:t>a</w:t>
+      </w:r>
+      <w:r>
+        <w:rPr>
+          <w:lang w:val="en-US"/>
+        </w:rPr>
+        <w:t>r</w:t>
+      </w:r>
+      <w:proofErr w:type="spellEnd"/>
+      <w:r>
+        <w:rPr>
+          <w:lang w:val="en-US"/>
+        </w:rPr>
+        <w:t xml:space="preserve"> replied, a glimmer in her eye flaring up as he spoke, just to her, in her thoughts.</w:t>
+      </w:r>
+    </w:p>
+    <w:p>
+      <w:pPr>
+        <w:ind w:firstLine="708"/>
+        <w:jc w:val="both"/>
+        <w:rPr>
+          <w:lang w:val="en-US"/>
+        </w:rPr>
+      </w:pPr>
+      <w:r>
+        <w:rPr>
+          <w:lang w:val="en-US"/>
+        </w:rPr>
+        <w:t xml:space="preserve">This was the core of their </w:t>
+      </w:r>
+      <w:proofErr w:type="spellStart"/>
+      <w:r>
+        <w:rPr>
+          <w:lang w:val="en-US"/>
+        </w:rPr>
+        <w:t>Soulstice</w:t>
+      </w:r>
+      <w:proofErr w:type="spellEnd"/>
+      <w:r>
+        <w:rPr>
+          <w:lang w:val="en-US"/>
+        </w:rPr>
+        <w:t xml:space="preserve"> pairing, a dead soul as Stice and a living host as </w:t>
+      </w:r>
+      <w:bookmarkStart w:id="0" w:name="_Hlk223896957"/>
+      <w:r>
+        <w:rPr>
+          <w:lang w:val="en-US"/>
+        </w:rPr>
+        <w:t>Harmonist</w:t>
+      </w:r>
+      <w:bookmarkEnd w:id="0"/>
+      <w:r>
+        <w:rPr>
+          <w:lang w:val="en-US"/>
+        </w:rPr>
+        <w:t xml:space="preserve"> </w:t>
+      </w:r>
+      <w:r>
+        <w:rPr>
+          <w:lang w:val="en-US"/>
+        </w:rPr>
+        <w:t>creating beautiful art</w:t>
+      </w:r>
+      <w:r>
+        <w:rPr>
+          <w:lang w:val="en-US"/>
+        </w:rPr>
+        <w:t xml:space="preserve"> with a single body</w:t>
+      </w:r>
+      <w:r>
+        <w:rPr>
+          <w:lang w:val="en-US"/>
+        </w:rPr>
+        <w:t>. Here, the one of winning in a flash, so fast no one had seen it coming. Most people would call</w:t>
+      </w:r>
+      <w:r>
+        <w:rPr>
+          <w:lang w:val="en-US"/>
+        </w:rPr>
+        <w:t xml:space="preserve"> </w:t>
+      </w:r>
+      <w:proofErr w:type="spellStart"/>
+      <w:r>
+        <w:rPr>
+          <w:lang w:val="en-US"/>
+        </w:rPr>
+        <w:t>Aikstice</w:t>
+      </w:r>
+      <w:proofErr w:type="spellEnd"/>
+      <w:r>
+        <w:rPr>
+          <w:lang w:val="en-US"/>
+        </w:rPr>
+        <w:t>, the</w:t>
+      </w:r>
+      <w:r>
+        <w:rPr>
+          <w:lang w:val="en-US"/>
+        </w:rPr>
+        <w:t xml:space="preserve"> </w:t>
+      </w:r>
+      <w:proofErr w:type="spellStart"/>
+      <w:r>
+        <w:rPr>
+          <w:lang w:val="en-US"/>
+        </w:rPr>
+        <w:t>Soulstice</w:t>
+      </w:r>
+      <w:proofErr w:type="spellEnd"/>
+      <w:r>
+        <w:rPr>
+          <w:lang w:val="en-US"/>
+        </w:rPr>
+        <w:t xml:space="preserve"> of body and self</w:t>
+      </w:r>
+      <w:r>
+        <w:rPr>
+          <w:lang w:val="en-US"/>
+        </w:rPr>
+        <w:t xml:space="preserve">, the most useless of </w:t>
+      </w:r>
+      <w:r>
+        <w:rPr>
+          <w:lang w:val="en-US"/>
+        </w:rPr>
+        <w:t>the many</w:t>
+      </w:r>
+      <w:r>
+        <w:rPr>
+          <w:lang w:val="en-US"/>
+        </w:rPr>
+        <w:t xml:space="preserve"> </w:t>
+      </w:r>
+      <w:r>
+        <w:rPr>
+          <w:lang w:val="en-US"/>
+        </w:rPr>
+        <w:t>powers</w:t>
+      </w:r>
+      <w:r>
+        <w:rPr>
+          <w:lang w:val="en-US"/>
+        </w:rPr>
+        <w:t xml:space="preserve">, </w:t>
+      </w:r>
+      <w:r>
+        <w:rPr>
+          <w:lang w:val="en-US"/>
+        </w:rPr>
+        <w:t>not like</w:t>
+      </w:r>
+      <w:r>
+        <w:rPr>
+          <w:lang w:val="en-US"/>
+        </w:rPr>
+        <w:t xml:space="preserve"> </w:t>
+      </w:r>
+      <w:r>
+        <w:rPr>
+          <w:lang w:val="en-US"/>
+        </w:rPr>
+        <w:t>manipulating</w:t>
+      </w:r>
+      <w:r>
+        <w:rPr>
+          <w:lang w:val="en-US"/>
+        </w:rPr>
+        <w:t xml:space="preserve"> </w:t>
+      </w:r>
+      <w:r>
+        <w:rPr>
+          <w:lang w:val="en-US"/>
+        </w:rPr>
+        <w:t>earth</w:t>
+      </w:r>
+      <w:r>
+        <w:rPr>
+          <w:lang w:val="en-US"/>
+        </w:rPr>
+        <w:t xml:space="preserve"> or steel </w:t>
+      </w:r>
+      <w:r>
+        <w:rPr>
+          <w:lang w:val="en-US"/>
+        </w:rPr>
+        <w:t>that was way</w:t>
+      </w:r>
+      <w:r>
+        <w:rPr>
+          <w:lang w:val="en-US"/>
+        </w:rPr>
+        <w:t xml:space="preserve"> more destructive</w:t>
+      </w:r>
+      <w:r>
+        <w:rPr>
+          <w:lang w:val="en-US"/>
+        </w:rPr>
+        <w:t xml:space="preserve"> and practical</w:t>
+      </w:r>
+      <w:r>
+        <w:rPr>
+          <w:lang w:val="en-US"/>
+        </w:rPr>
+        <w:t>. But then</w:t>
+      </w:r>
+      <w:r>
+        <w:rPr>
+          <w:lang w:val="en-US"/>
+        </w:rPr>
+        <w:t>,</w:t>
+      </w:r>
+      <w:r>
+        <w:rPr>
+          <w:lang w:val="en-US"/>
+        </w:rPr>
+        <w:t xml:space="preserve"> most had not met Camille</w:t>
+      </w:r>
+      <w:r>
+        <w:rPr>
+          <w:lang w:val="en-US"/>
+        </w:rPr>
+        <w:t xml:space="preserve"> and what she </w:t>
+      </w:r>
+      <w:r>
+        <w:rPr>
+          <w:lang w:val="en-US"/>
+        </w:rPr>
+        <w:t xml:space="preserve">usually </w:t>
+      </w:r>
+      <w:r>
+        <w:rPr>
+          <w:lang w:val="en-US"/>
+        </w:rPr>
+        <w:t>left in her wake</w:t>
+      </w:r>
+      <w:r>
+        <w:rPr>
+          <w:lang w:val="en-US"/>
+        </w:rPr>
+        <w:t>.</w:t>
+      </w:r>
+    </w:p>
+    <w:p>
+      <w:pPr>
+        <w:ind w:firstLine="708"/>
+        <w:jc w:val="both"/>
+        <w:rPr>
+          <w:lang w:val="en-US"/>
+        </w:rPr>
+      </w:pPr>
+      <w:r>
+        <w:rPr>
+          <w:lang w:val="en-US"/>
+        </w:rPr>
+        <w:lastRenderedPageBreak/>
+        <w:t>Her stomach grumbled and she pulled out a metal tube</w:t>
+      </w:r>
+      <w:r>
+        <w:rPr>
+          <w:lang w:val="en-US"/>
+        </w:rPr>
+        <w:t xml:space="preserve"> from her </w:t>
+      </w:r>
+      <w:r>
+        <w:rPr>
+          <w:lang w:val="en-US"/>
+        </w:rPr>
+        <w:t>belt</w:t>
+      </w:r>
+      <w:r>
+        <w:rPr>
+          <w:lang w:val="en-US"/>
+        </w:rPr>
+        <w:t>,</w:t>
+      </w:r>
+      <w:r>
+        <w:rPr>
+          <w:lang w:val="en-US"/>
+        </w:rPr>
+        <w:t xml:space="preserve"> careful in her movements, which were a crawl to her still heightened senses. She</w:t>
+      </w:r>
+      <w:r>
+        <w:rPr>
+          <w:lang w:val="en-US"/>
+        </w:rPr>
+        <w:t xml:space="preserve"> popped it open, and let a </w:t>
+      </w:r>
+      <w:r>
+        <w:rPr>
+          <w:lang w:val="en-US"/>
+        </w:rPr>
+        <w:t xml:space="preserve">mushy </w:t>
+      </w:r>
+      <w:r>
+        <w:rPr>
+          <w:lang w:val="en-US"/>
+        </w:rPr>
+        <w:t xml:space="preserve">ball of corn, </w:t>
+      </w:r>
+      <w:r>
+        <w:rPr>
+          <w:lang w:val="en-US"/>
+        </w:rPr>
+        <w:t>sugar,</w:t>
+      </w:r>
+      <w:r>
+        <w:rPr>
+          <w:lang w:val="en-US"/>
+        </w:rPr>
+        <w:t xml:space="preserve"> and fat roll onto her hand, before she greedily swallowed it</w:t>
+      </w:r>
+      <w:r>
+        <w:rPr>
+          <w:lang w:val="en-US"/>
+        </w:rPr>
+        <w:t>,</w:t>
+      </w:r>
+      <w:r>
+        <w:rPr>
+          <w:lang w:val="en-US"/>
+        </w:rPr>
+        <w:t xml:space="preserve"> chewing fast</w:t>
+      </w:r>
+      <w:r>
+        <w:rPr>
+          <w:lang w:val="en-US"/>
+        </w:rPr>
+        <w:t xml:space="preserve">, as if her teeth were chattering from the cold of the </w:t>
+      </w:r>
+      <w:r>
+        <w:rPr>
+          <w:lang w:val="en-US"/>
+        </w:rPr>
+        <w:t>d</w:t>
+      </w:r>
+      <w:r>
+        <w:rPr>
+          <w:lang w:val="en-US"/>
+        </w:rPr>
+        <w:t>arkness,</w:t>
+      </w:r>
+      <w:r>
+        <w:rPr>
+          <w:lang w:val="en-US"/>
+        </w:rPr>
+        <w:t xml:space="preserve"> and</w:t>
+      </w:r>
+      <w:r>
+        <w:rPr>
+          <w:lang w:val="en-US"/>
+        </w:rPr>
+        <w:t xml:space="preserve"> licking of crumps from her palm</w:t>
+      </w:r>
+      <w:r>
+        <w:rPr>
+          <w:lang w:val="en-US"/>
+        </w:rPr>
+        <w:t>.</w:t>
+      </w:r>
+    </w:p>
+    <w:p>
+      <w:pPr>
+        <w:ind w:firstLine="708"/>
+        <w:jc w:val="both"/>
+        <w:rPr>
+          <w:lang w:val="en-US"/>
+        </w:rPr>
+      </w:pPr>
+      <w:r>
+        <w:rPr>
+          <w:lang w:val="en-US"/>
+        </w:rPr>
+        <w:t xml:space="preserve">“Ugh, I can never understand how you can eat that,” </w:t>
+      </w:r>
+      <w:proofErr w:type="spellStart"/>
+      <w:r>
+        <w:rPr>
+          <w:lang w:val="en-US"/>
+        </w:rPr>
+        <w:t>Herriar</w:t>
+      </w:r>
+      <w:proofErr w:type="spellEnd"/>
+      <w:r>
+        <w:rPr>
+          <w:lang w:val="en-US"/>
+        </w:rPr>
+        <w:t xml:space="preserve"> grumbled, “I can taste it too, you know.”</w:t>
+      </w:r>
+    </w:p>
+    <w:p>
+      <w:pPr>
+        <w:ind w:firstLine="708"/>
+        <w:jc w:val="both"/>
+        <w:rPr>
+          <w:lang w:val="en-US"/>
+        </w:rPr>
+      </w:pPr>
+      <w:r>
+        <w:rPr>
+          <w:lang w:val="en-US"/>
+        </w:rPr>
+        <w:t>“I have to fill up after using a Melody,” Camille thought,</w:t>
+      </w:r>
+      <w:r>
+        <w:rPr>
+          <w:lang w:val="en-US"/>
+        </w:rPr>
+        <w:t xml:space="preserve"> her powers slowly waving, her body back to normal,</w:t>
+      </w:r>
+      <w:r>
+        <w:rPr>
+          <w:lang w:val="en-US"/>
+        </w:rPr>
+        <w:t xml:space="preserve"> “</w:t>
+      </w:r>
+      <w:r>
+        <w:rPr>
+          <w:lang w:val="en-US"/>
+        </w:rPr>
+        <w:t>especially this one. It enhances the speed of everything my body does</w:t>
+      </w:r>
+      <w:r>
+        <w:rPr>
+          <w:lang w:val="en-US"/>
+        </w:rPr>
+        <w:t>, so I get extra hungry</w:t>
+      </w:r>
+      <w:r>
+        <w:rPr>
+          <w:lang w:val="en-US"/>
+        </w:rPr>
+        <w:t>. Well, there is</w:t>
+      </w:r>
+      <w:r>
+        <w:rPr>
+          <w:lang w:val="en-US"/>
+        </w:rPr>
+        <w:t xml:space="preserve"> nothing better than a homemade snack.”</w:t>
+      </w:r>
+    </w:p>
+    <w:p>
+      <w:pPr>
+        <w:ind w:firstLine="708"/>
+        <w:jc w:val="both"/>
+        <w:rPr>
+          <w:lang w:val="en-US"/>
+        </w:rPr>
+      </w:pPr>
+      <w:r>
+        <w:rPr>
+          <w:lang w:val="en-US"/>
+        </w:rPr>
+        <w:t xml:space="preserve">Camille picked up her cloak from the nearby bush she had tossed it on, feeling the dry and welcome warmth. </w:t>
+      </w:r>
+      <w:r>
+        <w:rPr>
+          <w:lang w:val="en-US"/>
+        </w:rPr>
+        <w:t xml:space="preserve">She </w:t>
+      </w:r>
+      <w:r>
+        <w:rPr>
+          <w:lang w:val="en-US"/>
+        </w:rPr>
+        <w:t xml:space="preserve">still </w:t>
+      </w:r>
+      <w:r>
+        <w:rPr>
+          <w:lang w:val="en-US"/>
+        </w:rPr>
+        <w:t>chewed on her ball full of calories</w:t>
+      </w:r>
+      <w:r>
+        <w:rPr>
+          <w:lang w:val="en-US"/>
+        </w:rPr>
+        <w:t xml:space="preserve"> with a drying mouth</w:t>
+      </w:r>
+      <w:r>
+        <w:rPr>
+          <w:lang w:val="en-US"/>
+        </w:rPr>
+        <w:t xml:space="preserve">, while </w:t>
+      </w:r>
+      <w:proofErr w:type="spellStart"/>
+      <w:r>
+        <w:rPr>
+          <w:lang w:val="en-US"/>
+        </w:rPr>
+        <w:t>Herriar</w:t>
+      </w:r>
+      <w:proofErr w:type="spellEnd"/>
+      <w:r>
+        <w:rPr>
+          <w:lang w:val="en-US"/>
+        </w:rPr>
+        <w:t xml:space="preserve"> imitated belching,</w:t>
+      </w:r>
+      <w:r>
+        <w:rPr>
+          <w:lang w:val="en-US"/>
+        </w:rPr>
+        <w:t xml:space="preserve"> as she surveyed the battlefield. The </w:t>
+      </w:r>
+      <w:r>
+        <w:rPr>
+          <w:lang w:val="en-US"/>
+        </w:rPr>
+        <w:t xml:space="preserve">target’s </w:t>
+      </w:r>
+      <w:r>
+        <w:rPr>
+          <w:lang w:val="en-US"/>
+        </w:rPr>
+        <w:t>wagon and its coachman w</w:t>
+      </w:r>
+      <w:r>
+        <w:rPr>
+          <w:lang w:val="en-US"/>
+        </w:rPr>
+        <w:t>ere</w:t>
+      </w:r>
+      <w:r>
+        <w:rPr>
+          <w:lang w:val="en-US"/>
+        </w:rPr>
+        <w:t xml:space="preserve"> still standing, as were </w:t>
+      </w:r>
+      <w:proofErr w:type="spellStart"/>
+      <w:r>
+        <w:rPr>
+          <w:lang w:val="en-US"/>
+        </w:rPr>
+        <w:t>Darior</w:t>
+      </w:r>
+      <w:proofErr w:type="spellEnd"/>
+      <w:r>
+        <w:rPr>
+          <w:lang w:val="en-US"/>
+        </w:rPr>
+        <w:t xml:space="preserve"> and </w:t>
+      </w:r>
+      <w:proofErr w:type="spellStart"/>
+      <w:r>
+        <w:rPr>
+          <w:lang w:val="en-US"/>
+        </w:rPr>
+        <w:t>Clevar</w:t>
+      </w:r>
+      <w:proofErr w:type="spellEnd"/>
+      <w:r>
+        <w:rPr>
+          <w:lang w:val="en-US"/>
+        </w:rPr>
+        <w:t xml:space="preserve">, who had just finished off a few more foes. </w:t>
+      </w:r>
+      <w:proofErr w:type="spellStart"/>
+      <w:r>
+        <w:rPr>
+          <w:lang w:val="en-US"/>
+        </w:rPr>
+        <w:t>Darior</w:t>
+      </w:r>
+      <w:proofErr w:type="spellEnd"/>
+      <w:r>
+        <w:rPr>
+          <w:lang w:val="en-US"/>
+        </w:rPr>
+        <w:t xml:space="preserve"> looked around too, holding his gaze on the</w:t>
+      </w:r>
+      <w:r>
+        <w:rPr>
+          <w:lang w:val="en-US"/>
+        </w:rPr>
+        <w:t xml:space="preserve"> second</w:t>
+      </w:r>
+      <w:r>
+        <w:rPr>
+          <w:lang w:val="en-US"/>
+        </w:rPr>
+        <w:t xml:space="preserve"> wagon, then her, and came strutting over in an angry mood</w:t>
+      </w:r>
+      <w:r>
+        <w:rPr>
+          <w:lang w:val="en-US"/>
+        </w:rPr>
+        <w:t xml:space="preserve"> in his steely armor that begun to melt away around him</w:t>
+      </w:r>
+      <w:r>
+        <w:rPr>
+          <w:lang w:val="en-US"/>
+        </w:rPr>
+        <w:t>.</w:t>
+      </w:r>
+    </w:p>
+    <w:p>
+      <w:pPr>
+        <w:ind w:firstLine="708"/>
+        <w:jc w:val="both"/>
+        <w:rPr>
+          <w:lang w:val="en-US"/>
+        </w:rPr>
+      </w:pPr>
+      <w:r>
+        <w:rPr>
+          <w:lang w:val="en-US"/>
+        </w:rPr>
+        <w:t xml:space="preserve">“What’s gotten </w:t>
+      </w:r>
+      <w:r>
+        <w:rPr>
+          <w:lang w:val="en-US"/>
+        </w:rPr>
+        <w:t>in</w:t>
+      </w:r>
+      <w:r>
+        <w:rPr>
+          <w:lang w:val="en-US"/>
+        </w:rPr>
+        <w:t xml:space="preserve">to him?” Camille thought, “has darkness </w:t>
+      </w:r>
+      <w:r>
+        <w:rPr>
+          <w:lang w:val="en-US"/>
+        </w:rPr>
+        <w:t>enveloped</w:t>
+      </w:r>
+      <w:r>
+        <w:rPr>
+          <w:lang w:val="en-US"/>
+        </w:rPr>
+        <w:t xml:space="preserve"> him?”</w:t>
+      </w:r>
+    </w:p>
+    <w:p>
+      <w:pPr>
+        <w:ind w:firstLine="708"/>
+        <w:jc w:val="both"/>
+        <w:rPr>
+          <w:lang w:val="en-US"/>
+        </w:rPr>
+      </w:pPr>
+      <w:r>
+        <w:rPr>
+          <w:lang w:val="en-US"/>
+        </w:rPr>
+        <w:t>“Uh oh,” Harrier said, “take a closer look at the wagon.”</w:t>
+      </w:r>
+    </w:p>
+    <w:p>
+      <w:pPr>
+        <w:ind w:firstLine="708"/>
+        <w:jc w:val="both"/>
+        <w:rPr>
+          <w:lang w:val="en-US"/>
+        </w:rPr>
+      </w:pPr>
+      <w:r>
+        <w:rPr>
+          <w:lang w:val="en-US"/>
+        </w:rPr>
+        <w:t>Camille took a step to the left, peering around</w:t>
+      </w:r>
+      <w:r>
+        <w:rPr>
+          <w:lang w:val="en-US"/>
+        </w:rPr>
+        <w:t xml:space="preserve"> </w:t>
+      </w:r>
+      <w:proofErr w:type="spellStart"/>
+      <w:r>
+        <w:rPr>
+          <w:lang w:val="en-US"/>
+        </w:rPr>
+        <w:t>Darior</w:t>
+      </w:r>
+      <w:proofErr w:type="spellEnd"/>
+      <w:r>
+        <w:rPr>
+          <w:lang w:val="en-US"/>
+        </w:rPr>
+        <w:t>. Nothing amiss, no one seemed hurt, no wagon toppled over, no mules drove off. Then she looked past</w:t>
+      </w:r>
+      <w:r>
+        <w:rPr>
+          <w:lang w:val="en-US"/>
+        </w:rPr>
+        <w:t xml:space="preserve"> the</w:t>
+      </w:r>
+      <w:r>
+        <w:rPr>
+          <w:lang w:val="en-US"/>
+        </w:rPr>
+        <w:t xml:space="preserve"> first wagon and the second’s</w:t>
+      </w:r>
+      <w:r>
+        <w:rPr>
+          <w:lang w:val="en-US"/>
+        </w:rPr>
+        <w:t xml:space="preserve"> coachmen, who seemed awfully frightened, and spotted it. Their target, a woman of officiary birth, lay in a heap, unmoving. Dead.</w:t>
+      </w:r>
+      <w:r>
+        <w:rPr>
+          <w:lang w:val="en-US"/>
+        </w:rPr>
+        <w:t xml:space="preserve"> </w:t>
+      </w:r>
+      <w:r>
+        <w:rPr>
+          <w:lang w:val="en-US"/>
+        </w:rPr>
+        <w:t xml:space="preserve">The only casualty. </w:t>
+      </w:r>
+      <w:r>
+        <w:rPr>
+          <w:lang w:val="en-US"/>
+        </w:rPr>
+        <w:t>Shit!</w:t>
+      </w:r>
+    </w:p>
+    <w:p>
+      <w:pPr>
+        <w:ind w:firstLine="708"/>
+        <w:jc w:val="both"/>
+        <w:rPr>
+          <w:lang w:val="en-US"/>
+        </w:rPr>
+      </w:pPr>
+      <w:r>
+        <w:rPr>
+          <w:lang w:val="en-US"/>
+        </w:rPr>
+        <w:t xml:space="preserve">“Well, </w:t>
+      </w:r>
+      <w:r>
+        <w:rPr>
+          <w:lang w:val="en-US"/>
+        </w:rPr>
+        <w:t>d</w:t>
+      </w:r>
+      <w:r>
+        <w:rPr>
+          <w:lang w:val="en-US"/>
+        </w:rPr>
+        <w:t xml:space="preserve">arkness </w:t>
+      </w:r>
+      <w:proofErr w:type="gramStart"/>
+      <w:r>
+        <w:rPr>
+          <w:lang w:val="en-US"/>
+        </w:rPr>
+        <w:t>take</w:t>
+      </w:r>
+      <w:proofErr w:type="gramEnd"/>
+      <w:r>
+        <w:rPr>
+          <w:lang w:val="en-US"/>
+        </w:rPr>
+        <w:t xml:space="preserve"> me. Job botched. Again.” Thought Camille</w:t>
+      </w:r>
+      <w:r>
+        <w:rPr>
+          <w:lang w:val="en-US"/>
+        </w:rPr>
+        <w:t xml:space="preserve"> in a flash of anger</w:t>
+      </w:r>
+      <w:r>
+        <w:rPr>
+          <w:lang w:val="en-US"/>
+        </w:rPr>
+        <w:t xml:space="preserve"> at</w:t>
+      </w:r>
+      <w:r>
+        <w:rPr>
+          <w:lang w:val="en-US"/>
+        </w:rPr>
+        <w:t xml:space="preserve"> everyone present.</w:t>
+      </w:r>
+      <w:r>
+        <w:rPr>
+          <w:lang w:val="en-US"/>
+        </w:rPr>
+        <w:t xml:space="preserve"> </w:t>
+      </w:r>
+      <w:r>
+        <w:rPr>
+          <w:lang w:val="en-US"/>
+        </w:rPr>
+        <w:t>W</w:t>
+      </w:r>
+      <w:r>
+        <w:rPr>
+          <w:lang w:val="en-US"/>
+        </w:rPr>
+        <w:t>hile she prepared for the fallout of her negligence,</w:t>
+      </w:r>
+      <w:r>
+        <w:rPr>
+          <w:lang w:val="en-US"/>
+        </w:rPr>
+        <w:t xml:space="preserve"> she was hastily</w:t>
+      </w:r>
+      <w:r>
+        <w:rPr>
+          <w:lang w:val="en-US"/>
+        </w:rPr>
+        <w:t xml:space="preserve"> getting out her chalkboard</w:t>
+      </w:r>
+      <w:r>
+        <w:rPr>
+          <w:lang w:val="en-US"/>
+        </w:rPr>
+        <w:t xml:space="preserve"> to write down… what?</w:t>
+      </w:r>
+    </w:p>
+    <w:p>
+      <w:pPr>
+        <w:ind w:firstLine="708"/>
+        <w:jc w:val="both"/>
+        <w:rPr>
+          <w:lang w:val="en-US"/>
+        </w:rPr>
+      </w:pPr>
+      <w:r>
+        <w:rPr>
+          <w:lang w:val="en-US"/>
+        </w:rPr>
+        <w:t xml:space="preserve">“One order!” </w:t>
+      </w:r>
+      <w:proofErr w:type="spellStart"/>
+      <w:r>
+        <w:rPr>
+          <w:lang w:val="en-US"/>
+        </w:rPr>
+        <w:t>Darior</w:t>
+      </w:r>
+      <w:proofErr w:type="spellEnd"/>
+      <w:r>
+        <w:rPr>
+          <w:lang w:val="en-US"/>
+        </w:rPr>
+        <w:t xml:space="preserve"> screamed</w:t>
+      </w:r>
+      <w:r>
+        <w:rPr>
+          <w:lang w:val="en-US"/>
+        </w:rPr>
+        <w:t xml:space="preserve"> in a gruff voice</w:t>
+      </w:r>
+      <w:r>
+        <w:rPr>
+          <w:lang w:val="en-US"/>
+        </w:rPr>
+        <w:t>, making Camille flinch,</w:t>
+      </w:r>
+      <w:r>
+        <w:rPr>
+          <w:lang w:val="en-US"/>
+        </w:rPr>
+        <w:t xml:space="preserve"> while he swung his long blade from left to right, blood </w:t>
+      </w:r>
+      <w:r>
+        <w:rPr>
+          <w:lang w:val="en-US"/>
+        </w:rPr>
+        <w:t xml:space="preserve">being soaked up by his </w:t>
+      </w:r>
+      <w:r>
+        <w:rPr>
+          <w:lang w:val="en-US"/>
+        </w:rPr>
+        <w:t xml:space="preserve">steel </w:t>
+      </w:r>
+      <w:r>
+        <w:rPr>
+          <w:lang w:val="en-US"/>
+        </w:rPr>
+        <w:t>blade,</w:t>
+      </w:r>
+      <w:r>
+        <w:rPr>
+          <w:lang w:val="en-US"/>
+        </w:rPr>
+        <w:t xml:space="preserve"> before he sheathed it.</w:t>
+      </w:r>
+      <w:r>
+        <w:rPr>
+          <w:lang w:val="en-US"/>
+        </w:rPr>
+        <w:t xml:space="preserve"> His lightly tanned face a grimace accentuated by his scarred lip.</w:t>
+      </w:r>
+      <w:r>
+        <w:rPr>
+          <w:lang w:val="en-US"/>
+        </w:rPr>
+        <w:t xml:space="preserve"> “One order and you still </w:t>
+      </w:r>
+      <w:proofErr w:type="gramStart"/>
+      <w:r>
+        <w:rPr>
+          <w:lang w:val="en-US"/>
+        </w:rPr>
+        <w:t>won’t</w:t>
+      </w:r>
+      <w:proofErr w:type="gramEnd"/>
+      <w:r>
+        <w:rPr>
+          <w:lang w:val="en-US"/>
+        </w:rPr>
+        <w:t xml:space="preserve"> listen.</w:t>
+      </w:r>
+      <w:r>
+        <w:rPr>
+          <w:lang w:val="en-US"/>
+        </w:rPr>
+        <w:t xml:space="preserve"> The </w:t>
+      </w:r>
+      <w:r>
+        <w:rPr>
+          <w:lang w:val="en-US"/>
+        </w:rPr>
+        <w:t>target is dead</w:t>
+      </w:r>
+      <w:r>
+        <w:rPr>
+          <w:lang w:val="en-US"/>
+        </w:rPr>
+        <w:t>.</w:t>
+      </w:r>
+      <w:r>
+        <w:rPr>
+          <w:lang w:val="en-US"/>
+        </w:rPr>
+        <w:t xml:space="preserve"> The jobs failed. Again. Because of you and your antics. What do you have to say- eh, write for yourself?”</w:t>
+      </w:r>
+    </w:p>
+    <w:p>
+      <w:pPr>
+        <w:ind w:firstLine="708"/>
+        <w:jc w:val="both"/>
+        <w:rPr>
+          <w:lang w:val="en-US"/>
+        </w:rPr>
+      </w:pPr>
+      <w:r>
+        <w:rPr>
+          <w:lang w:val="en-US"/>
+        </w:rPr>
+        <w:t xml:space="preserve">Camille </w:t>
+      </w:r>
+      <w:r>
+        <w:rPr>
+          <w:lang w:val="en-US"/>
+        </w:rPr>
+        <w:t>scribbled</w:t>
+      </w:r>
+      <w:r>
+        <w:rPr>
+          <w:lang w:val="en-US"/>
+        </w:rPr>
+        <w:t xml:space="preserve"> a few white words on a black board while the three thugs, and only those she faced, hobbled away towards darker skies. She ignored Herriar’s groaning, as she knew he would have used more convincing language. But even though she could not speak, he could not even hold a pen.</w:t>
+      </w:r>
+    </w:p>
+    <w:p>
+      <w:pPr>
+        <w:ind w:firstLine="708"/>
+        <w:jc w:val="center"/>
+        <w:rPr>
+          <w:lang w:val="en-US"/>
+        </w:rPr>
+      </w:pPr>
+      <w:r>
+        <w:rPr>
+          <w:lang w:val="en-US"/>
+        </w:rPr>
+        <w:t>“Sorry</w:t>
+      </w:r>
+    </w:p>
+    <w:p>
+      <w:pPr>
+        <w:ind w:firstLine="708"/>
+        <w:jc w:val="center"/>
+        <w:rPr>
+          <w:lang w:val="en-US"/>
+        </w:rPr>
+      </w:pPr>
+      <w:proofErr w:type="spellStart"/>
+      <w:proofErr w:type="gramStart"/>
+      <w:r>
+        <w:rPr>
+          <w:lang w:val="en-US"/>
+        </w:rPr>
+        <w:t>wont</w:t>
+      </w:r>
+      <w:proofErr w:type="spellEnd"/>
+      <w:proofErr w:type="gramEnd"/>
+      <w:r>
+        <w:rPr>
+          <w:lang w:val="en-US"/>
+        </w:rPr>
+        <w:t xml:space="preserve"> happen again”</w:t>
+      </w:r>
+    </w:p>
+    <w:p>
+      <w:pPr>
+        <w:ind w:firstLine="708"/>
+        <w:jc w:val="both"/>
+        <w:rPr>
+          <w:lang w:val="en-US"/>
+        </w:rPr>
+      </w:pPr>
+      <w:r>
+        <w:rPr>
+          <w:lang w:val="en-US"/>
+        </w:rPr>
+        <w:lastRenderedPageBreak/>
+        <w:t xml:space="preserve">She had written, turning over the board for </w:t>
+      </w:r>
+      <w:proofErr w:type="spellStart"/>
+      <w:r>
+        <w:rPr>
+          <w:lang w:val="en-US"/>
+        </w:rPr>
+        <w:t>Darior</w:t>
+      </w:r>
+      <w:proofErr w:type="spellEnd"/>
+      <w:r>
+        <w:rPr>
+          <w:lang w:val="en-US"/>
+        </w:rPr>
+        <w:t xml:space="preserve"> to see while giving off an apologetic smile of naivety.</w:t>
+      </w:r>
+      <w:r>
+        <w:rPr>
+          <w:lang w:val="en-US"/>
+        </w:rPr>
+        <w:t xml:space="preserve"> He gave one back as he read, bobbing back and forth on his heels before his demeanor suddenly changed and his fury came through.</w:t>
+      </w:r>
+    </w:p>
+    <w:p>
+      <w:pPr>
+        <w:ind w:firstLine="708"/>
+        <w:jc w:val="both"/>
+        <w:rPr>
+          <w:lang w:val="en-US"/>
+        </w:rPr>
+      </w:pPr>
+      <w:r>
+        <w:rPr>
+          <w:lang w:val="en-US"/>
+        </w:rPr>
+        <w:t>“Of course it won’t happen again,” he bellowed into her face, spittle shooting against Camille’s scrunched up face, “because you are out! Finally!”</w:t>
+      </w:r>
+    </w:p>
+    <w:p>
+      <w:pPr>
+        <w:ind w:firstLine="708"/>
+        <w:jc w:val="both"/>
+        <w:rPr>
+          <w:lang w:val="en-US"/>
+        </w:rPr>
+      </w:pPr>
+      <w:r>
+        <w:rPr>
+          <w:lang w:val="en-US"/>
+        </w:rPr>
+        <w:t xml:space="preserve">Camille turned her board around to find some excuse, but </w:t>
+      </w:r>
+      <w:proofErr w:type="spellStart"/>
+      <w:r>
+        <w:rPr>
+          <w:lang w:val="en-US"/>
+        </w:rPr>
+        <w:t>Darior</w:t>
+      </w:r>
+      <w:proofErr w:type="spellEnd"/>
+      <w:r>
+        <w:rPr>
+          <w:lang w:val="en-US"/>
+        </w:rPr>
+        <w:t xml:space="preserve"> snatched it from her hands and threw it into the mud</w:t>
+      </w:r>
+      <w:r>
+        <w:rPr>
+          <w:lang w:val="en-US"/>
+        </w:rPr>
+        <w:t>, make it stick with a wet squelch</w:t>
+      </w:r>
+      <w:r>
+        <w:rPr>
+          <w:lang w:val="en-US"/>
+        </w:rPr>
+        <w:t>. She looked after it in bewilderment, but he was not finished yet.</w:t>
+      </w:r>
+    </w:p>
+    <w:p>
+      <w:pPr>
+        <w:ind w:firstLine="708"/>
+        <w:jc w:val="both"/>
+        <w:rPr>
+          <w:lang w:val="en-US"/>
+        </w:rPr>
+      </w:pPr>
+      <w:r>
+        <w:rPr>
+          <w:lang w:val="en-US"/>
+        </w:rPr>
+        <w:t>“</w:t>
+      </w:r>
+      <w:proofErr w:type="spellStart"/>
+      <w:r>
+        <w:rPr>
+          <w:lang w:val="en-US"/>
+        </w:rPr>
+        <w:t>Clevar</w:t>
+      </w:r>
+      <w:proofErr w:type="spellEnd"/>
+      <w:r>
+        <w:rPr>
+          <w:lang w:val="en-US"/>
+        </w:rPr>
+        <w:t>, curse his fondness for your pale skin,</w:t>
+      </w:r>
+      <w:r>
+        <w:rPr>
+          <w:lang w:val="en-US"/>
+        </w:rPr>
+        <w:t xml:space="preserve"> always advocated for you,</w:t>
+      </w:r>
+      <w:r>
+        <w:rPr>
+          <w:lang w:val="en-US"/>
+        </w:rPr>
+        <w:t xml:space="preserve"> because he is an idiot.</w:t>
+      </w:r>
+      <w:r>
+        <w:rPr>
+          <w:lang w:val="en-US"/>
+        </w:rPr>
+        <w:t xml:space="preserve"> </w:t>
+      </w:r>
+      <w:r>
+        <w:rPr>
+          <w:lang w:val="en-US"/>
+        </w:rPr>
+        <w:t>So,</w:t>
+      </w:r>
+      <w:r>
+        <w:rPr>
+          <w:lang w:val="en-US"/>
+        </w:rPr>
+        <w:t xml:space="preserve"> I let things pass and slip</w:t>
+      </w:r>
+      <w:r>
+        <w:rPr>
+          <w:lang w:val="en-US"/>
+        </w:rPr>
+        <w:t xml:space="preserve"> in the past</w:t>
+      </w:r>
+      <w:r>
+        <w:rPr>
+          <w:lang w:val="en-US"/>
+        </w:rPr>
+        <w:t>, that not many others would have. But, by the seven gods, this is the end of the line. You did some good at least</w:t>
+      </w:r>
+      <w:r>
+        <w:rPr>
+          <w:lang w:val="en-US"/>
+        </w:rPr>
+        <w:t xml:space="preserve"> in this group</w:t>
+      </w:r>
+      <w:r>
+        <w:rPr>
+          <w:lang w:val="en-US"/>
+        </w:rPr>
+        <w:t xml:space="preserve">, but even saving my live, like you did six </w:t>
+      </w:r>
+      <w:r>
+        <w:rPr>
+          <w:lang w:val="en-US"/>
+        </w:rPr>
+        <w:t xml:space="preserve">holy </w:t>
+      </w:r>
+      <w:r>
+        <w:rPr>
+          <w:lang w:val="en-US"/>
+        </w:rPr>
+        <w:t xml:space="preserve">blessings ago, </w:t>
+      </w:r>
+      <w:proofErr w:type="gramStart"/>
+      <w:r>
+        <w:rPr>
+          <w:lang w:val="en-US"/>
+        </w:rPr>
+        <w:t>won’t</w:t>
+      </w:r>
+      <w:proofErr w:type="gramEnd"/>
+      <w:r>
+        <w:rPr>
+          <w:lang w:val="en-US"/>
+        </w:rPr>
+        <w:t xml:space="preserve"> help. That favor is used up since the last failure</w:t>
+      </w:r>
+      <w:r>
+        <w:rPr>
+          <w:lang w:val="en-US"/>
+        </w:rPr>
+        <w:t xml:space="preserve"> at </w:t>
+      </w:r>
+      <w:proofErr w:type="spellStart"/>
+      <w:r>
+        <w:rPr>
+          <w:lang w:val="en-US"/>
+        </w:rPr>
+        <w:t>Shadesprings</w:t>
+      </w:r>
+      <w:proofErr w:type="spellEnd"/>
+      <w:r>
+        <w:rPr>
+          <w:lang w:val="en-US"/>
+        </w:rPr>
+        <w:t xml:space="preserve"> already.</w:t>
+      </w:r>
+      <w:r>
+        <w:rPr>
+          <w:lang w:val="en-US"/>
+        </w:rPr>
+        <w:t>”</w:t>
+      </w:r>
+    </w:p>
+    <w:p>
+      <w:pPr>
+        <w:ind w:firstLine="708"/>
+        <w:jc w:val="both"/>
+        <w:rPr>
+          <w:lang w:val="en-US"/>
+        </w:rPr>
+      </w:pPr>
+      <w:proofErr w:type="spellStart"/>
+      <w:r>
+        <w:rPr>
+          <w:lang w:val="en-US"/>
+        </w:rPr>
+        <w:t>Darior</w:t>
+      </w:r>
+      <w:proofErr w:type="spellEnd"/>
+      <w:r>
+        <w:rPr>
+          <w:lang w:val="en-US"/>
+        </w:rPr>
+        <w:t xml:space="preserve"> kept on for a while, Camille stopping to listen mid-way through</w:t>
+      </w:r>
+      <w:r>
+        <w:rPr>
+          <w:lang w:val="en-US"/>
+        </w:rPr>
+        <w:t xml:space="preserve">, his voice transforming into the calm crash of </w:t>
+      </w:r>
+      <w:r>
+        <w:rPr>
+          <w:lang w:val="en-US"/>
+        </w:rPr>
+        <w:t xml:space="preserve">hot </w:t>
+      </w:r>
+      <w:r>
+        <w:rPr>
+          <w:lang w:val="en-US"/>
+        </w:rPr>
+        <w:t>ocean waves</w:t>
+      </w:r>
+      <w:r>
+        <w:rPr>
+          <w:lang w:val="en-US"/>
+        </w:rPr>
+        <w:t xml:space="preserve">. </w:t>
+      </w:r>
+      <w:proofErr w:type="gramStart"/>
+      <w:r>
+        <w:rPr>
+          <w:lang w:val="en-US"/>
+        </w:rPr>
+        <w:t>Didn’t</w:t>
+      </w:r>
+      <w:proofErr w:type="gramEnd"/>
+      <w:r>
+        <w:rPr>
+          <w:lang w:val="en-US"/>
+        </w:rPr>
+        <w:t xml:space="preserve"> matter for anything</w:t>
+      </w:r>
+      <w:r>
+        <w:rPr>
+          <w:lang w:val="en-US"/>
+        </w:rPr>
+        <w:t xml:space="preserve"> anyways</w:t>
+      </w:r>
+      <w:r>
+        <w:rPr>
+          <w:lang w:val="en-US"/>
+        </w:rPr>
+        <w:t xml:space="preserve">. The only sad thing that the </w:t>
+      </w:r>
+      <w:bookmarkStart w:id="1" w:name="_Hlk223550200"/>
+      <w:proofErr w:type="spellStart"/>
+      <w:r>
+        <w:rPr>
+          <w:lang w:val="en-US"/>
+        </w:rPr>
+        <w:t>Bureaucratess</w:t>
+      </w:r>
+      <w:proofErr w:type="spellEnd"/>
+      <w:r>
+        <w:rPr>
+          <w:lang w:val="en-US"/>
+        </w:rPr>
+        <w:t xml:space="preserve"> Nalli </w:t>
+      </w:r>
+      <w:bookmarkEnd w:id="1"/>
+      <w:r>
+        <w:rPr>
+          <w:lang w:val="en-US"/>
+        </w:rPr>
+        <w:t>was dead, they had some quite fun talks during the trip to</w:t>
+      </w:r>
+      <w:r>
+        <w:rPr>
+          <w:lang w:val="en-US"/>
+        </w:rPr>
+        <w:t xml:space="preserve"> the city of</w:t>
+      </w:r>
+      <w:r>
+        <w:rPr>
+          <w:lang w:val="en-US"/>
+        </w:rPr>
+        <w:t xml:space="preserve"> Asarat’s Peak which was only a day away.</w:t>
+      </w:r>
+      <w:r>
+        <w:rPr>
+          <w:lang w:val="en-US"/>
+        </w:rPr>
+        <w:t xml:space="preserve"> But you should not get too attached or intimate with targets anyway. They had to be protected for a reason, and sometimes…</w:t>
+      </w:r>
+      <w:r>
+        <w:rPr>
+          <w:lang w:val="en-US"/>
+        </w:rPr>
+        <w:t xml:space="preserve"> Camille peaked behind an agitated </w:t>
+      </w:r>
+      <w:proofErr w:type="spellStart"/>
+      <w:r>
+        <w:rPr>
+          <w:lang w:val="en-US"/>
+        </w:rPr>
+        <w:t>Darior</w:t>
+      </w:r>
+      <w:proofErr w:type="spellEnd"/>
+      <w:r>
+        <w:rPr>
+          <w:lang w:val="en-US"/>
+        </w:rPr>
+        <w:t xml:space="preserve">, trying to get a last look at the carnage, when she spotted movement. Not only from </w:t>
+      </w:r>
+      <w:proofErr w:type="spellStart"/>
+      <w:r>
+        <w:rPr>
+          <w:lang w:val="en-US"/>
+        </w:rPr>
+        <w:t>Clevar</w:t>
+      </w:r>
+      <w:proofErr w:type="spellEnd"/>
+      <w:r>
+        <w:rPr>
+          <w:lang w:val="en-US"/>
+        </w:rPr>
+        <w:t xml:space="preserve"> throwing up </w:t>
+      </w:r>
+      <w:r>
+        <w:rPr>
+          <w:lang w:val="en-US"/>
+        </w:rPr>
+        <w:t xml:space="preserve">his dark </w:t>
+      </w:r>
+      <w:r>
+        <w:rPr>
+          <w:lang w:val="en-US"/>
+        </w:rPr>
+        <w:t>hands in annoyance</w:t>
+      </w:r>
+      <w:r>
+        <w:rPr>
+          <w:lang w:val="en-US"/>
+        </w:rPr>
+        <w:t xml:space="preserve"> at seeing the dead target</w:t>
+      </w:r>
+      <w:r>
+        <w:rPr>
+          <w:lang w:val="en-US"/>
+        </w:rPr>
+        <w:t>, but some not so dead bandit drawing a knife</w:t>
+      </w:r>
+      <w:r>
+        <w:rPr>
+          <w:lang w:val="en-US"/>
+        </w:rPr>
+        <w:t xml:space="preserve"> from his boot</w:t>
+      </w:r>
+      <w:r>
+        <w:rPr>
+          <w:lang w:val="en-US"/>
+        </w:rPr>
+        <w:t>.</w:t>
+      </w:r>
+    </w:p>
+    <w:p>
+      <w:pPr>
+        <w:ind w:firstLine="708"/>
+        <w:jc w:val="both"/>
+        <w:rPr>
+          <w:lang w:val="en-US"/>
+        </w:rPr>
+      </w:pPr>
+      <w:r>
+        <w:rPr>
+          <w:lang w:val="en-US"/>
+        </w:rPr>
+        <w:t xml:space="preserve">“Watch out!” </w:t>
+      </w:r>
+      <w:proofErr w:type="spellStart"/>
+      <w:r>
+        <w:rPr>
+          <w:lang w:val="en-US"/>
+        </w:rPr>
+        <w:t>Clevar</w:t>
+      </w:r>
+      <w:proofErr w:type="spellEnd"/>
+      <w:r>
+        <w:rPr>
+          <w:lang w:val="en-US"/>
+        </w:rPr>
+        <w:t xml:space="preserve"> shouted</w:t>
+      </w:r>
+      <w:r>
+        <w:rPr>
+          <w:lang w:val="en-US"/>
+        </w:rPr>
+        <w:t xml:space="preserve"> in his deep baritone</w:t>
+      </w:r>
+      <w:r>
+        <w:rPr>
+          <w:lang w:val="en-US"/>
+        </w:rPr>
+        <w:t xml:space="preserve"> towards them in warning, but Camille was already on the move. She clutched her glaive again, her</w:t>
+      </w:r>
+      <w:r>
+        <w:rPr>
+          <w:lang w:val="en-US"/>
+        </w:rPr>
+        <w:t xml:space="preserve"> metallic</w:t>
+      </w:r>
+      <w:r>
+        <w:rPr>
+          <w:lang w:val="en-US"/>
+        </w:rPr>
+        <w:t xml:space="preserve"> Melody going of</w:t>
+      </w:r>
+      <w:r>
+        <w:rPr>
+          <w:lang w:val="en-US"/>
+        </w:rPr>
+        <w:t>f in quick succession</w:t>
+      </w:r>
+      <w:r>
+        <w:rPr>
+          <w:lang w:val="en-US"/>
+        </w:rPr>
+        <w:t xml:space="preserve"> and she bu</w:t>
+      </w:r>
+      <w:r>
+        <w:rPr>
+          <w:lang w:val="en-US"/>
+        </w:rPr>
+        <w:t>i</w:t>
+      </w:r>
+      <w:r>
+        <w:rPr>
+          <w:lang w:val="en-US"/>
+        </w:rPr>
+        <w:t xml:space="preserve">lt up speed. She dashed in a straight line towards the </w:t>
+      </w:r>
+      <w:r>
+        <w:rPr>
+          <w:lang w:val="en-US"/>
+        </w:rPr>
+        <w:t>singl</w:t>
+      </w:r>
+      <w:r>
+        <w:rPr>
+          <w:lang w:val="en-US"/>
+        </w:rPr>
+        <w:t xml:space="preserve">e bandit, no instruction needed form </w:t>
+      </w:r>
+      <w:proofErr w:type="spellStart"/>
+      <w:r>
+        <w:rPr>
+          <w:lang w:val="en-US"/>
+        </w:rPr>
+        <w:t>Herriar</w:t>
+      </w:r>
+      <w:proofErr w:type="spellEnd"/>
+      <w:r>
+        <w:rPr>
+          <w:lang w:val="en-US"/>
+        </w:rPr>
+        <w:t xml:space="preserve"> who stayed remarkable silent, and smashed the wooden staff of her glaive into </w:t>
+      </w:r>
+      <w:r>
+        <w:rPr>
+          <w:lang w:val="en-US"/>
+        </w:rPr>
+        <w:t>the bandit’s</w:t>
+      </w:r>
+      <w:r>
+        <w:rPr>
+          <w:lang w:val="en-US"/>
+        </w:rPr>
+        <w:t xml:space="preserve"> face, cracking bone. But she had been too slow, if you would believe it, as she saw the knife leave the thugs hands</w:t>
+      </w:r>
+      <w:r>
+        <w:rPr>
+          <w:lang w:val="en-US"/>
+        </w:rPr>
+        <w:t xml:space="preserve"> with a lightning-fast turn of her head</w:t>
+      </w:r>
+      <w:r>
+        <w:rPr>
+          <w:lang w:val="en-US"/>
+        </w:rPr>
+        <w:t xml:space="preserve">, flying towards </w:t>
+      </w:r>
+      <w:proofErr w:type="spellStart"/>
+      <w:r>
+        <w:rPr>
+          <w:lang w:val="en-US"/>
+        </w:rPr>
+        <w:t>Darior</w:t>
+      </w:r>
+      <w:proofErr w:type="spellEnd"/>
+      <w:r>
+        <w:rPr>
+          <w:lang w:val="en-US"/>
+        </w:rPr>
+        <w:t>. This was her chance at redemption!</w:t>
+      </w:r>
+      <w:r>
+        <w:rPr>
+          <w:lang w:val="en-US"/>
+        </w:rPr>
+        <w:t xml:space="preserve"> It took her precious time to stop</w:t>
+      </w:r>
+      <w:r>
+        <w:rPr>
+          <w:lang w:val="en-US"/>
+        </w:rPr>
+        <w:t xml:space="preserve"> and reorient herself</w:t>
+      </w:r>
+      <w:r>
+        <w:rPr>
+          <w:lang w:val="en-US"/>
+        </w:rPr>
+        <w:t xml:space="preserve">, as the sound of her </w:t>
+      </w:r>
+      <w:r>
+        <w:rPr>
+          <w:lang w:val="en-US"/>
+        </w:rPr>
+        <w:t xml:space="preserve">own </w:t>
+      </w:r>
+      <w:r>
+        <w:rPr>
+          <w:lang w:val="en-US"/>
+        </w:rPr>
+        <w:t>Melody arrived at her ears, the same time as two other</w:t>
+      </w:r>
+      <w:r>
+        <w:rPr>
+          <w:lang w:val="en-US"/>
+        </w:rPr>
+        <w:t xml:space="preserve"> </w:t>
+      </w:r>
+      <w:proofErr w:type="spellStart"/>
+      <w:r>
+        <w:rPr>
+          <w:lang w:val="en-US"/>
+        </w:rPr>
+        <w:t>Soulstice</w:t>
+      </w:r>
+      <w:proofErr w:type="spellEnd"/>
+      <w:r>
+        <w:rPr>
+          <w:lang w:val="en-US"/>
+        </w:rPr>
+        <w:t xml:space="preserve"> Melodies of her supposed comrades</w:t>
+      </w:r>
+      <w:r>
+        <w:rPr>
+          <w:lang w:val="en-US"/>
+        </w:rPr>
+        <w:t xml:space="preserve"> joined into a </w:t>
+      </w:r>
+      <w:r>
+        <w:rPr>
+          <w:lang w:val="en-US"/>
+        </w:rPr>
+        <w:t xml:space="preserve">wild </w:t>
+      </w:r>
+      <w:r>
+        <w:rPr>
+          <w:lang w:val="en-US"/>
+        </w:rPr>
+        <w:t>cacophony. Again, she sprinted off, hand outstretched to reach the knife in time, her last hope to keep her stable job</w:t>
+      </w:r>
+      <w:r>
+        <w:rPr>
+          <w:lang w:val="en-US"/>
+        </w:rPr>
+        <w:t xml:space="preserve">. So close, </w:t>
+      </w:r>
+      <w:r>
+        <w:rPr>
+          <w:lang w:val="en-US"/>
+        </w:rPr>
+        <w:t xml:space="preserve">it was </w:t>
+      </w:r>
+      <w:r>
+        <w:rPr>
+          <w:lang w:val="en-US"/>
+        </w:rPr>
+        <w:t xml:space="preserve">almost hitting </w:t>
+      </w:r>
+      <w:proofErr w:type="spellStart"/>
+      <w:r>
+        <w:rPr>
+          <w:lang w:val="en-US"/>
+        </w:rPr>
+        <w:t>Darior</w:t>
+      </w:r>
+      <w:proofErr w:type="spellEnd"/>
+      <w:r>
+        <w:rPr>
+          <w:lang w:val="en-US"/>
+        </w:rPr>
+        <w:t>.</w:t>
+      </w:r>
+    </w:p>
+    <w:p>
+      <w:pPr>
+        <w:ind w:firstLine="708"/>
+        <w:jc w:val="both"/>
+        <w:rPr>
+          <w:lang w:val="en-US"/>
+        </w:rPr>
+      </w:pPr>
+      <w:r>
+        <w:rPr>
+          <w:lang w:val="en-US"/>
+        </w:rPr>
+        <w:t xml:space="preserve">“Clang!” A metallic sound rang </w:t>
+      </w:r>
+      <w:r>
+        <w:rPr>
+          <w:lang w:val="en-US"/>
+        </w:rPr>
+        <w:t>off</w:t>
+      </w:r>
+      <w:r>
+        <w:rPr>
+          <w:lang w:val="en-US"/>
+        </w:rPr>
+        <w:t xml:space="preserve"> as the knife hit steel right in front of </w:t>
+      </w:r>
+      <w:proofErr w:type="spellStart"/>
+      <w:r>
+        <w:rPr>
+          <w:lang w:val="en-US"/>
+        </w:rPr>
+        <w:t>Darions</w:t>
+      </w:r>
+      <w:proofErr w:type="spellEnd"/>
+      <w:r>
+        <w:rPr>
+          <w:lang w:val="en-US"/>
+        </w:rPr>
+        <w:t xml:space="preserve"> face, dropping to the ground right after</w:t>
+      </w:r>
+      <w:r>
+        <w:rPr>
+          <w:lang w:val="en-US"/>
+        </w:rPr>
+        <w:t xml:space="preserve"> as </w:t>
+      </w:r>
+      <w:r>
+        <w:rPr>
+          <w:lang w:val="en-US"/>
+        </w:rPr>
+        <w:t>the metal</w:t>
+      </w:r>
+      <w:r>
+        <w:rPr>
+          <w:lang w:val="en-US"/>
+        </w:rPr>
+        <w:t xml:space="preserve"> melted into nothingness</w:t>
+      </w:r>
+      <w:r>
+        <w:rPr>
+          <w:lang w:val="en-US"/>
+        </w:rPr>
+        <w:t xml:space="preserve">. His left eye was staring past his </w:t>
+      </w:r>
+      <w:r>
+        <w:rPr>
+          <w:lang w:val="en-US"/>
+        </w:rPr>
+        <w:t xml:space="preserve">vanishing </w:t>
+      </w:r>
+      <w:proofErr w:type="spellStart"/>
+      <w:r>
+        <w:rPr>
+          <w:lang w:val="en-US"/>
+        </w:rPr>
+        <w:t>Soulstice</w:t>
+      </w:r>
+      <w:proofErr w:type="spellEnd"/>
+      <w:r>
+        <w:rPr>
+          <w:lang w:val="en-US"/>
+        </w:rPr>
+        <w:t xml:space="preserve"> creation, not at the </w:t>
+      </w:r>
+      <w:r>
+        <w:rPr>
+          <w:lang w:val="en-US"/>
+        </w:rPr>
+        <w:t xml:space="preserve">fallen </w:t>
+      </w:r>
+      <w:r>
+        <w:rPr>
+          <w:lang w:val="en-US"/>
+        </w:rPr>
+        <w:t>knife, but right at her</w:t>
+      </w:r>
+      <w:r>
+        <w:rPr>
+          <w:lang w:val="en-US"/>
+        </w:rPr>
+        <w:t xml:space="preserve">, a twinkle in it, his </w:t>
+      </w:r>
+      <w:r>
+        <w:rPr>
+          <w:lang w:val="en-US"/>
+        </w:rPr>
+        <w:t xml:space="preserve">own </w:t>
+      </w:r>
+      <w:r>
+        <w:rPr>
+          <w:lang w:val="en-US"/>
+        </w:rPr>
+        <w:t>Stice talking</w:t>
+      </w:r>
+      <w:r>
+        <w:rPr>
+          <w:lang w:val="en-US"/>
+        </w:rPr>
+        <w:t xml:space="preserve">. Behind her a terrifying scream erupted, as fangs tore into flesh to tear out a human spine. </w:t>
+      </w:r>
+      <w:proofErr w:type="spellStart"/>
+      <w:r>
+        <w:rPr>
+          <w:lang w:val="en-US"/>
+        </w:rPr>
+        <w:t>Clevar</w:t>
+      </w:r>
+      <w:proofErr w:type="spellEnd"/>
+      <w:r>
+        <w:rPr>
+          <w:lang w:val="en-US"/>
+        </w:rPr>
+        <w:t xml:space="preserve"> had turned into a</w:t>
+      </w:r>
+      <w:r>
+        <w:rPr>
+          <w:lang w:val="en-US"/>
+        </w:rPr>
+        <w:t xml:space="preserve"> </w:t>
+      </w:r>
+      <w:proofErr w:type="spellStart"/>
+      <w:r>
+        <w:rPr>
+          <w:lang w:val="en-US"/>
+        </w:rPr>
+        <w:t>Shkarhound</w:t>
+      </w:r>
+      <w:proofErr w:type="spellEnd"/>
+      <w:r>
+        <w:rPr>
+          <w:lang w:val="en-US"/>
+        </w:rPr>
+        <w:t>, a</w:t>
+      </w:r>
+      <w:r>
+        <w:rPr>
+          <w:lang w:val="en-US"/>
+        </w:rPr>
+        <w:t xml:space="preserve"> giant houndlike creature</w:t>
+      </w:r>
+      <w:r>
+        <w:rPr>
+          <w:lang w:val="en-US"/>
+        </w:rPr>
+        <w:t xml:space="preserve"> with</w:t>
+      </w:r>
+      <w:r>
+        <w:rPr>
+          <w:lang w:val="en-US"/>
+        </w:rPr>
+        <w:t xml:space="preserve"> fangs protruding all over from its brownish fur </w:t>
+      </w:r>
+      <w:r>
+        <w:rPr>
+          <w:lang w:val="en-US"/>
+        </w:rPr>
+        <w:t>faking the presence of mouths</w:t>
+      </w:r>
+      <w:r>
+        <w:rPr>
+          <w:lang w:val="en-US"/>
+        </w:rPr>
+        <w:t>. It was</w:t>
+      </w:r>
+      <w:r>
+        <w:rPr>
+          <w:lang w:val="en-US"/>
+        </w:rPr>
+        <w:t xml:space="preserve"> as tall as a wagon and as strong as an o</w:t>
+      </w:r>
+      <w:r>
+        <w:rPr>
+          <w:lang w:val="en-US"/>
+        </w:rPr>
+        <w:t>x</w:t>
+      </w:r>
+      <w:r>
+        <w:rPr>
+          <w:lang w:val="en-US"/>
+        </w:rPr>
+        <w:t>,</w:t>
+      </w:r>
+      <w:r>
+        <w:rPr>
+          <w:lang w:val="en-US"/>
+        </w:rPr>
+        <w:t xml:space="preserve"> and it, or he,</w:t>
+      </w:r>
+      <w:r>
+        <w:rPr>
+          <w:lang w:val="en-US"/>
+        </w:rPr>
+        <w:t xml:space="preserve"> eat up his prey</w:t>
+      </w:r>
+      <w:r>
+        <w:rPr>
+          <w:lang w:val="en-US"/>
+        </w:rPr>
+        <w:t xml:space="preserve"> </w:t>
+      </w:r>
+      <w:r>
+        <w:rPr>
+          <w:lang w:val="en-US"/>
+        </w:rPr>
+        <w:t>gleefully</w:t>
+      </w:r>
+      <w:r>
+        <w:rPr>
+          <w:lang w:val="en-US"/>
+        </w:rPr>
+        <w:t>.</w:t>
+      </w:r>
+      <w:r>
+        <w:rPr>
+          <w:lang w:val="en-US"/>
+        </w:rPr>
+        <w:t xml:space="preserve"> Yuck.</w:t>
+      </w:r>
+    </w:p>
+    <w:p>
+      <w:pPr>
+        <w:ind w:firstLine="708"/>
+        <w:jc w:val="both"/>
+        <w:rPr>
+          <w:lang w:val="en-US"/>
+        </w:rPr>
+      </w:pPr>
+      <w:r>
+        <w:rPr>
+          <w:lang w:val="en-US"/>
+        </w:rPr>
+        <w:lastRenderedPageBreak/>
+        <w:t xml:space="preserve">“You almost did it again, Camille,” </w:t>
+      </w:r>
+      <w:proofErr w:type="spellStart"/>
+      <w:r>
+        <w:rPr>
+          <w:lang w:val="en-US"/>
+        </w:rPr>
+        <w:t>Darior</w:t>
+      </w:r>
+      <w:proofErr w:type="spellEnd"/>
+      <w:r>
+        <w:rPr>
+          <w:lang w:val="en-US"/>
+        </w:rPr>
+        <w:t xml:space="preserve"> said calmly, “but only almost. </w:t>
+      </w:r>
+      <w:r>
+        <w:rPr>
+          <w:lang w:val="en-US"/>
+        </w:rPr>
+        <w:t>You are out, for good</w:t>
+      </w:r>
+      <w:r>
+        <w:rPr>
+          <w:lang w:val="en-US"/>
+        </w:rPr>
+        <w:t>. We will clean up here</w:t>
+      </w:r>
+      <w:r>
+        <w:rPr>
+          <w:lang w:val="en-US"/>
+        </w:rPr>
+        <w:t xml:space="preserve">, for I know I </w:t>
+      </w:r>
+      <w:proofErr w:type="gramStart"/>
+      <w:r>
+        <w:rPr>
+          <w:lang w:val="en-US"/>
+        </w:rPr>
+        <w:t>can’t</w:t>
+      </w:r>
+      <w:proofErr w:type="gramEnd"/>
+      <w:r>
+        <w:rPr>
+          <w:lang w:val="en-US"/>
+        </w:rPr>
+        <w:t xml:space="preserve"> trust to give </w:t>
+      </w:r>
+      <w:r>
+        <w:rPr>
+          <w:lang w:val="en-US"/>
+        </w:rPr>
+        <w:t>a</w:t>
+      </w:r>
+      <w:r>
+        <w:rPr>
+          <w:lang w:val="en-US"/>
+        </w:rPr>
+        <w:t xml:space="preserve"> eulogy,” he shouted that word and got even louder</w:t>
+      </w:r>
+      <w:proofErr w:type="gramStart"/>
+      <w:r>
+        <w:rPr>
+          <w:lang w:val="en-US"/>
+        </w:rPr>
+        <w:t>, ”to</w:t>
+      </w:r>
+      <w:proofErr w:type="gramEnd"/>
+      <w:r>
+        <w:rPr>
+          <w:lang w:val="en-US"/>
+        </w:rPr>
+        <w:t xml:space="preserve"> the niece of </w:t>
+      </w:r>
+      <w:r>
+        <w:rPr>
+          <w:lang w:val="en-US"/>
+        </w:rPr>
+        <w:t>the high officiary Consul!” He turned, raising his arms before he slapped them down on his legs, surveying the chaos.</w:t>
+      </w:r>
+      <w:r>
+        <w:rPr>
+          <w:lang w:val="en-US"/>
+        </w:rPr>
+        <w:t xml:space="preserve"> Then he looked at her over his shoulder.</w:t>
+      </w:r>
+      <w:r>
+        <w:rPr>
+          <w:lang w:val="en-US"/>
+        </w:rPr>
+        <w:t xml:space="preserve"> </w:t>
+      </w:r>
+      <w:r>
+        <w:rPr>
+          <w:lang w:val="en-US"/>
+        </w:rPr>
+        <w:t>“</w:t>
+      </w:r>
+      <w:r>
+        <w:rPr>
+          <w:lang w:val="en-US"/>
+        </w:rPr>
+        <w:t>No pay, no compensation. Just leave my sight.</w:t>
+      </w:r>
+      <w:r>
+        <w:rPr>
+          <w:lang w:val="en-US"/>
+        </w:rPr>
+        <w:t xml:space="preserve"> Now!</w:t>
+      </w:r>
+      <w:r>
+        <w:rPr>
+          <w:lang w:val="en-US"/>
+        </w:rPr>
+        <w:t>”</w:t>
+      </w:r>
+    </w:p>
+    <w:p>
+      <w:pPr>
+        <w:ind w:firstLine="708"/>
+        <w:jc w:val="both"/>
+        <w:rPr>
+          <w:lang w:val="en-US"/>
+        </w:rPr>
+      </w:pPr>
+      <w:r>
+        <w:rPr>
+          <w:lang w:val="en-US"/>
+        </w:rPr>
+        <w:t>“Just repeat what I think to you, and it will be all right</w:t>
+      </w:r>
+      <w:r>
+        <w:rPr>
+          <w:lang w:val="en-US"/>
+        </w:rPr>
+        <w:t>.</w:t>
+      </w:r>
+      <w:r>
+        <w:rPr>
+          <w:lang w:val="en-US"/>
+        </w:rPr>
+        <w:t xml:space="preserve">” </w:t>
+      </w:r>
+      <w:proofErr w:type="spellStart"/>
+      <w:r>
+        <w:rPr>
+          <w:lang w:val="en-US"/>
+        </w:rPr>
+        <w:t>Herriar</w:t>
+      </w:r>
+      <w:proofErr w:type="spellEnd"/>
+      <w:r>
+        <w:rPr>
+          <w:lang w:val="en-US"/>
+        </w:rPr>
+        <w:t xml:space="preserve"> urged Camille to stay</w:t>
+      </w:r>
+      <w:r>
+        <w:rPr>
+          <w:lang w:val="en-US"/>
+        </w:rPr>
+        <w:t xml:space="preserve"> and get her </w:t>
+      </w:r>
+      <w:r>
+        <w:rPr>
+          <w:lang w:val="en-US"/>
+        </w:rPr>
+        <w:t xml:space="preserve">writing </w:t>
+      </w:r>
+      <w:r>
+        <w:rPr>
+          <w:lang w:val="en-US"/>
+        </w:rPr>
+        <w:t>board. She went to fetch it, pulling it from the earth, wishing away mud with her wet short sleeves. Only one word was still readable. ‘Again</w:t>
+      </w:r>
+      <w:proofErr w:type="gramStart"/>
+      <w:r>
+        <w:rPr>
+          <w:lang w:val="en-US"/>
+        </w:rPr>
+        <w:t>’.</w:t>
+      </w:r>
+      <w:proofErr w:type="gramEnd"/>
+      <w:r>
+        <w:rPr>
+          <w:lang w:val="en-US"/>
+        </w:rPr>
+        <w:t xml:space="preserve"> She had done it again. Not only in </w:t>
+      </w:r>
+      <w:proofErr w:type="spellStart"/>
+      <w:r>
+        <w:rPr>
+          <w:lang w:val="en-US"/>
+        </w:rPr>
+        <w:t>Darior’s</w:t>
+      </w:r>
+      <w:proofErr w:type="spellEnd"/>
+      <w:r>
+        <w:rPr>
+          <w:lang w:val="en-US"/>
+        </w:rPr>
+        <w:t xml:space="preserve"> group but so many other missions with different mercenaries. Hope. Money. Failure. Nothing. And repeat. She did not get out her chalks, ignoring what </w:t>
+      </w:r>
+      <w:proofErr w:type="spellStart"/>
+      <w:r>
+        <w:rPr>
+          <w:lang w:val="en-US"/>
+        </w:rPr>
+        <w:t>Herriar</w:t>
+      </w:r>
+      <w:proofErr w:type="spellEnd"/>
+      <w:r>
+        <w:rPr>
+          <w:lang w:val="en-US"/>
+        </w:rPr>
+        <w:t xml:space="preserve"> had to say, dictating her whatever</w:t>
+      </w:r>
+      <w:r>
+        <w:rPr>
+          <w:lang w:val="en-US"/>
+        </w:rPr>
+        <w:t xml:space="preserve"> he wished to be the solution to this puzzle of problems</w:t>
+      </w:r>
+      <w:r>
+        <w:rPr>
+          <w:lang w:val="en-US"/>
+        </w:rPr>
+        <w:t xml:space="preserve">. Head low she strode off in the direction of the guard tower and behind </w:t>
+      </w:r>
+      <w:proofErr w:type="gramStart"/>
+      <w:r>
+        <w:rPr>
+          <w:lang w:val="en-US"/>
+        </w:rPr>
+        <w:t>it</w:t>
+      </w:r>
+      <w:proofErr w:type="gramEnd"/>
+      <w:r>
+        <w:rPr>
+          <w:lang w:val="en-US"/>
+        </w:rPr>
+        <w:t xml:space="preserve"> Asarat’s Peak. </w:t>
+      </w:r>
+      <w:proofErr w:type="spellStart"/>
+      <w:r>
+        <w:rPr>
+          <w:lang w:val="en-US"/>
+        </w:rPr>
+        <w:t>Darior’s</w:t>
+      </w:r>
+      <w:proofErr w:type="spellEnd"/>
+      <w:r>
+        <w:rPr>
+          <w:lang w:val="en-US"/>
+        </w:rPr>
+        <w:t xml:space="preserve"> gaze followed her without braking</w:t>
+      </w:r>
+      <w:r>
+        <w:rPr>
+          <w:lang w:val="en-US"/>
+        </w:rPr>
+        <w:t xml:space="preserve"> for quite some time</w:t>
+      </w:r>
+      <w:r>
+        <w:rPr>
+          <w:lang w:val="en-US"/>
+        </w:rPr>
+        <w:t xml:space="preserve">, </w:t>
+      </w:r>
+      <w:proofErr w:type="spellStart"/>
+      <w:r>
+        <w:rPr>
+          <w:lang w:val="en-US"/>
+        </w:rPr>
+        <w:t>Clevar</w:t>
+      </w:r>
+      <w:proofErr w:type="spellEnd"/>
+      <w:r>
+        <w:rPr>
+          <w:lang w:val="en-US"/>
+        </w:rPr>
+        <w:t xml:space="preserve"> t</w:t>
+      </w:r>
+      <w:r>
+        <w:rPr>
+          <w:lang w:val="en-US"/>
+        </w:rPr>
+        <w:t>o</w:t>
+      </w:r>
+      <w:r>
+        <w:rPr>
+          <w:lang w:val="en-US"/>
+        </w:rPr>
+        <w:t>o busy</w:t>
+      </w:r>
+      <w:r>
+        <w:rPr>
+          <w:lang w:val="en-US"/>
+        </w:rPr>
+        <w:t xml:space="preserve"> feasting</w:t>
+      </w:r>
+      <w:r>
+        <w:rPr>
+          <w:lang w:val="en-US"/>
+        </w:rPr>
+        <w:t xml:space="preserve"> to notice anything. No bows given, no wishes for shade or light</w:t>
+      </w:r>
+      <w:r>
+        <w:rPr>
+          <w:lang w:val="en-US"/>
+        </w:rPr>
+        <w:t>, as you usually did when leaving</w:t>
+      </w:r>
+      <w:r>
+        <w:rPr>
+          <w:lang w:val="en-US"/>
+        </w:rPr>
+        <w:t>.</w:t>
+      </w:r>
+    </w:p>
+    <w:p>
+      <w:pPr>
+        <w:ind w:firstLine="708"/>
+        <w:jc w:val="both"/>
+        <w:rPr>
+          <w:lang w:val="en-US"/>
+        </w:rPr>
+      </w:pPr>
+      <w:r>
+        <w:rPr>
+          <w:lang w:val="en-US"/>
+        </w:rPr>
+        <w:t xml:space="preserve">Again, she was alone, not truly, as she never was alone with </w:t>
+      </w:r>
+      <w:proofErr w:type="spellStart"/>
+      <w:r>
+        <w:rPr>
+          <w:lang w:val="en-US"/>
+        </w:rPr>
+        <w:t>Herriar</w:t>
+      </w:r>
+      <w:proofErr w:type="spellEnd"/>
+      <w:r>
+        <w:rPr>
+          <w:lang w:val="en-US"/>
+        </w:rPr>
+        <w:t xml:space="preserve">, even if she could block him out of her thoughts with concentration. But not matter his encouragement, now nothing would help for a while. She just needed to be a sulky mess for a day or two. Then they could start anew. She felt her belly in need of some quick food again, but her snack tube </w:t>
+      </w:r>
+      <w:r>
+        <w:rPr>
+          <w:lang w:val="en-US"/>
+        </w:rPr>
+        <w:t>turned out to be empty, only crumbs sliding out</w:t>
+      </w:r>
+      <w:r>
+        <w:rPr>
+          <w:lang w:val="en-US"/>
+        </w:rPr>
+        <w:t>, which she let glide form her hand</w:t>
+      </w:r>
+      <w:r>
+        <w:rPr>
+          <w:lang w:val="en-US"/>
+        </w:rPr>
+        <w:t>.</w:t>
+      </w:r>
+      <w:r>
+        <w:rPr>
+          <w:lang w:val="en-US"/>
+        </w:rPr>
+        <w:t xml:space="preserve"> She searched around in her small satchel, but only found chalk and other personal belongings.</w:t>
+      </w:r>
+      <w:r>
+        <w:rPr>
+          <w:lang w:val="en-US"/>
+        </w:rPr>
+        <w:t xml:space="preserve"> She had even forgotten to top of her supplies last night.</w:t>
+      </w:r>
+      <w:r>
+        <w:rPr>
+          <w:lang w:val="en-US"/>
+        </w:rPr>
+        <w:t xml:space="preserve"> Useless.</w:t>
+      </w:r>
+      <w:r>
+        <w:rPr>
+          <w:lang w:val="en-US"/>
+        </w:rPr>
+        <w:t xml:space="preserve"> And here she wanted to show what she could do on her own.</w:t>
+      </w:r>
+    </w:p>
+    <w:p>
+      <w:pPr>
+        <w:ind w:firstLine="708"/>
+        <w:jc w:val="both"/>
+        <w:rPr>
+          <w:lang w:val="en-US"/>
+        </w:rPr>
+      </w:pPr>
+      <w:r>
+        <w:rPr>
+          <w:lang w:val="en-US"/>
+        </w:rPr>
+        <w:t xml:space="preserve">“Maybe would be the time to go to your parents.” </w:t>
+      </w:r>
+      <w:proofErr w:type="spellStart"/>
+      <w:r>
+        <w:rPr>
+          <w:lang w:val="en-US"/>
+        </w:rPr>
+        <w:t>Herriar</w:t>
+      </w:r>
+      <w:proofErr w:type="spellEnd"/>
+      <w:r>
+        <w:rPr>
+          <w:lang w:val="en-US"/>
+        </w:rPr>
+        <w:t xml:space="preserve"> suggested in his </w:t>
+      </w:r>
+      <w:r>
+        <w:rPr>
+          <w:lang w:val="en-US"/>
+        </w:rPr>
+        <w:t xml:space="preserve">blessed </w:t>
+      </w:r>
+      <w:r>
+        <w:rPr>
+          <w:lang w:val="en-US"/>
+        </w:rPr>
+        <w:t>ignorance.</w:t>
+      </w:r>
+      <w:r>
+        <w:rPr>
+          <w:lang w:val="en-US"/>
+        </w:rPr>
+        <w:t xml:space="preserve"> “They have the money to take care of us for lifetimes.”</w:t>
+      </w:r>
+    </w:p>
+    <w:p>
+      <w:pPr>
+        <w:ind w:firstLine="708"/>
+        <w:jc w:val="both"/>
+        <w:rPr>
+          <w:lang w:val="en-US"/>
+        </w:rPr>
+      </w:pPr>
+      <w:r>
+        <w:rPr>
+          <w:lang w:val="en-US"/>
+        </w:rPr>
+        <w:t>“Never.” Camille thought back. “I’d rather go hungry</w:t>
+      </w:r>
+      <w:r>
+        <w:rPr>
+          <w:lang w:val="en-US"/>
+        </w:rPr>
+        <w:t xml:space="preserve"> for a while</w:t>
+      </w:r>
+      <w:r>
+        <w:rPr>
+          <w:lang w:val="en-US"/>
+        </w:rPr>
+        <w:t>.”</w:t>
+      </w:r>
+    </w:p>
+    <w:p>
+      <w:pPr>
+        <w:ind w:firstLine="708"/>
+        <w:jc w:val="both"/>
+        <w:rPr>
+          <w:lang w:val="en-US"/>
+        </w:rPr>
+      </w:pPr>
+      <w:r>
+        <w:rPr>
+          <w:lang w:val="en-US"/>
+        </w:rPr>
+        <w:t xml:space="preserve">And </w:t>
+      </w:r>
+      <w:r>
+        <w:rPr>
+          <w:lang w:val="en-US"/>
+        </w:rPr>
+        <w:t>so,</w:t>
+      </w:r>
+      <w:r>
+        <w:rPr>
+          <w:lang w:val="en-US"/>
+        </w:rPr>
+        <w:t xml:space="preserve"> she </w:t>
+      </w:r>
+      <w:r>
+        <w:rPr>
+          <w:lang w:val="en-US"/>
+        </w:rPr>
+        <w:t>would</w:t>
+      </w:r>
+      <w:r>
+        <w:rPr>
+          <w:lang w:val="en-US"/>
+        </w:rPr>
+        <w:t>.</w:t>
+      </w:r>
+    </w:p>
+    <w:p>
+      <w:pPr>
+        <w:ind w:firstLine="708"/>
+        <w:jc w:val="both"/>
+        <w:rPr>
+          <w:lang w:val="en-US"/>
+        </w:rPr>
+      </w:pPr>
+    </w:p>
+    <w:p>
+      <w:pPr>
+        <w:pStyle w:val="berschrift2"/>
+        <w:jc w:val="both"/>
+        <w:rPr>
+          <w:lang w:val="en-US"/>
+        </w:rPr>
+      </w:pPr>
+      <w:r>
+        <w:rPr>
+          <w:lang w:val="en-US"/>
+        </w:rPr>
+        <w:t xml:space="preserve">Chapter </w:t>
+      </w:r>
+      <w:r>
+        <w:rPr>
+          <w:lang w:val="en-US"/>
+        </w:rPr>
+        <w:t>2</w:t>
+      </w:r>
+      <w:r>
+        <w:rPr>
+          <w:lang w:val="en-US"/>
+        </w:rPr>
+        <w:t xml:space="preserve">: </w:t>
+      </w:r>
+      <w:r>
+        <w:rPr>
+          <w:lang w:val="en-US"/>
+        </w:rPr>
+        <w:t>Silent Defiance</w:t>
+      </w:r>
+    </w:p>
+    <w:p>
+      <w:pPr>
+        <w:ind w:firstLine="708"/>
+        <w:jc w:val="both"/>
+        <w:rPr>
+          <w:lang w:val="en-US"/>
+        </w:rPr>
+      </w:pPr>
+      <w:r>
+        <w:rPr>
+          <w:lang w:val="en-US"/>
+        </w:rPr>
+        <w:t>Camille was used to failure.</w:t>
+      </w:r>
+      <w:r>
+        <w:rPr>
+          <w:lang w:val="en-US"/>
+        </w:rPr>
+        <w:t xml:space="preserve"> That was what she thought of now while tracking down in the rain, every step leaving behind a wet popping sound as you drew out your boot from the mud.</w:t>
+      </w:r>
+      <w:r>
+        <w:rPr>
+          <w:lang w:val="en-US"/>
+        </w:rPr>
+        <w:t xml:space="preserve"> She told herself </w:t>
+      </w:r>
+      <w:r>
+        <w:rPr>
+          <w:lang w:val="en-US"/>
+        </w:rPr>
+        <w:t xml:space="preserve">it was </w:t>
+      </w:r>
+      <w:r>
+        <w:rPr>
+          <w:lang w:val="en-US"/>
+        </w:rPr>
+        <w:t xml:space="preserve">the </w:t>
+      </w:r>
+      <w:r>
+        <w:rPr>
+          <w:lang w:val="en-US"/>
+        </w:rPr>
+        <w:t>failures of</w:t>
+      </w:r>
+      <w:r>
+        <w:rPr>
+          <w:lang w:val="en-US"/>
+        </w:rPr>
+        <w:t xml:space="preserve"> her siblings, classmates, comrades. Random people on the street that dropped something on accident</w:t>
+      </w:r>
+      <w:r>
+        <w:rPr>
+          <w:lang w:val="en-US"/>
+        </w:rPr>
+        <w:t xml:space="preserve"> that you could laugh about</w:t>
+      </w:r>
+      <w:r>
+        <w:rPr>
+          <w:lang w:val="en-US"/>
+        </w:rPr>
+        <w:t xml:space="preserve">. But in earnest she was most used to her own. From early on she was supposed to excel in combat training, </w:t>
+      </w:r>
+      <w:proofErr w:type="gramStart"/>
+      <w:r>
+        <w:rPr>
+          <w:lang w:val="en-US"/>
+        </w:rPr>
+        <w:t>art</w:t>
+      </w:r>
+      <w:r>
+        <w:rPr>
+          <w:lang w:val="en-US"/>
+        </w:rPr>
+        <w:t>s</w:t>
+      </w:r>
+      <w:proofErr w:type="gramEnd"/>
+      <w:r>
+        <w:rPr>
+          <w:lang w:val="en-US"/>
+        </w:rPr>
+        <w:t xml:space="preserve"> and sports, judging from her powers</w:t>
+      </w:r>
+      <w:r>
+        <w:rPr>
+          <w:lang w:val="en-US"/>
+        </w:rPr>
+        <w:t xml:space="preserve"> of bodily </w:t>
+      </w:r>
+      <w:r>
+        <w:rPr>
+          <w:lang w:val="en-US"/>
+        </w:rPr>
+        <w:t>self-control</w:t>
+      </w:r>
+      <w:r>
+        <w:rPr>
+          <w:lang w:val="en-US"/>
+        </w:rPr>
+        <w:t xml:space="preserve">. But she was mediocre at best, motivation falling behind and with that performance and effort. Learning control over your </w:t>
+      </w:r>
+      <w:proofErr w:type="spellStart"/>
+      <w:r>
+        <w:rPr>
+          <w:lang w:val="en-US"/>
+        </w:rPr>
+        <w:t>Soulstice</w:t>
+      </w:r>
+      <w:proofErr w:type="spellEnd"/>
+      <w:r>
+        <w:rPr>
+          <w:lang w:val="en-US"/>
+        </w:rPr>
+        <w:t xml:space="preserve"> powers meant to be able to recreate miniscule effects without Melodies. Like </w:t>
+      </w:r>
+      <w:r>
+        <w:rPr>
+          <w:lang w:val="en-US"/>
+        </w:rPr>
+        <w:t>lightning a candle with a thought</w:t>
+      </w:r>
+      <w:r>
+        <w:rPr>
+          <w:lang w:val="en-US"/>
+        </w:rPr>
+        <w:t xml:space="preserve"> of heat</w:t>
+      </w:r>
+      <w:r>
+        <w:rPr>
+          <w:lang w:val="en-US"/>
+        </w:rPr>
+        <w:t xml:space="preserve"> for </w:t>
+      </w:r>
+      <w:proofErr w:type="spellStart"/>
+      <w:r>
+        <w:rPr>
+          <w:lang w:val="en-US"/>
+        </w:rPr>
+        <w:t>Vrastice</w:t>
+      </w:r>
+      <w:proofErr w:type="spellEnd"/>
+      <w:r>
+        <w:rPr>
+          <w:lang w:val="en-US"/>
+        </w:rPr>
+        <w:t xml:space="preserve"> users or making you believe a lie easier with </w:t>
+      </w:r>
+      <w:proofErr w:type="spellStart"/>
+      <w:r>
+        <w:rPr>
+          <w:lang w:val="en-US"/>
+        </w:rPr>
+        <w:t>Tshostice</w:t>
+      </w:r>
+      <w:proofErr w:type="spellEnd"/>
+      <w:r>
+        <w:rPr>
+          <w:lang w:val="en-US"/>
+        </w:rPr>
+        <w:t>, mind magic.</w:t>
+      </w:r>
+      <w:r>
+        <w:rPr>
+          <w:lang w:val="en-US"/>
+        </w:rPr>
+        <w:t xml:space="preserve"> What had she learned?</w:t>
+      </w:r>
+    </w:p>
+    <w:p>
+      <w:pPr>
+        <w:jc w:val="both"/>
+        <w:rPr>
+          <w:lang w:val="en-US"/>
+        </w:rPr>
+      </w:pPr>
+      <w:r>
+        <w:rPr>
+          <w:lang w:val="en-US"/>
+        </w:rPr>
+        <w:lastRenderedPageBreak/>
+        <w:tab/>
+      </w:r>
+      <w:r>
+        <w:rPr>
+          <w:lang w:val="en-US"/>
+        </w:rPr>
+        <w:t>Camille</w:t>
+      </w:r>
+      <w:r>
+        <w:rPr>
+          <w:lang w:val="en-US"/>
+        </w:rPr>
+        <w:t xml:space="preserve"> herself should be faster and stronger already, just because </w:t>
+      </w:r>
+      <w:proofErr w:type="spellStart"/>
+      <w:r>
+        <w:rPr>
+          <w:lang w:val="en-US"/>
+        </w:rPr>
+        <w:t>Herriar</w:t>
+      </w:r>
+      <w:proofErr w:type="spellEnd"/>
+      <w:r>
+        <w:rPr>
+          <w:lang w:val="en-US"/>
+        </w:rPr>
+        <w:t xml:space="preserve"> was with her from her birth, but she still fell behind her brother and sister in training. She w</w:t>
+      </w:r>
+      <w:r>
+        <w:rPr>
+          <w:lang w:val="en-US"/>
+        </w:rPr>
+        <w:t>a</w:t>
+      </w:r>
+      <w:r>
+        <w:rPr>
+          <w:lang w:val="en-US"/>
+        </w:rPr>
+        <w:t xml:space="preserve">s the youngest, true, but neither of them had </w:t>
+      </w:r>
+      <w:proofErr w:type="spellStart"/>
+      <w:r>
+        <w:rPr>
+          <w:lang w:val="en-US"/>
+        </w:rPr>
+        <w:t>Soulstice</w:t>
+      </w:r>
+      <w:proofErr w:type="spellEnd"/>
+      <w:r>
+        <w:rPr>
+          <w:lang w:val="en-US"/>
+        </w:rPr>
+        <w:t xml:space="preserve"> powers.</w:t>
+      </w:r>
+      <w:r>
+        <w:rPr>
+          <w:lang w:val="en-US"/>
+        </w:rPr>
+        <w:t xml:space="preserve"> And still she performed the worst in almost everything. Her parents were never proud of that, but taught her </w:t>
+      </w:r>
+      <w:proofErr w:type="spellStart"/>
+      <w:r>
+        <w:rPr>
+          <w:lang w:val="en-US"/>
+        </w:rPr>
+        <w:t>Soulstice</w:t>
+      </w:r>
+      <w:proofErr w:type="spellEnd"/>
+      <w:r>
+        <w:rPr>
+          <w:lang w:val="en-US"/>
+        </w:rPr>
+        <w:t xml:space="preserve"> anyway as they both had the gift</w:t>
+      </w:r>
+      <w:r>
+        <w:rPr>
+          <w:lang w:val="en-US"/>
+        </w:rPr>
+        <w:t xml:space="preserve"> themselves</w:t>
+      </w:r>
+      <w:r>
+        <w:rPr>
+          <w:lang w:val="en-US"/>
+        </w:rPr>
+        <w:t xml:space="preserve">. </w:t>
+      </w:r>
+      <w:proofErr w:type="spellStart"/>
+      <w:r>
+        <w:rPr>
+          <w:lang w:val="en-US"/>
+        </w:rPr>
+        <w:t>Ruistice</w:t>
+      </w:r>
+      <w:proofErr w:type="spellEnd"/>
+      <w:r>
+        <w:rPr>
+          <w:lang w:val="en-US"/>
+        </w:rPr>
+        <w:t xml:space="preserve"> of Air for her mother and </w:t>
+      </w:r>
+      <w:proofErr w:type="spellStart"/>
+      <w:r>
+        <w:rPr>
+          <w:lang w:val="en-US"/>
+        </w:rPr>
+        <w:t>Tristice</w:t>
+      </w:r>
+      <w:proofErr w:type="spellEnd"/>
+      <w:r>
+        <w:rPr>
+          <w:lang w:val="en-US"/>
+        </w:rPr>
+        <w:t xml:space="preserve"> of water for her father. You would think that </w:t>
+      </w:r>
+      <w:r>
+        <w:rPr>
+          <w:lang w:val="en-US"/>
+        </w:rPr>
+        <w:t>her ancestry had to play a part in it, most normal folks did</w:t>
+      </w:r>
+      <w:r>
+        <w:rPr>
+          <w:lang w:val="en-US"/>
+        </w:rPr>
+        <w:t xml:space="preserve"> as a</w:t>
+      </w:r>
+      <w:r>
+        <w:rPr>
+          <w:lang w:val="en-US"/>
+        </w:rPr>
+        <w:t>. But it was a lot more sinister than that. The Soul, your Stice, made the difference. Not their own powers or wishes or actual magic. Who believed in that was a fool. No, it solely depended on how your Stice died right as you were born.</w:t>
+      </w:r>
+    </w:p>
+    <w:p>
+      <w:pPr>
+        <w:jc w:val="both"/>
+        <w:rPr>
+          <w:lang w:val="en-US"/>
+        </w:rPr>
+      </w:pPr>
+      <w:r>
+        <w:rPr>
+          <w:lang w:val="en-US"/>
+        </w:rPr>
+        <w:tab/>
+        <w:t xml:space="preserve">The teachings of her parents explained it as if your own soul, descending from the </w:t>
+      </w:r>
+      <w:proofErr w:type="spellStart"/>
+      <w:r>
+        <w:rPr>
+          <w:lang w:val="en-US"/>
+        </w:rPr>
+        <w:t>Soulspring</w:t>
+      </w:r>
+      <w:proofErr w:type="spellEnd"/>
+      <w:r>
+        <w:rPr>
+          <w:lang w:val="en-US"/>
+        </w:rPr>
+        <w:t xml:space="preserve"> to inherit a newborn body, was catching and dragging with it a soul that had just died at the same time. Now, depending on how was the most interesting part, that decide the powers of the Stice and yourself. Fire, water, air, earth, animal, steel, those were reasons for loss of life easy to explain, slain by a sword, mauled to death by a </w:t>
+      </w:r>
+      <w:proofErr w:type="spellStart"/>
+      <w:r>
+        <w:rPr>
+          <w:lang w:val="en-US"/>
+        </w:rPr>
+        <w:t>Shkarhound</w:t>
+      </w:r>
+      <w:proofErr w:type="spellEnd"/>
+      <w:r>
+        <w:rPr>
+          <w:lang w:val="en-US"/>
+        </w:rPr>
+        <w:t xml:space="preserve">, asphyxiation. </w:t>
+      </w:r>
+      <w:proofErr w:type="spellStart"/>
+      <w:r>
+        <w:rPr>
+          <w:lang w:val="en-US"/>
+        </w:rPr>
+        <w:t>Tshostice</w:t>
+      </w:r>
+      <w:proofErr w:type="spellEnd"/>
+      <w:r>
+        <w:rPr>
+          <w:lang w:val="en-US"/>
+        </w:rPr>
+        <w:t xml:space="preserve"> for mind involved mental disorders and especially suicide. And her own </w:t>
+      </w:r>
+      <w:proofErr w:type="spellStart"/>
+      <w:r>
+        <w:rPr>
+          <w:lang w:val="en-US"/>
+        </w:rPr>
+        <w:t>Aikstice</w:t>
+      </w:r>
+      <w:proofErr w:type="spellEnd"/>
+      <w:r>
+        <w:rPr>
+          <w:lang w:val="en-US"/>
+        </w:rPr>
+        <w:t xml:space="preserve"> your body giving in on its own. The least spectacular and so probably the weakest in the general opinion.</w:t>
+      </w:r>
+    </w:p>
+    <w:p>
+      <w:pPr>
+        <w:jc w:val="both"/>
+        <w:rPr>
+          <w:lang w:val="en-US"/>
+        </w:rPr>
+      </w:pPr>
+      <w:r>
+        <w:rPr>
+          <w:lang w:val="en-US"/>
+        </w:rPr>
+        <w:tab/>
+        <w:t xml:space="preserve">“Say </w:t>
+      </w:r>
+      <w:proofErr w:type="spellStart"/>
+      <w:r>
+        <w:rPr>
+          <w:lang w:val="en-US"/>
+        </w:rPr>
+        <w:t>Herriar</w:t>
+      </w:r>
+      <w:proofErr w:type="spellEnd"/>
+      <w:r>
+        <w:rPr>
+          <w:lang w:val="en-US"/>
+        </w:rPr>
+        <w:t>,” Camille thought, “how did you die again?”</w:t>
+      </w:r>
+    </w:p>
+    <w:p>
+      <w:pPr>
+        <w:jc w:val="both"/>
+        <w:rPr>
+          <w:lang w:val="en-US"/>
+        </w:rPr>
+      </w:pPr>
+      <w:r>
+        <w:rPr>
+          <w:lang w:val="en-US"/>
+        </w:rPr>
+        <w:tab/>
+        <w:t xml:space="preserve">“Old age,” </w:t>
+      </w:r>
+      <w:proofErr w:type="spellStart"/>
+      <w:r>
+        <w:rPr>
+          <w:lang w:val="en-US"/>
+        </w:rPr>
+        <w:t>Herriar</w:t>
+      </w:r>
+      <w:proofErr w:type="spellEnd"/>
+      <w:r>
+        <w:rPr>
+          <w:lang w:val="en-US"/>
+        </w:rPr>
+        <w:t xml:space="preserve"> sighed, not ready to explain the whole story again.</w:t>
+      </w:r>
+    </w:p>
+    <w:p>
+      <w:pPr>
+        <w:jc w:val="both"/>
+        <w:rPr>
+          <w:lang w:val="en-US"/>
+        </w:rPr>
+      </w:pPr>
+      <w:r>
+        <w:rPr>
+          <w:lang w:val="en-US"/>
+        </w:rPr>
+        <w:tab/>
+        <w:t xml:space="preserve">“That’s why </w:t>
+      </w:r>
+      <w:proofErr w:type="spellStart"/>
+      <w:r>
+        <w:rPr>
+          <w:lang w:val="en-US"/>
+        </w:rPr>
+        <w:t>my|your</w:t>
+      </w:r>
+      <w:proofErr w:type="spellEnd"/>
+      <w:r>
+        <w:rPr>
+          <w:lang w:val="en-US"/>
+        </w:rPr>
+        <w:t xml:space="preserve"> voice sounds so grumpy and ancient.” Camille and Harrier thought at the same time. Only she smiled though, showing death with a silent laugh.</w:t>
+      </w:r>
+      <w:r>
+        <w:rPr>
+          <w:lang w:val="en-US"/>
+        </w:rPr>
+        <w:t xml:space="preserve"> But he stayed quiet. Sad.</w:t>
+      </w:r>
+    </w:p>
+    <w:p>
+      <w:pPr>
+        <w:jc w:val="both"/>
+        <w:rPr>
+          <w:lang w:val="en-US"/>
+        </w:rPr>
+      </w:pPr>
+      <w:r>
+        <w:rPr>
+          <w:lang w:val="en-US"/>
+        </w:rPr>
+        <w:tab/>
+        <w:t>They had games for entertainment when walking and riding, distances between cities and villages not too far in these lands, as space in tolerable climate and light was spares when counting the whole land mass that is supposedly out there,</w:t>
+      </w:r>
+      <w:r>
+        <w:rPr>
+          <w:lang w:val="en-US"/>
+        </w:rPr>
+        <w:t xml:space="preserve"> but still long enough to get bored after a few hours. Today he was unusually silent thought, still mad about her getting fired for the seventh time already. Or eight? He, matters not.</w:t>
+      </w:r>
+    </w:p>
+    <w:p>
+      <w:pPr>
+        <w:jc w:val="both"/>
+        <w:rPr>
+          <w:lang w:val="en-US"/>
+        </w:rPr>
+      </w:pPr>
+      <w:r>
+        <w:rPr>
+          <w:lang w:val="en-US"/>
+        </w:rPr>
+        <w:tab/>
+        <w:t>“What a long trek, even just to that tower,” Camille thought, holding her hand to the left to cover her eyes from the low sun</w:t>
+      </w:r>
+      <w:r>
+        <w:rPr>
+          <w:lang w:val="en-US"/>
+        </w:rPr>
+        <w:t xml:space="preserve"> that only shown from the east, its light colorful and not too strong. Not like the bleak white heat down towards the coast</w:t>
+      </w:r>
+      <w:r>
+        <w:rPr>
+          <w:lang w:val="en-US"/>
+        </w:rPr>
+        <w:t>.</w:t>
+      </w:r>
+      <w:r>
+        <w:rPr>
+          <w:lang w:val="en-US"/>
+        </w:rPr>
+        <w:t xml:space="preserve"> The rain had crawled to an almost stop by now, a few single tiny drops still hitting her damp head, the sun </w:t>
+      </w:r>
+      <w:proofErr w:type="gramStart"/>
+      <w:r>
+        <w:rPr>
+          <w:lang w:val="en-US"/>
+        </w:rPr>
+        <w:t>reflecting back</w:t>
+      </w:r>
+      <w:proofErr w:type="gramEnd"/>
+      <w:r>
+        <w:rPr>
+          <w:lang w:val="en-US"/>
+        </w:rPr>
+        <w:t xml:space="preserve"> to her from distant puddles.</w:t>
+      </w:r>
+    </w:p>
+    <w:p>
+      <w:pPr>
+        <w:jc w:val="both"/>
+        <w:rPr>
+          <w:lang w:val="en-US"/>
+        </w:rPr>
+      </w:pPr>
+      <w:r>
+        <w:rPr>
+          <w:lang w:val="en-US"/>
+        </w:rPr>
+        <w:tab/>
+        <w:t xml:space="preserve">“Probably why they not even bothered to send us reinforcements to deal with those bandits,” </w:t>
+      </w:r>
+      <w:proofErr w:type="spellStart"/>
+      <w:r>
+        <w:rPr>
+          <w:lang w:val="en-US"/>
+        </w:rPr>
+        <w:t>Herriar</w:t>
+      </w:r>
+      <w:proofErr w:type="spellEnd"/>
+      <w:r>
+        <w:rPr>
+          <w:lang w:val="en-US"/>
+        </w:rPr>
+        <w:t xml:space="preserve"> replied with a twinkle in Camille’s eye.</w:t>
+      </w:r>
+    </w:p>
+    <w:p>
+      <w:pPr>
+        <w:jc w:val="both"/>
+        <w:rPr>
+          <w:lang w:val="en-US"/>
+        </w:rPr>
+      </w:pPr>
+      <w:r>
+        <w:rPr>
+          <w:lang w:val="en-US"/>
+        </w:rPr>
+        <w:tab/>
+        <w:t>“Or because they saw it was me fighting,” Camille thought with a sly smile, brushing her red hair back into form, “they could only watch in awe!”</w:t>
+      </w:r>
+    </w:p>
+    <w:p>
+      <w:pPr>
+        <w:jc w:val="both"/>
+        <w:rPr>
+          <w:lang w:val="en-US"/>
+        </w:rPr>
+      </w:pPr>
+      <w:r>
+        <w:rPr>
+          <w:lang w:val="en-US"/>
+        </w:rPr>
+        <w:lastRenderedPageBreak/>
+        <w:tab/>
+      </w:r>
+      <w:proofErr w:type="spellStart"/>
+      <w:r>
+        <w:rPr>
+          <w:lang w:val="en-US"/>
+        </w:rPr>
+        <w:t>Herriar</w:t>
+      </w:r>
+      <w:proofErr w:type="spellEnd"/>
+      <w:r>
+        <w:rPr>
+          <w:lang w:val="en-US"/>
+        </w:rPr>
+        <w:t xml:space="preserve"> kept silent at that and she just felt him heavy in her head.</w:t>
+      </w:r>
+      <w:r>
+        <w:rPr>
+          <w:lang w:val="en-US"/>
+        </w:rPr>
+        <w:t xml:space="preserve"> Camille stopped, looking out towards the east past a few sparse needle trees, their branches growing towards the sun as trying to reach it, leaving the western side bleak and brown. Behind them she could see some lonely peaks barely higher than her vantage point and beside them valleys a plenty. Here mostly barren with thorny bushes and low plants growing in front of rocks that guided a winding stream downwards toward the </w:t>
+      </w:r>
+      <w:bookmarkStart w:id="2" w:name="_Hlk223708222"/>
+      <w:r>
+        <w:rPr>
+          <w:lang w:val="en-US"/>
+        </w:rPr>
+        <w:t>far-off</w:t>
+      </w:r>
+      <w:r>
+        <w:rPr>
+          <w:lang w:val="en-US"/>
+        </w:rPr>
+        <w:t xml:space="preserve"> </w:t>
+      </w:r>
+      <w:r>
+        <w:rPr>
+          <w:lang w:val="en-US"/>
+        </w:rPr>
+        <w:t>Shining Sea</w:t>
+      </w:r>
+      <w:bookmarkEnd w:id="2"/>
+      <w:r>
+        <w:rPr>
+          <w:lang w:val="en-US"/>
+        </w:rPr>
+        <w:t xml:space="preserve"> where the waters were </w:t>
+      </w:r>
+      <w:r>
+        <w:rPr>
+          <w:lang w:val="en-US"/>
+        </w:rPr>
+        <w:t>so hot you could not even swim in them</w:t>
+      </w:r>
+      <w:r>
+        <w:rPr>
+          <w:lang w:val="en-US"/>
+        </w:rPr>
+        <w:t xml:space="preserve">. But further </w:t>
+      </w:r>
+      <w:r>
+        <w:rPr>
+          <w:lang w:val="en-US"/>
+        </w:rPr>
+        <w:t>from here towards the coast</w:t>
+      </w:r>
+      <w:r>
+        <w:rPr>
+          <w:lang w:val="en-US"/>
+        </w:rPr>
+        <w:t xml:space="preserve"> the suns </w:t>
+      </w:r>
+      <w:r>
+        <w:rPr>
+          <w:lang w:val="en-US"/>
+        </w:rPr>
+        <w:t>steeper</w:t>
+      </w:r>
+      <w:r>
+        <w:rPr>
+          <w:lang w:val="en-US"/>
+        </w:rPr>
+        <w:t xml:space="preserve"> angle was great for growing crops and fruit. Out here you could barely find radish, </w:t>
+      </w:r>
+      <w:proofErr w:type="gramStart"/>
+      <w:r>
+        <w:rPr>
+          <w:lang w:val="en-US"/>
+        </w:rPr>
+        <w:t>mushrooms</w:t>
+      </w:r>
+      <w:proofErr w:type="gramEnd"/>
+      <w:r>
+        <w:rPr>
+          <w:lang w:val="en-US"/>
+        </w:rPr>
+        <w:t xml:space="preserve"> or a sweet type of potato that Camille absolutely adored. Better not to think about food </w:t>
+      </w:r>
+      <w:r>
+        <w:rPr>
+          <w:lang w:val="en-US"/>
+        </w:rPr>
+        <w:t xml:space="preserve">now </w:t>
+      </w:r>
+      <w:r>
+        <w:rPr>
+          <w:lang w:val="en-US"/>
+        </w:rPr>
+        <w:t>though.</w:t>
+      </w:r>
+      <w:r>
+        <w:rPr>
+          <w:lang w:val="en-US"/>
+        </w:rPr>
+        <w:t xml:space="preserve"> She again rummaged through her belongings in her satchel, checking every metal tube and pocket, always coming back to her soft leather purse. Which was remarkably flat and thus empty.</w:t>
+      </w:r>
+      <w:r>
+        <w:rPr>
+          <w:lang w:val="en-US"/>
+        </w:rPr>
+        <w:t xml:space="preserve"> Would she really have to eat at the Poo Souls Kitchens today? Again? That shoddy word.</w:t>
+      </w:r>
+    </w:p>
+    <w:p>
+      <w:pPr>
+        <w:jc w:val="both"/>
+        <w:rPr>
+          <w:lang w:val="en-US"/>
+        </w:rPr>
+      </w:pPr>
+      <w:r>
+        <w:rPr>
+          <w:lang w:val="en-US"/>
+        </w:rPr>
+        <w:tab/>
+      </w:r>
+      <w:proofErr w:type="spellStart"/>
+      <w:r>
+        <w:rPr>
+          <w:lang w:val="en-US"/>
+        </w:rPr>
+        <w:t>Herriar</w:t>
+      </w:r>
+      <w:r>
+        <w:rPr>
+          <w:lang w:val="en-US"/>
+        </w:rPr>
+        <w:t>’</w:t>
+      </w:r>
+      <w:r>
+        <w:rPr>
+          <w:lang w:val="en-US"/>
+        </w:rPr>
+        <w:t>s</w:t>
+      </w:r>
+      <w:proofErr w:type="spellEnd"/>
+      <w:r>
+        <w:rPr>
+          <w:lang w:val="en-US"/>
+        </w:rPr>
+        <w:t xml:space="preserve"> unusual silence slowly nagged at her, making her usually small sorrows grow to be not ignored anymore.</w:t>
+      </w:r>
+      <w:r>
+        <w:rPr>
+          <w:lang w:val="en-US"/>
+        </w:rPr>
+        <w:t xml:space="preserve"> He always acknowledged her jokes, even the unfunny ones. And he still </w:t>
+      </w:r>
+      <w:proofErr w:type="gramStart"/>
+      <w:r>
+        <w:rPr>
+          <w:lang w:val="en-US"/>
+        </w:rPr>
+        <w:t>didn’t</w:t>
+      </w:r>
+      <w:proofErr w:type="gramEnd"/>
+      <w:r>
+        <w:rPr>
+          <w:lang w:val="en-US"/>
+        </w:rPr>
+        <w:t xml:space="preserve"> respond even after this whole time.</w:t>
+      </w:r>
+    </w:p>
+    <w:p>
+      <w:pPr>
+        <w:jc w:val="both"/>
+        <w:rPr>
+          <w:lang w:val="en-US"/>
+        </w:rPr>
+      </w:pPr>
+      <w:r>
+        <w:rPr>
+          <w:lang w:val="en-US"/>
+        </w:rPr>
+        <w:tab/>
+        <w:t>“</w:t>
+      </w:r>
+      <w:bookmarkStart w:id="3" w:name="_Hlk223707623"/>
+      <w:r>
+        <w:rPr>
+          <w:lang w:val="en-US"/>
+        </w:rPr>
+        <w:t>Drown me in shade</w:t>
+      </w:r>
+      <w:bookmarkEnd w:id="3"/>
+      <w:r>
+        <w:rPr>
+          <w:lang w:val="en-US"/>
+        </w:rPr>
+        <w:t>, I know that was bad,” Camille huffed in her thoughts, folding her arms in silent defiance, “you never appreciate me light</w:t>
+      </w:r>
+      <w:r>
+        <w:rPr>
+          <w:lang w:val="en-US"/>
+        </w:rPr>
+        <w:t>e</w:t>
+      </w:r>
+      <w:r>
+        <w:rPr>
+          <w:lang w:val="en-US"/>
+        </w:rPr>
+        <w:t>ning the mood.”</w:t>
+      </w:r>
+    </w:p>
+    <w:p>
+      <w:pPr>
+        <w:jc w:val="both"/>
+        <w:rPr>
+          <w:lang w:val="en-US"/>
+        </w:rPr>
+      </w:pPr>
+      <w:r>
+        <w:rPr>
+          <w:lang w:val="en-US"/>
+        </w:rPr>
+        <w:tab/>
+        <w:t>“What?” He asked, but went on anyways. “No,</w:t>
+      </w:r>
+      <w:r>
+        <w:rPr>
+          <w:lang w:val="en-US"/>
+        </w:rPr>
+        <w:t xml:space="preserve"> I was just reminiscing about your past, our past. Your parents were always so nice to me, unusual for anyone to even acknowledge a Stice’s presence.</w:t>
+      </w:r>
+      <w:r>
+        <w:rPr>
+          <w:lang w:val="en-US"/>
+        </w:rPr>
+        <w:t>”</w:t>
+      </w:r>
+    </w:p>
+    <w:p>
+      <w:pPr>
+        <w:jc w:val="both"/>
+        <w:rPr>
+          <w:lang w:val="en-US"/>
+        </w:rPr>
+      </w:pPr>
+      <w:r>
+        <w:rPr>
+          <w:lang w:val="en-US"/>
+        </w:rPr>
+        <w:tab/>
+        <w:t xml:space="preserve">“Because they </w:t>
+      </w:r>
+      <w:proofErr w:type="gramStart"/>
+      <w:r>
+        <w:rPr>
+          <w:lang w:val="en-US"/>
+        </w:rPr>
+        <w:t>can’t</w:t>
+      </w:r>
+      <w:proofErr w:type="gramEnd"/>
+      <w:r>
+        <w:rPr>
+          <w:lang w:val="en-US"/>
+        </w:rPr>
+        <w:t xml:space="preserve"> hear you talk and babbl</w:t>
+      </w:r>
+      <w:r>
+        <w:rPr>
+          <w:lang w:val="en-US"/>
+        </w:rPr>
+        <w:t>e</w:t>
+      </w:r>
+      <w:r>
+        <w:rPr>
+          <w:lang w:val="en-US"/>
+        </w:rPr>
+        <w:t xml:space="preserve">, </w:t>
+      </w:r>
+      <w:r>
+        <w:rPr>
+          <w:lang w:val="en-US"/>
+        </w:rPr>
+        <w:t xml:space="preserve">but </w:t>
+      </w:r>
+      <w:r>
+        <w:rPr>
+          <w:lang w:val="en-US"/>
+        </w:rPr>
+        <w:t>only see the glimmer in my eye.</w:t>
+      </w:r>
+      <w:r>
+        <w:rPr>
+          <w:lang w:val="en-US"/>
+        </w:rPr>
+        <w:t xml:space="preserve"> ‘It is not his fault, Camille’,</w:t>
+      </w:r>
+      <w:r>
+        <w:rPr>
+          <w:lang w:val="en-US"/>
+        </w:rPr>
+        <w:t>”</w:t>
+      </w:r>
+      <w:r>
+        <w:rPr>
+          <w:lang w:val="en-US"/>
+        </w:rPr>
+        <w:t xml:space="preserve"> she imitated her parents in a mocking way</w:t>
+      </w:r>
+      <w:proofErr w:type="gramStart"/>
+      <w:r>
+        <w:rPr>
+          <w:lang w:val="en-US"/>
+        </w:rPr>
+        <w:t>, ”</w:t>
+      </w:r>
+      <w:proofErr w:type="gramEnd"/>
+      <w:r>
+        <w:rPr>
+          <w:lang w:val="en-US"/>
+        </w:rPr>
+        <w:t xml:space="preserve">’you </w:t>
+      </w:r>
+      <w:proofErr w:type="gramStart"/>
+      <w:r>
+        <w:rPr>
+          <w:lang w:val="en-US"/>
+        </w:rPr>
+        <w:t>have to</w:t>
+      </w:r>
+      <w:proofErr w:type="gramEnd"/>
+      <w:r>
+        <w:rPr>
+          <w:lang w:val="en-US"/>
+        </w:rPr>
+        <w:t xml:space="preserve"> imagine the goal of your powers better and work on the pure tone of your tunes!’ Try whistling those pure tones when your mouth is dry and chipped from the prolonged training in the hot sun in the valleys. They can talk, because they can talk! And hum and sing and all the other ways to activate a Melody.”</w:t>
+      </w:r>
+    </w:p>
+    <w:p>
+      <w:pPr>
+        <w:jc w:val="both"/>
+        <w:rPr>
+          <w:lang w:val="en-US"/>
+        </w:rPr>
+      </w:pPr>
+      <w:r>
+        <w:rPr>
+          <w:lang w:val="en-US"/>
+        </w:rPr>
+        <w:tab/>
+        <w:t xml:space="preserve">“Good thing I had the idea with your glaive mount then,” </w:t>
+      </w:r>
+      <w:proofErr w:type="spellStart"/>
+      <w:r>
+        <w:rPr>
+          <w:lang w:val="en-US"/>
+        </w:rPr>
+        <w:t>Herriar</w:t>
+      </w:r>
+      <w:proofErr w:type="spellEnd"/>
+      <w:r>
+        <w:rPr>
+          <w:lang w:val="en-US"/>
+        </w:rPr>
+        <w:t xml:space="preserve"> said with pride, “I got the idea from a </w:t>
+      </w:r>
+      <w:proofErr w:type="gramStart"/>
+      <w:r>
+        <w:rPr>
+          <w:lang w:val="en-US"/>
+        </w:rPr>
+        <w:t>musician actually</w:t>
+      </w:r>
+      <w:proofErr w:type="gramEnd"/>
+      <w:r>
+        <w:rPr>
+          <w:lang w:val="en-US"/>
+        </w:rPr>
+        <w:t xml:space="preserve">. He had a device that turned on a wheel and struck silver studs while it was </w:t>
+      </w:r>
+      <w:r>
+        <w:rPr>
+          <w:lang w:val="en-US"/>
+        </w:rPr>
+        <w:t>rotating in tones of grand majesty</w:t>
+      </w:r>
+      <w:r>
+        <w:rPr>
+          <w:lang w:val="en-US"/>
+        </w:rPr>
+        <w:t>. It was so pure I think he even activated another Harmonists power!”</w:t>
+      </w:r>
+    </w:p>
+    <w:p>
+      <w:pPr>
+        <w:jc w:val="both"/>
+        <w:rPr>
+          <w:lang w:val="en-US"/>
+        </w:rPr>
+      </w:pPr>
+      <w:r>
+        <w:rPr>
+          <w:lang w:val="en-US"/>
+        </w:rPr>
+        <w:tab/>
+        <w:t>“Yeah,” Camille thought, “mine, of puking from too much self-adulation.”</w:t>
+      </w:r>
+    </w:p>
+    <w:p>
+      <w:pPr>
+        <w:jc w:val="both"/>
+        <w:rPr>
+          <w:lang w:val="en-US"/>
+        </w:rPr>
+      </w:pPr>
+      <w:r>
+        <w:rPr>
+          <w:lang w:val="en-US"/>
+        </w:rPr>
+        <w:tab/>
+      </w:r>
+      <w:proofErr w:type="spellStart"/>
+      <w:r>
+        <w:rPr>
+          <w:lang w:val="en-US"/>
+        </w:rPr>
+        <w:t>Herriar</w:t>
+      </w:r>
+      <w:proofErr w:type="spellEnd"/>
+      <w:r>
+        <w:rPr>
+          <w:lang w:val="en-US"/>
+        </w:rPr>
+        <w:t xml:space="preserve"> laughed at that, his now good mood resonating inside of her brain, giving herself similar joy. Harmony between Stice and your own soul was crucial to perform; else your Melodies would be distorted and even unfunctional.</w:t>
+      </w:r>
+    </w:p>
+    <w:p>
+      <w:pPr>
+        <w:jc w:val="both"/>
+        <w:rPr>
+          <w:lang w:val="en-US"/>
+        </w:rPr>
+      </w:pPr>
+      <w:r>
+        <w:rPr>
+          <w:lang w:val="en-US"/>
+        </w:rPr>
+        <w:tab/>
+        <w:t>“Then let’s go to your parents, Camille</w:t>
+      </w:r>
+      <w:proofErr w:type="gramStart"/>
+      <w:r>
+        <w:rPr>
+          <w:lang w:val="en-US"/>
+        </w:rPr>
+        <w:t>”.</w:t>
+      </w:r>
+      <w:proofErr w:type="gramEnd"/>
+      <w:r>
+        <w:rPr>
+          <w:lang w:val="en-US"/>
+        </w:rPr>
+        <w:t xml:space="preserve"> He finally hit her with that again, throwing her off her luck already. “</w:t>
+      </w:r>
+      <w:r>
+        <w:rPr>
+          <w:lang w:val="en-US"/>
+        </w:rPr>
+        <w:t>They will know what to do.</w:t>
+      </w:r>
+      <w:r>
+        <w:rPr>
+          <w:lang w:val="en-US"/>
+        </w:rPr>
+        <w:t>”</w:t>
+      </w:r>
+    </w:p>
+    <w:p>
+      <w:pPr>
+        <w:jc w:val="both"/>
+        <w:rPr>
+          <w:lang w:val="en-US"/>
+        </w:rPr>
+      </w:pPr>
+      <w:r>
+        <w:rPr>
+          <w:lang w:val="en-US"/>
+        </w:rPr>
+        <w:lastRenderedPageBreak/>
+        <w:tab/>
+        <w:t xml:space="preserve">“No,” she though back in a harsh way, “just imagining what they will say drives me crazy already. </w:t>
+      </w:r>
+      <w:proofErr w:type="gramStart"/>
+      <w:r>
+        <w:rPr>
+          <w:lang w:val="en-US"/>
+        </w:rPr>
+        <w:t>We’re</w:t>
+      </w:r>
+      <w:proofErr w:type="gramEnd"/>
+      <w:r>
+        <w:rPr>
+          <w:lang w:val="en-US"/>
+        </w:rPr>
+        <w:t xml:space="preserve"> not going to them, but to Asarat’s Peak and try our luck there</w:t>
+      </w:r>
+      <w:r>
+        <w:rPr>
+          <w:lang w:val="en-US"/>
+        </w:rPr>
+        <w:t xml:space="preserve"> in the city</w:t>
+      </w:r>
+      <w:r>
+        <w:rPr>
+          <w:lang w:val="en-US"/>
+        </w:rPr>
+        <w:t>.”</w:t>
+      </w:r>
+    </w:p>
+    <w:p>
+      <w:pPr>
+        <w:jc w:val="both"/>
+        <w:rPr>
+          <w:lang w:val="en-US"/>
+        </w:rPr>
+      </w:pPr>
+      <w:r>
+        <w:rPr>
+          <w:lang w:val="en-US"/>
+        </w:rPr>
+        <w:tab/>
+        <w:t xml:space="preserve">“There is a different reason you </w:t>
+      </w:r>
+      <w:proofErr w:type="gramStart"/>
+      <w:r>
+        <w:rPr>
+          <w:lang w:val="en-US"/>
+        </w:rPr>
+        <w:t>don’t</w:t>
+      </w:r>
+      <w:proofErr w:type="gramEnd"/>
+      <w:r>
+        <w:rPr>
+          <w:lang w:val="en-US"/>
+        </w:rPr>
+        <w:t xml:space="preserve"> want to go, I know it. You hide it from me when you think about it.”</w:t>
+      </w:r>
+    </w:p>
+    <w:p>
+      <w:pPr>
+        <w:jc w:val="both"/>
+        <w:rPr>
+          <w:lang w:val="en-US"/>
+        </w:rPr>
+      </w:pPr>
+      <w:r>
+        <w:rPr>
+          <w:lang w:val="en-US"/>
+        </w:rPr>
+        <w:tab/>
+        <w:t>“Yes, with great afford and concentration. Nothing you should know nor care about.”</w:t>
+      </w:r>
+    </w:p>
+    <w:p>
+      <w:pPr>
+        <w:jc w:val="both"/>
+        <w:rPr>
+          <w:lang w:val="en-US"/>
+        </w:rPr>
+      </w:pPr>
+      <w:r>
+        <w:rPr>
+          <w:lang w:val="en-US"/>
+        </w:rPr>
+        <w:tab/>
+        <w:t>She left it at that and they both thought nothing for a while</w:t>
+      </w:r>
+      <w:r>
+        <w:rPr>
+          <w:lang w:val="en-US"/>
+        </w:rPr>
+        <w:t xml:space="preserve"> in blissful silence</w:t>
+      </w:r>
+      <w:r>
+        <w:rPr>
+          <w:lang w:val="en-US"/>
+        </w:rPr>
+        <w:t>, until they were close enough to the guard tower made of big grey stones arranged in a round manner, topped with a wooden roof an</w:t>
+      </w:r>
+      <w:r>
+        <w:rPr>
+          <w:lang w:val="en-US"/>
+        </w:rPr>
+        <w:t>d</w:t>
+      </w:r>
+      <w:r>
+        <w:rPr>
+          <w:lang w:val="en-US"/>
+        </w:rPr>
+        <w:t xml:space="preserve"> a waving flag of</w:t>
+      </w:r>
+      <w:r>
+        <w:rPr>
+          <w:lang w:val="en-US"/>
+        </w:rPr>
+        <w:t xml:space="preserve"> a golden sun rising above red ridges and a blue sky.</w:t>
+      </w:r>
+      <w:r>
+        <w:rPr>
+          <w:lang w:val="en-US"/>
+        </w:rPr>
+        <w:t xml:space="preserve"> The side to the sun looked clean and pristine, while the one on the shade was slowly grown over by moss, </w:t>
+      </w:r>
+      <w:r>
+        <w:rPr>
+          <w:lang w:val="en-US"/>
+        </w:rPr>
+        <w:t>every time</w:t>
+      </w:r>
+      <w:r>
+        <w:rPr>
+          <w:lang w:val="en-US"/>
+        </w:rPr>
+        <w:t xml:space="preserve"> Camille passed here a little more.</w:t>
+      </w:r>
+      <w:r>
+        <w:rPr>
+          <w:lang w:val="en-US"/>
+        </w:rPr>
+        <w:t xml:space="preserve"> They had giant brass trumpets mounted on windows and battlements, used to indicate incoming danger to travelers or the close by city. Also, as a defense against Harmonists, to drown out their Melodies, making them fail or stop all together. But a half bad Harmonist would not be hindered by that, training your pitches and tones was the first class to master, in any form of </w:t>
+      </w:r>
+      <w:proofErr w:type="spellStart"/>
+      <w:r>
+        <w:rPr>
+          <w:lang w:val="en-US"/>
+        </w:rPr>
+        <w:t>Soulstice</w:t>
+      </w:r>
+      <w:proofErr w:type="spellEnd"/>
+      <w:r>
+        <w:rPr>
+          <w:lang w:val="en-US"/>
+        </w:rPr>
+        <w:t>.</w:t>
+      </w:r>
+      <w:r>
+        <w:rPr>
+          <w:lang w:val="en-US"/>
+        </w:rPr>
+        <w:t xml:space="preserve"> </w:t>
+      </w:r>
+    </w:p>
+    <w:p>
+      <w:pPr>
+        <w:ind w:firstLine="708"/>
+        <w:jc w:val="both"/>
+        <w:rPr>
+          <w:lang w:val="en-US"/>
+        </w:rPr>
+      </w:pPr>
+      <w:r>
+        <w:rPr>
+          <w:lang w:val="en-US"/>
+        </w:rPr>
+        <w:t>From up a low wooden balcony a guard in armor and helmet of steely cale armor hailed to her, announcing her approach to another one down below, waiting behind a door. A man in the same armor</w:t>
+      </w:r>
+      <w:r>
+        <w:rPr>
+          <w:lang w:val="en-US"/>
+        </w:rPr>
+        <w:t xml:space="preserve"> and blue trousers</w:t>
+      </w:r>
+      <w:r>
+        <w:rPr>
+          <w:lang w:val="en-US"/>
+        </w:rPr>
+        <w:t xml:space="preserve"> stepped out, clean shaven and no hair dropping from below the helmet, as the military and its branches were very strict on uniformity. So, no place for her, even though the pay was good and they took in women Harmonists, but no female soldiers.</w:t>
+      </w:r>
+    </w:p>
+    <w:p>
+      <w:pPr>
+        <w:jc w:val="both"/>
+        <w:rPr>
+          <w:lang w:val="en-US"/>
+        </w:rPr>
+      </w:pPr>
+      <w:r>
+        <w:rPr>
+          <w:lang w:val="en-US"/>
+        </w:rPr>
+        <w:tab/>
+        <w:t xml:space="preserve">“Bright rays to you, traveler,” the </w:t>
+      </w:r>
+      <w:r>
+        <w:rPr>
+          <w:lang w:val="en-US"/>
+        </w:rPr>
+        <w:t xml:space="preserve">young </w:t>
+      </w:r>
+      <w:r>
+        <w:rPr>
+          <w:lang w:val="en-US"/>
+        </w:rPr>
+        <w:t>guard greete</w:t>
+      </w:r>
+      <w:r>
+        <w:rPr>
+          <w:lang w:val="en-US"/>
+        </w:rPr>
+        <w:t>d</w:t>
+      </w:r>
+      <w:r>
+        <w:rPr>
+          <w:lang w:val="en-US"/>
+        </w:rPr>
+        <w:t xml:space="preserve"> her with a friendly tone but not so friendly face, “registration please and state your reason for traveling to Asarat’s Peak.”</w:t>
+      </w:r>
+    </w:p>
+    <w:p>
+      <w:pPr>
+        <w:jc w:val="both"/>
+        <w:rPr>
+          <w:lang w:val="en-US"/>
+        </w:rPr>
+      </w:pPr>
+      <w:r>
+        <w:rPr>
+          <w:lang w:val="en-US"/>
+        </w:rPr>
+        <w:tab/>
+        <w:t>Camille got out two small wooden plates, one adorned with</w:t>
+      </w:r>
+      <w:r>
+        <w:rPr>
+          <w:lang w:val="en-US"/>
+        </w:rPr>
+        <w:t xml:space="preserve"> her countenance,</w:t>
+      </w:r>
+      <w:r>
+        <w:rPr>
+          <w:lang w:val="en-US"/>
+        </w:rPr>
+        <w:t xml:space="preserve"> her</w:t>
+      </w:r>
+      <w:r>
+        <w:rPr>
+          <w:lang w:val="en-US"/>
+        </w:rPr>
+        <w:t xml:space="preserve"> name and </w:t>
+      </w:r>
+      <w:r>
+        <w:rPr>
+          <w:lang w:val="en-US"/>
+        </w:rPr>
+        <w:t xml:space="preserve">her </w:t>
+      </w:r>
+      <w:r>
+        <w:rPr>
+          <w:lang w:val="en-US"/>
+        </w:rPr>
+        <w:t xml:space="preserve">birth place of </w:t>
+      </w:r>
+      <w:proofErr w:type="spellStart"/>
+      <w:r>
+        <w:rPr>
+          <w:lang w:val="en-US"/>
+        </w:rPr>
+        <w:t>Rintreahr</w:t>
+      </w:r>
+      <w:proofErr w:type="spellEnd"/>
+      <w:r>
+        <w:rPr>
+          <w:lang w:val="en-US"/>
+        </w:rPr>
+        <w:t xml:space="preserve">, city of grain in the valleys and bread basket of the </w:t>
+      </w:r>
+      <w:proofErr w:type="spellStart"/>
+      <w:r>
+        <w:rPr>
+          <w:lang w:val="en-US"/>
+        </w:rPr>
+        <w:t>Bureaurocradom</w:t>
+      </w:r>
+      <w:proofErr w:type="spellEnd"/>
+      <w:r>
+        <w:rPr>
+          <w:lang w:val="en-US"/>
+        </w:rPr>
+        <w:t>.</w:t>
+      </w:r>
+      <w:r>
+        <w:rPr>
+          <w:lang w:val="en-US"/>
+        </w:rPr>
+        <w:t xml:space="preserve"> The other with her identification as Harmonist and her type of powers, shown by an intricate symbol</w:t>
+      </w:r>
+      <w:r>
+        <w:rPr>
+          <w:lang w:val="en-US"/>
+        </w:rPr>
+        <w:t xml:space="preserve"> in </w:t>
+      </w:r>
+      <w:proofErr w:type="spellStart"/>
+      <w:r>
+        <w:rPr>
+          <w:lang w:val="en-US"/>
+        </w:rPr>
+        <w:t>Miai</w:t>
+      </w:r>
+      <w:proofErr w:type="spellEnd"/>
+      <w:r>
+        <w:rPr>
+          <w:lang w:val="en-US"/>
+        </w:rPr>
+        <w:t>-Orin glyphs</w:t>
+      </w:r>
+      <w:r>
+        <w:rPr>
+          <w:lang w:val="en-US"/>
+        </w:rPr>
+        <w:t xml:space="preserve">, it also linked to the number on the first plate. A </w:t>
+      </w:r>
+      <w:proofErr w:type="spellStart"/>
+      <w:r>
+        <w:rPr>
+          <w:lang w:val="en-US"/>
+        </w:rPr>
+        <w:t>Facecard</w:t>
+      </w:r>
+      <w:proofErr w:type="spellEnd"/>
+      <w:r>
+        <w:rPr>
+          <w:lang w:val="en-US"/>
+        </w:rPr>
+        <w:t xml:space="preserve"> and a </w:t>
+      </w:r>
+      <w:proofErr w:type="spellStart"/>
+      <w:r>
+        <w:rPr>
+          <w:lang w:val="en-US"/>
+        </w:rPr>
+        <w:t>Sticecard</w:t>
+      </w:r>
+      <w:proofErr w:type="spellEnd"/>
+      <w:r>
+        <w:rPr>
+          <w:lang w:val="en-US"/>
+        </w:rPr>
+        <w:t>, made by artist from wood carvings, necessary to keep the country in working order. Apparently. Camille always felt a little sad that artists had to work in more practical manners</w:t>
+      </w:r>
+      <w:r>
+        <w:rPr>
+          <w:lang w:val="en-US"/>
+        </w:rPr>
+        <w:t>, like creating an impressive rendition of her face,</w:t>
+      </w:r>
+      <w:r>
+        <w:rPr>
+          <w:lang w:val="en-US"/>
+        </w:rPr>
+        <w:t xml:space="preserve"> instead of real creativity. That was reserved for only the truly great. But then again, they had a steady paycheck and would not go out of work so quickly.</w:t>
+      </w:r>
+    </w:p>
+    <w:p>
+      <w:pPr>
+        <w:jc w:val="both"/>
+        <w:rPr>
+          <w:lang w:val="en-US"/>
+        </w:rPr>
+      </w:pPr>
+      <w:r>
+        <w:rPr>
+          <w:lang w:val="en-US"/>
+        </w:rPr>
+        <w:tab/>
+        <w:t>The lightly tanned guard looked her cards over, comparing her picture with her real face, then saw her writing board and smiled.</w:t>
+      </w:r>
+    </w:p>
+    <w:p>
+      <w:pPr>
+        <w:ind w:firstLine="708"/>
+        <w:jc w:val="both"/>
+        <w:rPr>
+          <w:lang w:val="en-US"/>
+        </w:rPr>
+      </w:pPr>
+      <w:r>
+        <w:rPr>
+          <w:lang w:val="en-US"/>
+        </w:rPr>
+        <w:t>“Wait, I know you!” He exclaimed somewhat surprised. “You</w:t>
+      </w:r>
+      <w:r>
+        <w:rPr>
+          <w:lang w:val="en-US"/>
+        </w:rPr>
+        <w:t>, you</w:t>
+      </w:r>
+      <w:r>
+        <w:rPr>
+          <w:lang w:val="en-US"/>
+        </w:rPr>
+        <w:t xml:space="preserve"> are the Harmonist of Speed!</w:t>
+      </w:r>
+      <w:r>
+        <w:rPr>
+          <w:lang w:val="en-US"/>
+        </w:rPr>
+        <w:t>”</w:t>
+      </w:r>
+    </w:p>
+    <w:p>
+      <w:pPr>
+        <w:ind w:firstLine="708"/>
+        <w:jc w:val="both"/>
+        <w:rPr>
+          <w:lang w:val="en-US"/>
+        </w:rPr>
+      </w:pPr>
+      <w:r>
+        <w:rPr>
+          <w:lang w:val="en-US"/>
+        </w:rPr>
+        <w:t xml:space="preserve">“Wow, even a name,” </w:t>
+      </w:r>
+      <w:proofErr w:type="spellStart"/>
+      <w:r>
+        <w:rPr>
+          <w:lang w:val="en-US"/>
+        </w:rPr>
+        <w:t>Herriar</w:t>
+      </w:r>
+      <w:proofErr w:type="spellEnd"/>
+      <w:r>
+        <w:rPr>
+          <w:lang w:val="en-US"/>
+        </w:rPr>
+        <w:t xml:space="preserve"> mused, making her eye twinkle, “albeit not a really good one.”</w:t>
+      </w:r>
+      <w:r>
+        <w:rPr>
+          <w:lang w:val="en-US"/>
+        </w:rPr>
+        <w:t xml:space="preserve"> </w:t>
+      </w:r>
+    </w:p>
+    <w:p>
+      <w:pPr>
+        <w:ind w:firstLine="708"/>
+        <w:jc w:val="both"/>
+        <w:rPr>
+          <w:lang w:val="en-US"/>
+        </w:rPr>
+      </w:pPr>
+      <w:r>
+        <w:rPr>
+          <w:lang w:val="en-US"/>
+        </w:rPr>
+        <w:lastRenderedPageBreak/>
+        <w:t>“</w:t>
+      </w:r>
+      <w:r>
+        <w:rPr>
+          <w:lang w:val="en-US"/>
+        </w:rPr>
+        <w:t>We saw you fighting just now,</w:t>
+      </w:r>
+      <w:r>
+        <w:rPr>
+          <w:lang w:val="en-US"/>
+        </w:rPr>
+        <w:t>”</w:t>
+      </w:r>
+      <w:r>
+        <w:rPr>
+          <w:lang w:val="en-US"/>
+        </w:rPr>
+        <w:t xml:space="preserve"> </w:t>
+      </w:r>
+      <w:r>
+        <w:rPr>
+          <w:lang w:val="en-US"/>
+        </w:rPr>
+        <w:t>the guard carried on, “</w:t>
+      </w:r>
+      <w:r>
+        <w:rPr>
+          <w:lang w:val="en-US"/>
+        </w:rPr>
+        <w:t>you dispatched of those thugs in under a second, we barely could follow. Good job on that. You must be the vanguard to announce the caravan.”</w:t>
+      </w:r>
+    </w:p>
+    <w:p>
+      <w:pPr>
+        <w:ind w:firstLine="708"/>
+        <w:jc w:val="both"/>
+        <w:rPr>
+          <w:lang w:val="en-US"/>
+        </w:rPr>
+      </w:pPr>
+      <w:r>
+        <w:rPr>
+          <w:lang w:val="en-US"/>
+        </w:rPr>
+        <w:t>Camille had her board out already, and finished writing a second later.</w:t>
+      </w:r>
+    </w:p>
+    <w:p>
+      <w:pPr>
+        <w:ind w:firstLine="708"/>
+        <w:jc w:val="center"/>
+        <w:rPr>
+          <w:lang w:val="en-US"/>
+        </w:rPr>
+      </w:pPr>
+      <w:r>
+        <w:rPr>
+          <w:lang w:val="en-US"/>
+        </w:rPr>
+        <w:t>“Got fired</w:t>
+      </w:r>
+    </w:p>
+    <w:p>
+      <w:pPr>
+        <w:ind w:firstLine="708"/>
+        <w:jc w:val="center"/>
+        <w:rPr>
+          <w:lang w:val="en-US"/>
+        </w:rPr>
+      </w:pPr>
+      <w:r>
+        <w:rPr>
+          <w:lang w:val="en-US"/>
+        </w:rPr>
+        <w:t>Targets dead</w:t>
+      </w:r>
+    </w:p>
+    <w:p>
+      <w:pPr>
+        <w:ind w:firstLine="708"/>
+        <w:jc w:val="center"/>
+        <w:rPr>
+          <w:lang w:val="en-US"/>
+        </w:rPr>
+      </w:pPr>
+      <w:proofErr w:type="spellStart"/>
+      <w:r>
+        <w:rPr>
+          <w:lang w:val="en-US"/>
+        </w:rPr>
+        <w:t>Bureaucratess</w:t>
+      </w:r>
+      <w:proofErr w:type="spellEnd"/>
+      <w:r>
+        <w:rPr>
+          <w:lang w:val="en-US"/>
+        </w:rPr>
+        <w:t xml:space="preserve"> Nalli</w:t>
+      </w:r>
+      <w:r>
+        <w:rPr>
+          <w:lang w:val="en-US"/>
+        </w:rPr>
+        <w:t>”</w:t>
+      </w:r>
+    </w:p>
+    <w:p>
+      <w:pPr>
+        <w:ind w:firstLine="708"/>
+        <w:jc w:val="both"/>
+        <w:rPr>
+          <w:lang w:val="en-US"/>
+        </w:rPr>
+      </w:pPr>
+      <w:r>
+        <w:rPr>
+          <w:lang w:val="en-US"/>
+        </w:rPr>
+        <w:t>The guard had no problem reading, like most people you met in any other profession. And his smile dropped almost instantly.</w:t>
+      </w:r>
+    </w:p>
+    <w:p>
+      <w:pPr>
+        <w:ind w:firstLine="708"/>
+        <w:jc w:val="both"/>
+        <w:rPr>
+          <w:lang w:val="en-US"/>
+        </w:rPr>
+      </w:pPr>
+      <w:r>
+        <w:rPr>
+          <w:lang w:val="en-US"/>
+        </w:rPr>
+        <w:t>“What?” Very shocked. “How? W-</w:t>
+      </w:r>
+      <w:proofErr w:type="spellStart"/>
+      <w:r>
+        <w:rPr>
+          <w:lang w:val="en-US"/>
+        </w:rPr>
+        <w:t>wh</w:t>
+      </w:r>
+      <w:proofErr w:type="spellEnd"/>
+      <w:r>
+        <w:rPr>
+          <w:lang w:val="en-US"/>
+        </w:rPr>
+        <w:t xml:space="preserve">-… Grandar, quickly!” The guard turned his head upwards to the balcony. </w:t>
+      </w:r>
+      <w:proofErr w:type="gramStart"/>
+      <w:r>
+        <w:rPr>
+          <w:lang w:val="en-US"/>
+        </w:rPr>
+        <w:t>”Prepare</w:t>
+      </w:r>
+      <w:proofErr w:type="gramEnd"/>
+      <w:r>
+        <w:rPr>
+          <w:lang w:val="en-US"/>
+        </w:rPr>
+        <w:t xml:space="preserve"> a message for the falcons, its urgent!” Then he turned back to her</w:t>
+      </w:r>
+      <w:r>
+        <w:rPr>
+          <w:lang w:val="en-US"/>
+        </w:rPr>
+        <w:t>.</w:t>
+      </w:r>
+      <w:r>
+        <w:rPr>
+          <w:lang w:val="en-US"/>
+        </w:rPr>
+        <w:t xml:space="preserve"> “</w:t>
+      </w:r>
+      <w:r>
+        <w:rPr>
+          <w:lang w:val="en-US"/>
+        </w:rPr>
+        <w:t>H</w:t>
+      </w:r>
+      <w:r>
+        <w:rPr>
+          <w:lang w:val="en-US"/>
+        </w:rPr>
+        <w:t>ow could you let this happen? The Consul will be furious! She was supposed to partake in the festivities of the Immortal Oracle</w:t>
+      </w:r>
+      <w:r>
+        <w:rPr>
+          <w:lang w:val="en-US"/>
+        </w:rPr>
+        <w:t xml:space="preserve"> this month, coming straight from the capital to greet us</w:t>
+      </w:r>
+      <w:r>
+        <w:rPr>
+          <w:lang w:val="en-US"/>
+        </w:rPr>
+        <w:t>!”</w:t>
+      </w:r>
+    </w:p>
+    <w:p>
+      <w:pPr>
+        <w:ind w:firstLine="708"/>
+        <w:jc w:val="both"/>
+        <w:rPr>
+          <w:lang w:val="en-US"/>
+        </w:rPr>
+      </w:pPr>
+      <w:r>
+        <w:rPr>
+          <w:lang w:val="en-US"/>
+        </w:rPr>
+        <w:t>Camille was already done with her answer to what he was about to say, holding up her chalkboard immediately.</w:t>
+      </w:r>
+    </w:p>
+    <w:p>
+      <w:pPr>
+        <w:ind w:firstLine="708"/>
+        <w:jc w:val="center"/>
+        <w:rPr>
+          <w:lang w:val="en-US"/>
+        </w:rPr>
+      </w:pPr>
+      <w:r>
+        <w:rPr>
+          <w:lang w:val="en-US"/>
+        </w:rPr>
+        <w:t>“</w:t>
+      </w:r>
+      <w:r>
+        <w:rPr>
+          <w:lang w:val="en-US"/>
+        </w:rPr>
+        <w:t>Got fired</w:t>
+      </w:r>
+    </w:p>
+    <w:p>
+      <w:pPr>
+        <w:ind w:firstLine="708"/>
+        <w:jc w:val="center"/>
+        <w:rPr>
+          <w:lang w:val="en-US"/>
+        </w:rPr>
+      </w:pPr>
+      <w:r>
+        <w:rPr>
+          <w:lang w:val="en-US"/>
+        </w:rPr>
+        <w:t>You could have helped</w:t>
+      </w:r>
+    </w:p>
+    <w:p>
+      <w:pPr>
+        <w:ind w:firstLine="708"/>
+        <w:jc w:val="center"/>
+        <w:rPr>
+          <w:lang w:val="en-US"/>
+        </w:rPr>
+      </w:pPr>
+      <w:r>
+        <w:rPr>
+          <w:lang w:val="en-US"/>
+        </w:rPr>
+        <w:t>Or warn us</w:t>
+      </w:r>
+    </w:p>
+    <w:p>
+      <w:pPr>
+        <w:ind w:firstLine="708"/>
+        <w:jc w:val="center"/>
+        <w:rPr>
+          <w:lang w:val="en-US"/>
+        </w:rPr>
+      </w:pPr>
+      <w:r>
+        <w:rPr>
+          <w:lang w:val="en-US"/>
+        </w:rPr>
+        <w:t>Bandits must have hid for hours”</w:t>
+      </w:r>
+    </w:p>
+    <w:p>
+      <w:pPr>
+        <w:ind w:firstLine="708"/>
+        <w:jc w:val="both"/>
+        <w:rPr>
+          <w:lang w:val="en-US"/>
+        </w:rPr>
+      </w:pPr>
+      <w:r>
+        <w:rPr>
+          <w:lang w:val="en-US"/>
+        </w:rPr>
+        <w:t>Reading that he could a little angry his helmet almost dropping from his head as he frowned deep burrows, too furrow for his age.</w:t>
+      </w:r>
+    </w:p>
+    <w:p>
+      <w:pPr>
+        <w:ind w:firstLine="708"/>
+        <w:jc w:val="both"/>
+        <w:rPr>
+          <w:lang w:val="en-US"/>
+        </w:rPr>
+      </w:pPr>
+      <w:r>
+        <w:rPr>
+          <w:lang w:val="en-US"/>
+        </w:rPr>
+        <w:t xml:space="preserve">“What do you know, mercenary.” Distain, right after praising her? “We are understaffed as it is only me and Grandar keeping watch for days on end. We have petitioned for another guard tower between this one and the next, but I cannot hear their excuses anymore. They </w:t>
+      </w:r>
+      <w:proofErr w:type="gramStart"/>
+      <w:r>
+        <w:rPr>
+          <w:lang w:val="en-US"/>
+        </w:rPr>
+        <w:t>won’t</w:t>
+      </w:r>
+      <w:proofErr w:type="gramEnd"/>
+      <w:r>
+        <w:rPr>
+          <w:lang w:val="en-US"/>
+        </w:rPr>
+        <w:t xml:space="preserve"> even send a third guard</w:t>
+      </w:r>
+      <w:r>
+        <w:rPr>
+          <w:lang w:val="en-US"/>
+        </w:rPr>
+        <w:t>sman</w:t>
+      </w:r>
+      <w:r>
+        <w:rPr>
+          <w:lang w:val="en-US"/>
+        </w:rPr>
+        <w:t xml:space="preserve"> up her</w:t>
+      </w:r>
+      <w:r>
+        <w:rPr>
+          <w:lang w:val="en-US"/>
+        </w:rPr>
+        <w:t>e</w:t>
+      </w:r>
+      <w:r>
+        <w:rPr>
+          <w:lang w:val="en-US"/>
+        </w:rPr>
+        <w:t>.”</w:t>
+      </w:r>
+    </w:p>
+    <w:p>
+      <w:pPr>
+        <w:ind w:firstLine="708"/>
+        <w:jc w:val="both"/>
+        <w:rPr>
+          <w:lang w:val="en-US"/>
+        </w:rPr>
+      </w:pPr>
+      <w:r>
+        <w:rPr>
+          <w:lang w:val="en-US"/>
+        </w:rPr>
+        <w:t xml:space="preserve">He </w:t>
+      </w:r>
+      <w:r>
+        <w:rPr>
+          <w:lang w:val="en-US"/>
+        </w:rPr>
+        <w:t>gave</w:t>
+      </w:r>
+      <w:r>
+        <w:rPr>
+          <w:lang w:val="en-US"/>
+        </w:rPr>
+        <w:t xml:space="preserve"> back her cards</w:t>
+      </w:r>
+      <w:r>
+        <w:rPr>
+          <w:lang w:val="en-US"/>
+        </w:rPr>
+        <w:t xml:space="preserve"> rather ungracefully back into her hands.</w:t>
+      </w:r>
+    </w:p>
+    <w:p>
+      <w:pPr>
+        <w:ind w:firstLine="708"/>
+        <w:jc w:val="both"/>
+        <w:rPr>
+          <w:lang w:val="en-US"/>
+        </w:rPr>
+      </w:pPr>
+      <w:r>
+        <w:rPr>
+          <w:lang w:val="en-US"/>
+        </w:rPr>
+        <w:t xml:space="preserve">“Go on, Harmonist. A mercenary like you would not bare any responsibility anyways, like we </w:t>
+      </w:r>
+      <w:proofErr w:type="gramStart"/>
+      <w:r>
+        <w:rPr>
+          <w:lang w:val="en-US"/>
+        </w:rPr>
+        <w:t>have to</w:t>
+      </w:r>
+      <w:proofErr w:type="gramEnd"/>
+      <w:r>
+        <w:rPr>
+          <w:lang w:val="en-US"/>
+        </w:rPr>
+        <w:t xml:space="preserve"> </w:t>
+      </w:r>
+      <w:proofErr w:type="gramStart"/>
+      <w:r>
+        <w:rPr>
+          <w:lang w:val="en-US"/>
+        </w:rPr>
+        <w:t>now</w:t>
+      </w:r>
+      <w:proofErr w:type="gramEnd"/>
+      <w:r>
+        <w:rPr>
+          <w:lang w:val="en-US"/>
+        </w:rPr>
+        <w:t>, I know your type. Just hoped you would be different. And here I was looking forward to meeting you again</w:t>
+      </w:r>
+      <w:r>
+        <w:rPr>
+          <w:lang w:val="en-US"/>
+        </w:rPr>
+        <w:t xml:space="preserve"> after the last weeks of waiting</w:t>
+      </w:r>
+      <w:r>
+        <w:rPr>
+          <w:lang w:val="en-US"/>
+        </w:rPr>
+        <w:t>.”</w:t>
+      </w:r>
+    </w:p>
+    <w:p>
+      <w:pPr>
+        <w:ind w:firstLine="708"/>
+        <w:jc w:val="both"/>
+        <w:rPr>
+          <w:lang w:val="en-US"/>
+        </w:rPr>
+      </w:pPr>
+      <w:r>
+        <w:rPr>
+          <w:lang w:val="en-US"/>
+        </w:rPr>
+        <w:t xml:space="preserve">“That stung.” </w:t>
+      </w:r>
+      <w:proofErr w:type="spellStart"/>
+      <w:r>
+        <w:rPr>
+          <w:lang w:val="en-US"/>
+        </w:rPr>
+        <w:t>Herriar</w:t>
+      </w:r>
+      <w:proofErr w:type="spellEnd"/>
+      <w:r>
+        <w:rPr>
+          <w:lang w:val="en-US"/>
+        </w:rPr>
+        <w:t xml:space="preserve"> thought to her as Camille packed away her cards and wandered of past the tower and glaring eyes. Asarat’s Peak was close and in range of sight, placed on a high cliff that could overlook any area of sun or shade for leagues. From down below the valleys, it had always looked majestic, from here more like the dump it was. Too close to the Darkness, </w:t>
+      </w:r>
+      <w:r>
+        <w:rPr>
+          <w:lang w:val="en-US"/>
+        </w:rPr>
+        <w:lastRenderedPageBreak/>
+        <w:t xml:space="preserve">the </w:t>
+      </w:r>
+      <w:proofErr w:type="gramStart"/>
+      <w:r>
+        <w:rPr>
+          <w:lang w:val="en-US"/>
+        </w:rPr>
+        <w:t>Chasm</w:t>
+      </w:r>
+      <w:proofErr w:type="gramEnd"/>
+      <w:r>
+        <w:rPr>
+          <w:lang w:val="en-US"/>
+        </w:rPr>
+        <w:t xml:space="preserve"> and its inhabitants to close by. But because of that a hub for any good mercenary, a job was always waiting, especially Harmonists. </w:t>
+      </w:r>
+    </w:p>
+    <w:p>
+      <w:pPr>
+        <w:ind w:firstLine="708"/>
+        <w:jc w:val="both"/>
+        <w:rPr>
+          <w:lang w:val="en-US"/>
+        </w:rPr>
+      </w:pPr>
+      <w:r>
+        <w:rPr>
+          <w:lang w:val="en-US"/>
+        </w:rPr>
+        <w:t xml:space="preserve">Camille trudged along, thinking back to how the guard had treated her, changing moods quicker than she could run. That made her cringe again, and again, making </w:t>
+      </w:r>
+      <w:proofErr w:type="spellStart"/>
+      <w:r>
+        <w:rPr>
+          <w:lang w:val="en-US"/>
+        </w:rPr>
+        <w:t>Herriar</w:t>
+      </w:r>
+      <w:proofErr w:type="spellEnd"/>
+      <w:r>
+        <w:rPr>
+          <w:lang w:val="en-US"/>
+        </w:rPr>
+        <w:t xml:space="preserve"> giving off a chuckle every time. No empathy in that one. Got a fan and lost him in a second, even a </w:t>
+      </w:r>
+      <w:proofErr w:type="gramStart"/>
+      <w:r>
+        <w:rPr>
+          <w:lang w:val="en-US"/>
+        </w:rPr>
+        <w:t>really cute</w:t>
+      </w:r>
+      <w:proofErr w:type="gramEnd"/>
+      <w:r>
+        <w:rPr>
+          <w:lang w:val="en-US"/>
+        </w:rPr>
+        <w:t xml:space="preserve"> one. Could this day get any </w:t>
+      </w:r>
+      <w:proofErr w:type="gramStart"/>
+      <w:r>
+        <w:rPr>
+          <w:lang w:val="en-US"/>
+        </w:rPr>
+        <w:t>more shady</w:t>
+      </w:r>
+      <w:proofErr w:type="gramEnd"/>
+      <w:r>
+        <w:rPr>
+          <w:lang w:val="en-US"/>
+        </w:rPr>
+        <w:t>?</w:t>
+      </w:r>
+    </w:p>
+    <w:p>
+      <w:pPr>
+        <w:ind w:firstLine="708"/>
+        <w:jc w:val="both"/>
+        <w:rPr>
+          <w:lang w:val="en-US"/>
+        </w:rPr>
+      </w:pPr>
+      <w:r>
+        <w:rPr>
+          <w:lang w:val="en-US"/>
+        </w:rPr>
+        <w:t>At least the city was close and Camille’s stomach was aching in anger for almost an hour now. She had convinced herself on the way to the guard tower to ask for a snack, but her conversation drove that thought back until now, when her body ached for sustenance.</w:t>
+      </w:r>
+    </w:p>
+    <w:p>
+      <w:pPr>
+        <w:ind w:firstLine="708"/>
+        <w:jc w:val="both"/>
+        <w:rPr>
+          <w:lang w:val="en-US"/>
+        </w:rPr>
+      </w:pPr>
+      <w:r>
+        <w:rPr>
+          <w:lang w:val="en-US"/>
+        </w:rPr>
+        <w:t xml:space="preserve">“I hate to do this, but I will have to steal some small foodstuff from a market or stall,” Camille grumbled from inside, “the hunger is killing me. More quickly than I hoped. I </w:t>
+      </w:r>
+      <w:proofErr w:type="gramStart"/>
+      <w:r>
+        <w:rPr>
+          <w:lang w:val="en-US"/>
+        </w:rPr>
+        <w:t>won’t</w:t>
+      </w:r>
+      <w:proofErr w:type="gramEnd"/>
+      <w:r>
+        <w:rPr>
+          <w:lang w:val="en-US"/>
+        </w:rPr>
+        <w:t xml:space="preserve"> make it to a</w:t>
+      </w:r>
+      <w:r>
+        <w:rPr>
+          <w:lang w:val="en-US"/>
+        </w:rPr>
+        <w:t xml:space="preserve"> Poor Folks Kitchen in time, and even later for a successful job.</w:t>
+      </w:r>
+      <w:r>
+        <w:rPr>
+          <w:lang w:val="en-US"/>
+        </w:rPr>
+        <w:t>”</w:t>
+      </w:r>
+    </w:p>
+    <w:p>
+      <w:pPr>
+        <w:ind w:firstLine="708"/>
+        <w:jc w:val="both"/>
+        <w:rPr>
+          <w:lang w:val="en-US"/>
+        </w:rPr>
+      </w:pPr>
+      <w:r>
+        <w:rPr>
+          <w:lang w:val="en-US"/>
+        </w:rPr>
+        <w:t xml:space="preserve">“Didn’t you hear the guard?” </w:t>
+      </w:r>
+      <w:proofErr w:type="spellStart"/>
+      <w:r>
+        <w:rPr>
+          <w:lang w:val="en-US"/>
+        </w:rPr>
+        <w:t>Herriar</w:t>
+      </w:r>
+      <w:proofErr w:type="spellEnd"/>
+      <w:r>
+        <w:rPr>
+          <w:lang w:val="en-US"/>
+        </w:rPr>
+        <w:t xml:space="preserve"> thought back. “The Immortal Oracle is here this </w:t>
+      </w:r>
+      <w:r>
+        <w:rPr>
+          <w:lang w:val="en-US"/>
+        </w:rPr>
+        <w:t>month;</w:t>
+      </w:r>
+      <w:r>
+        <w:rPr>
+          <w:lang w:val="en-US"/>
+        </w:rPr>
+        <w:t xml:space="preserve"> food and drink will be distributed until the festivities end.”</w:t>
+      </w:r>
+    </w:p>
+    <w:p>
+      <w:pPr>
+        <w:ind w:firstLine="708"/>
+        <w:jc w:val="both"/>
+        <w:rPr>
+          <w:lang w:val="en-US"/>
+        </w:rPr>
+      </w:pPr>
+      <w:r>
+        <w:rPr>
+          <w:lang w:val="en-US"/>
+        </w:rPr>
+        <w:t>“Oh, you are right!” Camille’s demeanor instantly lightened. “</w:t>
+      </w:r>
+      <w:proofErr w:type="spellStart"/>
+      <w:r>
+        <w:rPr>
+          <w:lang w:val="en-US"/>
+        </w:rPr>
+        <w:t>Mhhhh</w:t>
+      </w:r>
+      <w:proofErr w:type="spellEnd"/>
+      <w:r>
+        <w:rPr>
+          <w:lang w:val="en-US"/>
+        </w:rPr>
+        <w:t xml:space="preserve">, I </w:t>
+      </w:r>
+      <w:proofErr w:type="gramStart"/>
+      <w:r>
+        <w:rPr>
+          <w:lang w:val="en-US"/>
+        </w:rPr>
+        <w:t>can’t</w:t>
+      </w:r>
+      <w:proofErr w:type="gramEnd"/>
+      <w:r>
+        <w:rPr>
+          <w:lang w:val="en-US"/>
+        </w:rPr>
+        <w:t xml:space="preserve"> wait to get my hands on</w:t>
+      </w:r>
+      <w:r>
+        <w:rPr>
+          <w:lang w:val="en-US"/>
+        </w:rPr>
+        <w:t xml:space="preserve"> some Pickled Ox Buns or </w:t>
+      </w:r>
+      <w:bookmarkStart w:id="4" w:name="_Hlk224329406"/>
+      <w:r>
+        <w:rPr>
+          <w:lang w:val="en-US"/>
+        </w:rPr>
+        <w:t>Sweet Egg Plums</w:t>
+      </w:r>
+      <w:bookmarkEnd w:id="4"/>
+      <w:r>
+        <w:rPr>
+          <w:lang w:val="en-US"/>
+        </w:rPr>
+        <w:t xml:space="preserve">. They </w:t>
+      </w:r>
+      <w:proofErr w:type="gramStart"/>
+      <w:r>
+        <w:rPr>
+          <w:lang w:val="en-US"/>
+        </w:rPr>
+        <w:t>don’t</w:t>
+      </w:r>
+      <w:proofErr w:type="gramEnd"/>
+      <w:r>
+        <w:rPr>
+          <w:lang w:val="en-US"/>
+        </w:rPr>
+        <w:t xml:space="preserve"> have those in the valleys. And at the ocean its only: fish, fish fish…</w:t>
+      </w:r>
+      <w:r>
+        <w:rPr>
+          <w:lang w:val="en-US"/>
+        </w:rPr>
+        <w:t>”</w:t>
+      </w:r>
+    </w:p>
+    <w:p>
+      <w:pPr>
+        <w:ind w:firstLine="708"/>
+        <w:jc w:val="both"/>
+        <w:rPr>
+          <w:lang w:val="en-US"/>
+        </w:rPr>
+      </w:pPr>
+      <w:r>
+        <w:rPr>
+          <w:lang w:val="en-US"/>
+        </w:rPr>
+        <w:t xml:space="preserve">“I feel the same way,” </w:t>
+      </w:r>
+      <w:proofErr w:type="spellStart"/>
+      <w:r>
+        <w:rPr>
+          <w:lang w:val="en-US"/>
+        </w:rPr>
+        <w:t>Herriar</w:t>
+      </w:r>
+      <w:proofErr w:type="spellEnd"/>
+      <w:r>
+        <w:rPr>
+          <w:lang w:val="en-US"/>
+        </w:rPr>
+        <w:t xml:space="preserve"> instantly agreed, “I cannot take another Calorie Ball for a week. No, make that a month.”</w:t>
+      </w:r>
+    </w:p>
+    <w:p>
+      <w:pPr>
+        <w:ind w:firstLine="708"/>
+        <w:jc w:val="both"/>
+        <w:rPr>
+          <w:lang w:val="en-US"/>
+        </w:rPr>
+      </w:pPr>
+      <w:r>
+        <w:rPr>
+          <w:lang w:val="en-US"/>
+        </w:rPr>
+        <w:t>Camille found new spring in her step,</w:t>
+      </w:r>
+      <w:r>
+        <w:rPr>
+          <w:lang w:val="en-US"/>
+        </w:rPr>
+        <w:t xml:space="preserve"> quickly, almost running, towards the city gates, her identification already in hand.</w:t>
+      </w:r>
+      <w:r>
+        <w:rPr>
+          <w:lang w:val="en-US"/>
+        </w:rPr>
+        <w:t xml:space="preserve"> </w:t>
+      </w:r>
+      <w:r>
+        <w:rPr>
+          <w:lang w:val="en-US"/>
+        </w:rPr>
+        <w:t>F</w:t>
+      </w:r>
+      <w:r>
+        <w:rPr>
+          <w:lang w:val="en-US"/>
+        </w:rPr>
+        <w:t xml:space="preserve">ood </w:t>
+      </w:r>
+      <w:r>
+        <w:rPr>
+          <w:lang w:val="en-US"/>
+        </w:rPr>
+        <w:t xml:space="preserve">had </w:t>
+      </w:r>
+      <w:r>
+        <w:rPr>
+          <w:lang w:val="en-US"/>
+        </w:rPr>
+        <w:t xml:space="preserve">always </w:t>
+      </w:r>
+      <w:r>
+        <w:rPr>
+          <w:lang w:val="en-US"/>
+        </w:rPr>
+        <w:t xml:space="preserve">been </w:t>
+      </w:r>
+      <w:r>
+        <w:rPr>
+          <w:lang w:val="en-US"/>
+        </w:rPr>
+        <w:t>motivating her greatly. Thankfully, her metabolism also agreed and kept her figure athletic and thin</w:t>
+      </w:r>
+      <w:r>
+        <w:rPr>
+          <w:lang w:val="en-US"/>
+        </w:rPr>
+        <w:t>, aggravating her non-Harmonist peers that wished for similar eating habits</w:t>
+      </w:r>
+      <w:r>
+        <w:rPr>
+          <w:lang w:val="en-US"/>
+        </w:rPr>
+        <w:t>.</w:t>
+      </w:r>
+      <w:r>
+        <w:rPr>
+          <w:lang w:val="en-US"/>
+        </w:rPr>
+        <w:t xml:space="preserve"> And even better than food, she would be able to see the Immortal Oracle, as Harmonists had special rights to see her before the powerless plebians, seeing her future filled with silver and no parents around. But first, stomach subjugation was on course.</w:t>
+      </w:r>
+      <w:r>
+        <w:rPr>
+          <w:lang w:val="en-US"/>
+        </w:rPr>
+        <w:t xml:space="preserve"> Time to feast and not pay a</w:t>
+      </w:r>
+      <w:r>
+        <w:rPr>
+          <w:lang w:val="en-US"/>
+        </w:rPr>
+        <w:t xml:space="preserve"> single Iron Star!</w:t>
+      </w:r>
+    </w:p>
+    <w:p>
+      <w:pPr>
+        <w:ind w:firstLine="708"/>
+        <w:jc w:val="both"/>
+        <w:rPr>
+          <w:lang w:val="en-US"/>
+        </w:rPr>
+      </w:pPr>
+      <w:r>
+        <w:rPr>
+          <w:lang w:val="en-US"/>
+        </w:rPr>
+        <w:tab/>
+      </w:r>
+    </w:p>
+    <w:p>
+      <w:pPr>
+        <w:pStyle w:val="berschrift2"/>
+        <w:jc w:val="both"/>
+        <w:rPr>
+          <w:lang w:val="en-US"/>
+        </w:rPr>
+      </w:pPr>
+      <w:r>
+        <w:rPr>
+          <w:lang w:val="en-US"/>
+        </w:rPr>
+        <w:t>Camille in Asarat’s Peak</w:t>
+      </w:r>
+    </w:p>
+    <w:p>
+      <w:pPr>
+        <w:jc w:val="both"/>
+        <w:rPr>
+          <w:lang w:val="en-US"/>
+        </w:rPr>
+      </w:pPr>
+      <w:r>
+        <w:rPr>
+          <w:lang w:val="en-US"/>
+        </w:rPr>
+        <w:tab/>
+        <w:t>If you were rich, you would buy yourself one of the taller buildings situated on the western slope, making it able for sunlight to flow through your windows, while having you sleeping chambers in the shade in darkness. The poorer folk had to make do with anything they could get down below, usually seeing the sun only when walking to a plaza or outside of the city.</w:t>
+      </w:r>
+      <w:r>
+        <w:rPr>
+          <w:lang w:val="en-US"/>
+        </w:rPr>
+        <w:t xml:space="preserve"> At least you always got a good night’s sleep without the ever-shining sun disturbing you like it did Camille. Camping in the open was the worst if you could not find a huge boulder or cave to rest in. But behind a tall building everything was cold and grey.</w:t>
+      </w:r>
+      <w:r>
+        <w:rPr>
+          <w:lang w:val="en-US"/>
+        </w:rPr>
+        <w:t xml:space="preserve"> Good thing the officials of the High Bureaucracy were keeping an eye on who build where, so no rich person good just construct a home right at the sunlight border of the city’s walls.</w:t>
+      </w:r>
+    </w:p>
+    <w:p>
+      <w:pPr>
+        <w:jc w:val="both"/>
+        <w:rPr>
+          <w:lang w:val="en-US"/>
+        </w:rPr>
+      </w:pPr>
+      <w:r>
+        <w:rPr>
+          <w:lang w:val="en-US"/>
+        </w:rPr>
+        <w:lastRenderedPageBreak/>
+        <w:tab/>
+      </w:r>
+      <w:r>
+        <w:rPr>
+          <w:lang w:val="en-US"/>
+        </w:rPr>
+        <w:t xml:space="preserve">Music was playing from around the corner in disjointed melodies and tones. Musicians had it hard, they had to find tune and themes that would not include the </w:t>
+      </w:r>
+      <w:r>
+        <w:rPr>
+          <w:lang w:val="en-US"/>
+        </w:rPr>
+        <w:t>eight</w:t>
+      </w:r>
+      <w:r>
+        <w:rPr>
+          <w:lang w:val="en-US"/>
+        </w:rPr>
+        <w:t xml:space="preserve"> note Melodies that </w:t>
+      </w:r>
+      <w:r>
+        <w:rPr>
+          <w:lang w:val="en-US"/>
+        </w:rPr>
+        <w:t>Harmonist</w:t>
+      </w:r>
+      <w:r>
+        <w:rPr>
+          <w:lang w:val="en-US"/>
+        </w:rPr>
+        <w:t xml:space="preserve">s used, for that was forbidden by law. For a good reason too, since young children, or those with no control over their abilities, would accidently set of the power of </w:t>
+      </w:r>
+      <w:proofErr w:type="spellStart"/>
+      <w:r>
+        <w:rPr>
+          <w:lang w:val="en-US"/>
+        </w:rPr>
+        <w:t>Soulstice</w:t>
+      </w:r>
+      <w:proofErr w:type="spellEnd"/>
+      <w:r>
+        <w:rPr>
+          <w:lang w:val="en-US"/>
+        </w:rPr>
+        <w:t xml:space="preserve"> at the sound of a true Melody, creating chaos and, in the worst case, hurting people. Just like </w:t>
+      </w:r>
+      <w:proofErr w:type="spellStart"/>
+      <w:r>
+        <w:rPr>
+          <w:lang w:val="en-US"/>
+        </w:rPr>
+        <w:t>Darior</w:t>
+      </w:r>
+      <w:proofErr w:type="spellEnd"/>
+      <w:r>
+        <w:rPr>
+          <w:lang w:val="en-US"/>
+        </w:rPr>
+        <w:t xml:space="preserve">, you Camille as sure hurt his lip when his own </w:t>
+      </w:r>
+      <w:proofErr w:type="spellStart"/>
+      <w:r>
+        <w:rPr>
+          <w:lang w:val="en-US"/>
+        </w:rPr>
+        <w:t>Soulstice</w:t>
+      </w:r>
+      <w:proofErr w:type="spellEnd"/>
+      <w:r>
+        <w:rPr>
+          <w:lang w:val="en-US"/>
+        </w:rPr>
+        <w:t xml:space="preserve"> went wrong and cut him with sharp steel</w:t>
+      </w:r>
+      <w:r>
+        <w:rPr>
+          <w:lang w:val="en-US"/>
+        </w:rPr>
+        <w:t>. The same</w:t>
+      </w:r>
+      <w:r>
+        <w:rPr>
+          <w:lang w:val="en-US"/>
+        </w:rPr>
+        <w:t xml:space="preserve"> rules</w:t>
+      </w:r>
+      <w:r>
+        <w:rPr>
+          <w:lang w:val="en-US"/>
+        </w:rPr>
+        <w:t xml:space="preserve"> applied to whistling, humming, singing</w:t>
+      </w:r>
+      <w:r>
+        <w:rPr>
+          <w:lang w:val="en-US"/>
+        </w:rPr>
+        <w:t xml:space="preserve"> of more than six notes in rapid succession</w:t>
+      </w:r>
+      <w:r>
+        <w:rPr>
+          <w:lang w:val="en-US"/>
+        </w:rPr>
+        <w:t xml:space="preserve">; even clattering pots of varying sizes together in a rhythm. They </w:t>
+      </w:r>
+      <w:r>
+        <w:rPr>
+          <w:lang w:val="en-US"/>
+        </w:rPr>
+        <w:t>also</w:t>
+      </w:r>
+      <w:r>
+        <w:rPr>
+          <w:lang w:val="en-US"/>
+        </w:rPr>
+        <w:t xml:space="preserve"> had to ban a stacking game for kids made from hollow wood, as it accidently set of a house fire once. The Bureaucracy really had its hands full with </w:t>
+      </w:r>
+      <w:proofErr w:type="spellStart"/>
+      <w:r>
+        <w:rPr>
+          <w:lang w:val="en-US"/>
+        </w:rPr>
+        <w:t>Soulstice</w:t>
+      </w:r>
+      <w:proofErr w:type="spellEnd"/>
+      <w:r>
+        <w:rPr>
+          <w:lang w:val="en-US"/>
+        </w:rPr>
+        <w:t>, so it was natural it had to be kept in check. One way or another.</w:t>
+      </w:r>
+    </w:p>
+    <w:p>
+      <w:pPr>
+        <w:jc w:val="both"/>
+        <w:rPr>
+          <w:lang w:val="en-US"/>
+        </w:rPr>
+      </w:pPr>
+      <w:r>
+        <w:rPr>
+          <w:lang w:val="en-US"/>
+        </w:rPr>
+        <w:tab/>
+        <w:t>The musicians played string instruments, barely in tune to perfect pitch. Their fingers quickly moved over seven strings in total, a holy number for many, holding to a long wooden stick to change tones and notes, all of it attached to a sounding body of inflated animal stomach. If she had paid attention to her music classes back than in school and with her parents, she would certainly tell you the instrument’s names.</w:t>
+      </w:r>
+      <w:r>
+        <w:rPr>
+          <w:lang w:val="en-US"/>
+        </w:rPr>
+        <w:t xml:space="preserve"> Strange to think about how seven was so important to the culture of the continent of </w:t>
+      </w:r>
+      <w:proofErr w:type="spellStart"/>
+      <w:r>
+        <w:rPr>
+          <w:lang w:val="en-US"/>
+        </w:rPr>
+        <w:t>Dilaril</w:t>
+      </w:r>
+      <w:proofErr w:type="spellEnd"/>
+      <w:r>
+        <w:rPr>
+          <w:lang w:val="en-US"/>
+        </w:rPr>
+        <w:t xml:space="preserve">, but Melodies were in groups of eight, unchangeable. Even now people found new Melodies and powers, however at a much slower rate than over </w:t>
+      </w:r>
+      <w:r>
+        <w:rPr>
+          <w:lang w:val="en-US"/>
+        </w:rPr>
+        <w:t>thousands</w:t>
+      </w:r>
+      <w:r>
+        <w:rPr>
+          <w:lang w:val="en-US"/>
+        </w:rPr>
+        <w:t xml:space="preserve"> of years before, when </w:t>
+      </w:r>
+      <w:proofErr w:type="spellStart"/>
+      <w:r>
+        <w:rPr>
+          <w:lang w:val="en-US"/>
+        </w:rPr>
+        <w:t>Soulstice</w:t>
+      </w:r>
+      <w:proofErr w:type="spellEnd"/>
+      <w:r>
+        <w:rPr>
+          <w:lang w:val="en-US"/>
+        </w:rPr>
+        <w:t xml:space="preserve"> came to the spotlight long after the abrupt absence of the seven gods and the affixation of the sun and moon.</w:t>
+      </w:r>
+      <w:r>
+        <w:rPr>
+          <w:lang w:val="en-US"/>
+        </w:rPr>
+        <w:t xml:space="preserve"> </w:t>
+      </w:r>
+    </w:p>
+    <w:p>
+      <w:pPr>
+        <w:ind w:firstLine="708"/>
+        <w:jc w:val="both"/>
+        <w:rPr>
+          <w:lang w:val="en-US"/>
+        </w:rPr>
+      </w:pPr>
+      <w:r>
+        <w:rPr>
+          <w:lang w:val="en-US"/>
+        </w:rPr>
+        <w:t xml:space="preserve">The rhythm was fast and catchy and Camille was almost drawn to dance a little. But she </w:t>
+      </w:r>
+      <w:r>
+        <w:rPr>
+          <w:lang w:val="en-US"/>
+        </w:rPr>
+        <w:t>kept her distance</w:t>
+      </w:r>
+      <w:r>
+        <w:rPr>
+          <w:lang w:val="en-US"/>
+        </w:rPr>
+        <w:t>, afraid of the artists demanding a few coins as penance for their craft. And she had none to spare. Really.</w:t>
+      </w:r>
+    </w:p>
+    <w:p>
+      <w:pPr>
+        <w:jc w:val="both"/>
+        <w:rPr>
+          <w:lang w:val="en-US"/>
+        </w:rPr>
+      </w:pPr>
+    </w:p>
+    <w:p>
+      <w:pPr>
+        <w:pStyle w:val="berschrift2"/>
+        <w:jc w:val="both"/>
+        <w:rPr>
+          <w:lang w:val="en-US"/>
+        </w:rPr>
+      </w:pPr>
+      <w:r>
+        <w:rPr>
+          <w:lang w:val="en-US"/>
+        </w:rPr>
+        <w:t>Camille as a beggar</w:t>
+      </w:r>
+    </w:p>
+    <w:p>
+      <w:pPr>
+        <w:jc w:val="both"/>
+        <w:rPr>
+          <w:lang w:val="en-US"/>
+        </w:rPr>
+      </w:pPr>
+    </w:p>
+    <w:p>
+      <w:pPr>
+        <w:jc w:val="both"/>
+        <w:rPr>
+          <w:lang w:val="en-US"/>
+        </w:rPr>
+      </w:pPr>
+      <w:r>
+        <w:rPr>
+          <w:lang w:val="en-US"/>
+        </w:rPr>
+        <w:tab/>
+        <w:t>“Seize this wench,” the Consul said with distain, “discard her into the Chasms. I will not have a beggar here in the sun. Even more so shortly before the festivities.”</w:t>
+      </w:r>
+    </w:p>
+    <w:p>
+      <w:pPr>
+        <w:ind w:firstLine="708"/>
+        <w:jc w:val="both"/>
+        <w:rPr>
+          <w:lang w:val="en-US"/>
+        </w:rPr>
+      </w:pPr>
+      <w:r>
+        <w:rPr>
+          <w:lang w:val="en-US"/>
+        </w:rPr>
+        <w:t>Immediately two officiary guards grabbed her under her armpits, dragging her from her kneeling position to stand, her dirt grey and stained rags sliding over the mud wet cobblestones.</w:t>
+      </w:r>
+    </w:p>
+    <w:p>
+      <w:pPr>
+        <w:jc w:val="both"/>
+        <w:rPr>
+          <w:lang w:val="en-US"/>
+        </w:rPr>
+      </w:pPr>
+      <w:r>
+        <w:rPr>
+          <w:lang w:val="en-US"/>
+        </w:rPr>
+        <w:tab/>
+        <w:t xml:space="preserve">“Do something, Camille!” </w:t>
+      </w:r>
+      <w:proofErr w:type="spellStart"/>
+      <w:r>
+        <w:rPr>
+          <w:lang w:val="en-US"/>
+        </w:rPr>
+        <w:t>Herriar</w:t>
+      </w:r>
+      <w:proofErr w:type="spellEnd"/>
+      <w:r>
+        <w:rPr>
+          <w:lang w:val="en-US"/>
+        </w:rPr>
+        <w:t xml:space="preserve"> boomed inside of her head, but she held still, resigning. “Whistle the tune and I will spring into action! We can run from this, like we always had!”</w:t>
+      </w:r>
+    </w:p>
+    <w:p>
+      <w:pPr>
+        <w:jc w:val="both"/>
+        <w:rPr>
+          <w:lang w:val="en-US"/>
+        </w:rPr>
+      </w:pPr>
+      <w:r>
+        <w:rPr>
+          <w:lang w:val="en-US"/>
+        </w:rPr>
+        <w:tab/>
+        <w:t xml:space="preserve">But Camille did nothing. No help was coming, no one wanted her here anymore. Shew as an outcast, so she had to be cast out. </w:t>
+      </w:r>
+      <w:proofErr w:type="spellStart"/>
+      <w:r>
+        <w:rPr>
+          <w:lang w:val="en-US"/>
+        </w:rPr>
+        <w:t>H</w:t>
+      </w:r>
+      <w:r>
+        <w:rPr>
+          <w:lang w:val="en-US"/>
+        </w:rPr>
+        <w:t>e</w:t>
+      </w:r>
+      <w:r>
+        <w:rPr>
+          <w:lang w:val="en-US"/>
+        </w:rPr>
+        <w:t>rriar</w:t>
+      </w:r>
+      <w:proofErr w:type="spellEnd"/>
+      <w:r>
+        <w:rPr>
+          <w:lang w:val="en-US"/>
+        </w:rPr>
+        <w:t xml:space="preserve"> had read all that in her mind, and he did not try anything more. He was done as well, at the end of his strength and endurance. You would </w:t>
+      </w:r>
+      <w:r>
+        <w:rPr>
+          <w:lang w:val="en-US"/>
+        </w:rPr>
+        <w:lastRenderedPageBreak/>
+        <w:t xml:space="preserve">not think that Souls could burn out like the human spirit could. But what </w:t>
+      </w:r>
+      <w:proofErr w:type="gramStart"/>
+      <w:r>
+        <w:rPr>
+          <w:lang w:val="en-US"/>
+        </w:rPr>
+        <w:t>actually was</w:t>
+      </w:r>
+      <w:proofErr w:type="gramEnd"/>
+      <w:r>
+        <w:rPr>
+          <w:lang w:val="en-US"/>
+        </w:rPr>
+        <w:t xml:space="preserve"> the difference in the two?</w:t>
+      </w:r>
+    </w:p>
+    <w:p>
+      <w:pPr>
+        <w:jc w:val="both"/>
+        <w:rPr>
+          <w:lang w:val="en-US"/>
+        </w:rPr>
+      </w:pPr>
+      <w:r>
+        <w:rPr>
+          <w:lang w:val="en-US"/>
+        </w:rPr>
+        <w:tab/>
+        <w:t>“Wait!” A male voice somewhere fr</w:t>
+      </w:r>
+      <w:r>
+        <w:rPr>
+          <w:lang w:val="en-US"/>
+        </w:rPr>
+        <w:t>o</w:t>
+      </w:r>
+      <w:r>
+        <w:rPr>
+          <w:lang w:val="en-US"/>
+        </w:rPr>
+        <w:t xml:space="preserve">m inside of the Consuls entourage </w:t>
+      </w:r>
+      <w:r>
+        <w:rPr>
+          <w:lang w:val="en-US"/>
+        </w:rPr>
+        <w:t>demanded. “I will not stop you, Consul Jador, praise be your name. Let me give the poor woman a token for the dark road she must travel.”</w:t>
+      </w:r>
+    </w:p>
+    <w:p>
+      <w:pPr>
+        <w:jc w:val="both"/>
+        <w:rPr>
+          <w:lang w:val="en-US"/>
+        </w:rPr>
+      </w:pPr>
+      <w:r>
+        <w:rPr>
+          <w:lang w:val="en-US"/>
+        </w:rPr>
+        <w:tab/>
+        <w:t xml:space="preserve">A tall man in the robes of holy priesthood made his way through parting guards, the gown he wore split straight in the middle between the dark of night and yellow of sun, tall black headdress strewn with silver stars marking him </w:t>
+      </w:r>
+      <w:r>
+        <w:rPr>
+          <w:lang w:val="en-US"/>
+        </w:rPr>
+        <w:t>being</w:t>
+      </w:r>
+      <w:r>
+        <w:rPr>
+          <w:lang w:val="en-US"/>
+        </w:rPr>
+        <w:t xml:space="preserve"> of the chapter of the Moon</w:t>
+      </w:r>
+      <w:r>
+        <w:rPr>
+          <w:lang w:val="en-US"/>
+        </w:rPr>
+        <w:t xml:space="preserve">. In his hand he held a </w:t>
+      </w:r>
+      <w:r>
+        <w:rPr>
+          <w:lang w:val="en-US"/>
+        </w:rPr>
+        <w:t xml:space="preserve">small and </w:t>
+      </w:r>
+      <w:r>
+        <w:rPr>
+          <w:lang w:val="en-US"/>
+        </w:rPr>
+        <w:t xml:space="preserve">shiny </w:t>
+      </w:r>
+      <w:r>
+        <w:rPr>
+          <w:lang w:val="en-US"/>
+        </w:rPr>
+        <w:t>Silver Moon in front of Camille’s tired face, its glimmer reflecting on her pupils.</w:t>
+      </w:r>
+      <w:r>
+        <w:rPr>
+          <w:lang w:val="en-US"/>
+        </w:rPr>
+        <w:t xml:space="preserve"> It was in the shape of a crescent, forever frozen in time. They knew the moon once rotated around earth and was much closer than now. Still, it was much bigger than any star. She had only seen those once, when her parents made a long journey into the </w:t>
+      </w:r>
+      <w:proofErr w:type="spellStart"/>
+      <w:r>
+        <w:rPr>
+          <w:lang w:val="en-US"/>
+        </w:rPr>
+        <w:t>Darklands</w:t>
+      </w:r>
+      <w:proofErr w:type="spellEnd"/>
+      <w:r>
+        <w:rPr>
+          <w:lang w:val="en-US"/>
+        </w:rPr>
+        <w:t xml:space="preserve">, to show her what their world was really like. From Asarat’s Peak you could only imagine their majestic twinkle, like a million moons sprinkled over the sky. Better </w:t>
+      </w:r>
+      <w:r>
+        <w:rPr>
+          <w:lang w:val="en-US"/>
+        </w:rPr>
+        <w:t>times</w:t>
+      </w:r>
+      <w:r>
+        <w:rPr>
+          <w:lang w:val="en-US"/>
+        </w:rPr>
+        <w:t>.</w:t>
+      </w:r>
+      <w:r>
+        <w:rPr>
+          <w:lang w:val="en-US"/>
+        </w:rPr>
+        <w:t xml:space="preserve"> </w:t>
+      </w:r>
+      <w:r>
+        <w:rPr>
+          <w:lang w:val="en-US"/>
+        </w:rPr>
+        <w:t>The priest</w:t>
+      </w:r>
+      <w:r>
+        <w:rPr>
+          <w:lang w:val="en-US"/>
+        </w:rPr>
+        <w:t xml:space="preserve"> laid it into her hands, that she could barely clasp together, as the two guards still pulled at her to keep her straight and on her feet.</w:t>
+      </w:r>
+    </w:p>
+    <w:p>
+      <w:pPr>
+        <w:jc w:val="both"/>
+        <w:rPr>
+          <w:lang w:val="en-US"/>
+        </w:rPr>
+      </w:pPr>
+      <w:r>
+        <w:rPr>
+          <w:lang w:val="en-US"/>
+        </w:rPr>
+        <w:tab/>
+        <w:t>“It is worth a lot to the Cindered, use it to make your home there.”</w:t>
+      </w:r>
+    </w:p>
+    <w:p>
+      <w:pPr>
+        <w:jc w:val="both"/>
+        <w:rPr>
+          <w:lang w:val="en-US"/>
+        </w:rPr>
+      </w:pPr>
+      <w:r>
+        <w:rPr>
+          <w:lang w:val="en-US"/>
+        </w:rPr>
+        <w:tab/>
+        <w:t>Normally she would have spat in his face, this foul patron of conceptional pressure and traitorous constellations. But now… she took it gladly. Nothing was left but her chalkboard hanging from her neck, her harness and glaive, stashed away not far from here in the border</w:t>
+      </w:r>
+      <w:r>
+        <w:rPr>
+          <w:lang w:val="en-US"/>
+        </w:rPr>
+        <w:t xml:space="preserve"> </w:t>
+      </w:r>
+      <w:r>
+        <w:rPr>
+          <w:lang w:val="en-US"/>
+        </w:rPr>
+        <w:t xml:space="preserve">districts. The weapons she could not use for she would hunger so quickly. </w:t>
+      </w:r>
+      <w:r>
+        <w:rPr>
+          <w:lang w:val="en-US"/>
+        </w:rPr>
+        <w:t>The Silver Moon</w:t>
+      </w:r>
+      <w:r>
+        <w:rPr>
+          <w:lang w:val="en-US"/>
+        </w:rPr>
+        <w:t xml:space="preserve"> would keep her from their filthy streets just a while though. Hopefully enough to escape their clutches.</w:t>
+      </w:r>
+    </w:p>
+    <w:p>
+      <w:pPr>
+        <w:jc w:val="both"/>
+        <w:rPr>
+          <w:lang w:val="en-US"/>
+        </w:rPr>
+      </w:pPr>
+    </w:p>
+    <w:p>
+      <w:pPr>
+        <w:jc w:val="both"/>
+        <w:rPr>
+          <w:lang w:val="en-US"/>
+        </w:rPr>
+      </w:pPr>
+    </w:p>
+    <w:p>
+      <w:pPr>
+        <w:jc w:val="both"/>
+        <w:rPr>
+          <w:lang w:val="en-US"/>
+        </w:rPr>
+      </w:pPr>
+    </w:p>
+    <w:p>
+      <w:pPr>
+        <w:jc w:val="both"/>
+        <w:rPr>
+          <w:lang w:val="en-US"/>
+        </w:rPr>
+      </w:pPr>
+      <w:r>
+        <w:rPr>
+          <w:lang w:val="en-US"/>
+        </w:rPr>
+        <w:tab/>
+        <w:t xml:space="preserve">“Worth </w:t>
+      </w:r>
+      <w:r>
+        <w:rPr>
+          <w:lang w:val="en-US"/>
+        </w:rPr>
+        <w:t>ten</w:t>
+      </w:r>
+      <w:r>
+        <w:rPr>
+          <w:lang w:val="en-US"/>
+        </w:rPr>
+        <w:t xml:space="preserve"> </w:t>
+      </w:r>
+      <w:r>
+        <w:rPr>
+          <w:lang w:val="en-US"/>
+        </w:rPr>
+        <w:t>Star</w:t>
+      </w:r>
+      <w:r>
+        <w:rPr>
+          <w:lang w:val="en-US"/>
+        </w:rPr>
+        <w:t>s</w:t>
+      </w:r>
+      <w:r>
+        <w:rPr>
+          <w:lang w:val="en-US"/>
+        </w:rPr>
+        <w:t>?!” Camille had written on her chalkboard with the last of her chalk. In her frustration she had even used exclamations, instead of conserving the last of her writing utensils.</w:t>
+      </w:r>
+      <w:r>
+        <w:rPr>
+          <w:lang w:val="en-US"/>
+        </w:rPr>
+        <w:t xml:space="preserve"> She could barely hold it between her dirty fingernails, her hands unwashed to write with the white powdery residue after she had wiped the board.</w:t>
+      </w:r>
+    </w:p>
+    <w:p>
+      <w:pPr>
+        <w:jc w:val="both"/>
+        <w:rPr>
+          <w:lang w:val="en-US"/>
+        </w:rPr>
+      </w:pPr>
+      <w:r>
+        <w:rPr>
+          <w:lang w:val="en-US"/>
+        </w:rPr>
+        <w:tab/>
+        <w:t>“Someone has tricked you, human child,” said the tall Cindered one behind his tradesmen counter</w:t>
+      </w:r>
+      <w:r>
+        <w:rPr>
+          <w:lang w:val="en-US"/>
+        </w:rPr>
+        <w:t xml:space="preserve"> full of different metals. She would not be able to trade her coin into suns and </w:t>
+      </w:r>
+      <w:r>
+        <w:rPr>
+          <w:lang w:val="en-US"/>
+        </w:rPr>
+        <w:t>Gloams</w:t>
+      </w:r>
+      <w:r>
+        <w:rPr>
+          <w:lang w:val="en-US"/>
+        </w:rPr>
+        <w:t xml:space="preserve"> in here either</w:t>
+      </w:r>
+      <w:r>
+        <w:rPr>
+          <w:lang w:val="en-US"/>
+        </w:rPr>
+        <w:t>, for it was worth nothing!</w:t>
+      </w:r>
+      <w:r>
+        <w:rPr>
+          <w:lang w:val="en-US"/>
+        </w:rPr>
+        <w:t xml:space="preserve"> The black ribbons on </w:t>
+      </w:r>
+      <w:r>
+        <w:rPr>
+          <w:lang w:val="en-US"/>
+        </w:rPr>
+        <w:t>the</w:t>
+      </w:r>
+      <w:r>
+        <w:rPr>
+          <w:lang w:val="en-US"/>
+        </w:rPr>
+        <w:t xml:space="preserve"> grey</w:t>
+      </w:r>
+      <w:r>
+        <w:rPr>
+          <w:lang w:val="en-US"/>
+        </w:rPr>
+        <w:t xml:space="preserve"> man’s</w:t>
+      </w:r>
+      <w:r>
+        <w:rPr>
+          <w:lang w:val="en-US"/>
+        </w:rPr>
+        <w:t xml:space="preserve"> skin barley rippled as he </w:t>
+      </w:r>
+      <w:r>
+        <w:rPr>
+          <w:lang w:val="en-US"/>
+        </w:rPr>
+        <w:t xml:space="preserve">had </w:t>
+      </w:r>
+      <w:r>
+        <w:rPr>
+          <w:lang w:val="en-US"/>
+        </w:rPr>
+        <w:t>said it, more concerned with having a human inside f his shop then to serve her.</w:t>
+      </w:r>
+    </w:p>
+    <w:p>
+      <w:pPr>
+        <w:jc w:val="both"/>
+        <w:rPr>
+          <w:lang w:val="en-US"/>
+        </w:rPr>
+      </w:pPr>
+      <w:r>
+        <w:rPr>
+          <w:lang w:val="en-US"/>
+        </w:rPr>
+        <w:tab/>
+        <w:t xml:space="preserve">“That cannot be!” </w:t>
+      </w:r>
+      <w:proofErr w:type="spellStart"/>
+      <w:r>
+        <w:rPr>
+          <w:lang w:val="en-US"/>
+        </w:rPr>
+        <w:t>Herri</w:t>
+      </w:r>
+      <w:r>
+        <w:rPr>
+          <w:lang w:val="en-US"/>
+        </w:rPr>
+        <w:t>a</w:t>
+      </w:r>
+      <w:r>
+        <w:rPr>
+          <w:lang w:val="en-US"/>
+        </w:rPr>
+        <w:t>r</w:t>
+      </w:r>
+      <w:proofErr w:type="spellEnd"/>
+      <w:r>
+        <w:rPr>
+          <w:lang w:val="en-US"/>
+        </w:rPr>
+        <w:t xml:space="preserve"> exclaimed in Camille’s thoughts. “It has the stamp and size. And even shine”</w:t>
+      </w:r>
+    </w:p>
+    <w:p>
+      <w:pPr>
+        <w:jc w:val="both"/>
+        <w:rPr>
+          <w:lang w:val="en-US"/>
+        </w:rPr>
+      </w:pPr>
+      <w:r>
+        <w:rPr>
+          <w:lang w:val="en-US"/>
+        </w:rPr>
+        <w:lastRenderedPageBreak/>
+        <w:tab/>
+        <w:t>Camille held the coin Infront of her eyes, inspecting it closely. How could she not have seen it before? The anxiousness, the happiness?</w:t>
+      </w:r>
+    </w:p>
+    <w:p>
+      <w:pPr>
+        <w:ind w:firstLine="708"/>
+        <w:jc w:val="both"/>
+        <w:rPr>
+          <w:lang w:val="en-US"/>
+        </w:rPr>
+      </w:pPr>
+      <w:r>
+        <w:rPr>
+          <w:lang w:val="en-US"/>
+        </w:rPr>
+        <w:t xml:space="preserve">“He is right,” she thought, finding </w:t>
+      </w:r>
+      <w:proofErr w:type="gramStart"/>
+      <w:r>
+        <w:rPr>
+          <w:lang w:val="en-US"/>
+        </w:rPr>
+        <w:t>more and more</w:t>
+      </w:r>
+      <w:proofErr w:type="gramEnd"/>
+      <w:r>
+        <w:rPr>
+          <w:lang w:val="en-US"/>
+        </w:rPr>
+        <w:t xml:space="preserve"> imperfections on the coin, the shine of normal Moons more glamorous, “this is steel, crafted by</w:t>
+      </w:r>
+      <w:r>
+        <w:rPr>
+          <w:lang w:val="en-US"/>
+        </w:rPr>
+        <w:t xml:space="preserve"> Stee</w:t>
+      </w:r>
+      <w:r>
+        <w:rPr>
+          <w:lang w:val="en-US"/>
+        </w:rPr>
+        <w:t>l</w:t>
+      </w:r>
+      <w:r>
+        <w:rPr>
+          <w:lang w:val="en-US"/>
+        </w:rPr>
+        <w:t xml:space="preserve"> </w:t>
+      </w:r>
+      <w:proofErr w:type="spellStart"/>
+      <w:r>
+        <w:rPr>
+          <w:lang w:val="en-US"/>
+        </w:rPr>
+        <w:t>Soul</w:t>
+      </w:r>
+      <w:r>
+        <w:rPr>
+          <w:lang w:val="en-US"/>
+        </w:rPr>
+        <w:t>stice</w:t>
+      </w:r>
+      <w:proofErr w:type="spellEnd"/>
+      <w:r>
+        <w:rPr>
+          <w:lang w:val="en-US"/>
+        </w:rPr>
+        <w:t>. Nothing else can create anything as close.</w:t>
+      </w:r>
+      <w:r>
+        <w:rPr>
+          <w:lang w:val="en-US"/>
+        </w:rPr>
+        <w:t>”</w:t>
+      </w:r>
+    </w:p>
+    <w:p>
+      <w:pPr>
+        <w:ind w:firstLine="708"/>
+        <w:jc w:val="both"/>
+        <w:rPr>
+          <w:lang w:val="en-US"/>
+        </w:rPr>
+      </w:pPr>
+      <w:r>
+        <w:rPr>
+          <w:lang w:val="en-US"/>
+        </w:rPr>
+        <w:t xml:space="preserve">Her hand dropped holding the coin, </w:t>
+      </w:r>
+      <w:proofErr w:type="spellStart"/>
+      <w:r>
+        <w:rPr>
+          <w:lang w:val="en-US"/>
+        </w:rPr>
+        <w:t>its</w:t>
+      </w:r>
+      <w:proofErr w:type="spellEnd"/>
+      <w:r>
+        <w:rPr>
+          <w:lang w:val="en-US"/>
+        </w:rPr>
+        <w:t xml:space="preserve"> worth maybe enough for a few meals at most. She would have to go begging again, but now here in the Chasm, damp and dark. And she was not welcome here.</w:t>
+      </w:r>
+    </w:p>
+    <w:p>
+      <w:pPr>
+        <w:ind w:firstLine="708"/>
+        <w:jc w:val="both"/>
+        <w:rPr>
+          <w:lang w:val="en-US"/>
+        </w:rPr>
+      </w:pPr>
+      <w:r>
+        <w:rPr>
+          <w:lang w:val="en-US"/>
+        </w:rPr>
+        <w:t xml:space="preserve">While Harrier rumbled inside of her the shopkeeper’s wife held to Camille’s back and slowly pushed her towards the exit. You would not recognize the Cindered women by their face, their markings or height. Only their form was </w:t>
+      </w:r>
+      <w:proofErr w:type="gramStart"/>
+      <w:r>
+        <w:rPr>
+          <w:lang w:val="en-US"/>
+        </w:rPr>
+        <w:t>more slender</w:t>
+      </w:r>
+      <w:proofErr w:type="gramEnd"/>
+      <w:r>
+        <w:rPr>
+          <w:lang w:val="en-US"/>
+        </w:rPr>
+        <w:t xml:space="preserve"> and their voice matching.</w:t>
+      </w:r>
+    </w:p>
+    <w:p>
+      <w:pPr>
+        <w:ind w:firstLine="708"/>
+        <w:jc w:val="both"/>
+        <w:rPr>
+          <w:lang w:val="en-US"/>
+        </w:rPr>
+      </w:pPr>
+      <w:r>
+        <w:rPr>
+          <w:lang w:val="en-US"/>
+        </w:rPr>
+        <w:t>“Go, Sun Child,” the Cindered woman urged Camille, more friendly than her counterpart, “you cannot stay here. Go to the human lands. Here no one will help you.”</w:t>
+      </w:r>
+    </w:p>
+    <w:p>
+      <w:pPr>
+        <w:ind w:firstLine="708"/>
+        <w:jc w:val="both"/>
+        <w:rPr>
+          <w:lang w:val="en-US"/>
+        </w:rPr>
+      </w:pPr>
+      <w:r>
+        <w:rPr>
+          <w:lang w:val="en-US"/>
+        </w:rPr>
+        <w:t>And there, none will either. Camille followed her urgings and went outside through a crooked door into the street. Of course, the drizzle had not been leaving, waiting for her to return under skies, as clouds of grey were still overhead, reflecting the far of sun barley enough to still see here. She let her gaze drift westward, the crests of the heights of human lands illuminated at their peaks in golden color, shapes of houses, towers and walls outlined in yellow in front of greying darkness.</w:t>
+      </w:r>
+    </w:p>
+    <w:p>
+      <w:pPr>
+        <w:ind w:firstLine="708"/>
+        <w:jc w:val="both"/>
+        <w:rPr>
+          <w:lang w:val="en-US"/>
+        </w:rPr>
+      </w:pPr>
+      <w:r>
+        <w:rPr>
+          <w:lang w:val="en-US"/>
+        </w:rPr>
+        <w:t xml:space="preserve">“I know you won’t sell your Silver-” </w:t>
+      </w:r>
+      <w:proofErr w:type="spellStart"/>
+      <w:r>
+        <w:rPr>
+          <w:lang w:val="en-US"/>
+        </w:rPr>
+        <w:t>Herrier</w:t>
+      </w:r>
+      <w:proofErr w:type="spellEnd"/>
+      <w:r>
+        <w:rPr>
+          <w:lang w:val="en-US"/>
+        </w:rPr>
+        <w:t xml:space="preserve"> started.</w:t>
+      </w:r>
+    </w:p>
+    <w:p>
+      <w:pPr>
+        <w:ind w:firstLine="708"/>
+        <w:jc w:val="both"/>
+        <w:rPr>
+          <w:lang w:val="en-US"/>
+        </w:rPr>
+      </w:pPr>
+      <w:r>
+        <w:rPr>
+          <w:lang w:val="en-US"/>
+        </w:rPr>
+        <w:t>“Because no one would think it was rightfully mien to begin with.” Camille tried to be as angry in her thoughts as she could “Look at me, they would just think I stole it.”</w:t>
+      </w:r>
+    </w:p>
+    <w:p>
+      <w:pPr>
+        <w:ind w:firstLine="708"/>
+        <w:jc w:val="both"/>
+        <w:rPr>
+          <w:lang w:val="en-US"/>
+        </w:rPr>
+      </w:pPr>
+      <w:r>
+        <w:rPr>
+          <w:lang w:val="en-US"/>
+        </w:rPr>
+        <w:t xml:space="preserve">“That is not the true reason, but I </w:t>
+      </w:r>
+      <w:proofErr w:type="gramStart"/>
+      <w:r>
+        <w:rPr>
+          <w:lang w:val="en-US"/>
+        </w:rPr>
+        <w:t>won’t</w:t>
+      </w:r>
+      <w:proofErr w:type="gramEnd"/>
+      <w:r>
+        <w:rPr>
+          <w:lang w:val="en-US"/>
+        </w:rPr>
+        <w:t xml:space="preserve"> press it further. </w:t>
+      </w:r>
+      <w:proofErr w:type="gramStart"/>
+      <w:r>
+        <w:rPr>
+          <w:lang w:val="en-US"/>
+        </w:rPr>
+        <w:t>However</w:t>
+      </w:r>
+      <w:proofErr w:type="gramEnd"/>
+      <w:r>
+        <w:rPr>
+          <w:lang w:val="en-US"/>
+        </w:rPr>
+        <w:t xml:space="preserve">…” He would say </w:t>
+      </w:r>
+      <w:proofErr w:type="gramStart"/>
+      <w:r>
+        <w:rPr>
+          <w:lang w:val="en-US"/>
+        </w:rPr>
+        <w:t>it,</w:t>
+      </w:r>
+      <w:proofErr w:type="gramEnd"/>
+      <w:r>
+        <w:rPr>
+          <w:lang w:val="en-US"/>
+        </w:rPr>
+        <w:t xml:space="preserve"> she was sure of it. ‘Why not go back to y-’ “Why not go back to your parents?”</w:t>
+      </w:r>
+    </w:p>
+    <w:p>
+      <w:pPr>
+        <w:ind w:firstLine="708"/>
+        <w:jc w:val="both"/>
+        <w:rPr>
+          <w:lang w:val="en-US"/>
+        </w:rPr>
+      </w:pPr>
+      <w:r>
+        <w:rPr>
+          <w:lang w:val="en-US"/>
+        </w:rPr>
+        <w:t xml:space="preserve">Camille let out a groan at that, a cacophony of gurgling sound she always detested when she heard herself voicing any kind of speech. But now it felt right for the occasion, as it shut </w:t>
+      </w:r>
+      <w:proofErr w:type="spellStart"/>
+      <w:r>
+        <w:rPr>
+          <w:lang w:val="en-US"/>
+        </w:rPr>
+        <w:t>Herrier</w:t>
+      </w:r>
+      <w:proofErr w:type="spellEnd"/>
+      <w:r>
+        <w:rPr>
+          <w:lang w:val="en-US"/>
+        </w:rPr>
+        <w:t xml:space="preserve"> up for a few precious seconds.</w:t>
+      </w:r>
+      <w:r>
+        <w:rPr>
+          <w:lang w:val="en-US"/>
+        </w:rPr>
+        <w:t xml:space="preserve"> But not long enough, as she had wished for eternity just now.</w:t>
+      </w:r>
+    </w:p>
+    <w:p>
+      <w:pPr>
+        <w:ind w:firstLine="708"/>
+        <w:jc w:val="both"/>
+        <w:rPr>
+          <w:lang w:val="en-US"/>
+        </w:rPr>
+      </w:pPr>
+      <w:r>
+        <w:rPr>
+          <w:lang w:val="en-US"/>
+        </w:rPr>
+        <w:t>“</w:t>
+      </w:r>
+      <w:r>
+        <w:rPr>
+          <w:lang w:val="en-US"/>
+        </w:rPr>
+        <w:t>You hate it when I say it, but why?” He was insisting incessantly. “You have always kept me out of those thoughts on purpose. How can I understand?</w:t>
+      </w:r>
+      <w:r>
+        <w:rPr>
+          <w:lang w:val="en-US"/>
+        </w:rPr>
+        <w:t>”</w:t>
+      </w:r>
+    </w:p>
+    <w:p>
+      <w:pPr>
+        <w:ind w:firstLine="708"/>
+        <w:jc w:val="both"/>
+        <w:rPr>
+          <w:lang w:val="en-US"/>
+        </w:rPr>
+      </w:pPr>
+      <w:r>
+        <w:rPr>
+          <w:lang w:val="en-US"/>
+        </w:rPr>
+        <w:t xml:space="preserve">“If you stop being </w:t>
+      </w:r>
+      <w:r>
+        <w:rPr>
+          <w:lang w:val="en-US"/>
+        </w:rPr>
+        <w:t>annoying,</w:t>
+      </w:r>
+      <w:r>
+        <w:rPr>
+          <w:lang w:val="en-US"/>
+        </w:rPr>
+        <w:t xml:space="preserve"> I might tell you.” Camille thought back, more angrily than she wanted to</w:t>
+      </w:r>
+      <w:r>
+        <w:rPr>
+          <w:lang w:val="en-US"/>
+        </w:rPr>
+        <w:t>, shutting him up at least</w:t>
+      </w:r>
+      <w:r>
+        <w:rPr>
+          <w:lang w:val="en-US"/>
+        </w:rPr>
+        <w:t>. “First, let me find a place to sleep. No food today.”</w:t>
+      </w:r>
+    </w:p>
+    <w:p>
+      <w:pPr>
+        <w:ind w:firstLine="708"/>
+        <w:jc w:val="both"/>
+        <w:rPr>
+          <w:lang w:val="en-US"/>
+        </w:rPr>
+      </w:pPr>
+      <w:r>
+        <w:rPr>
+          <w:lang w:val="en-US"/>
+        </w:rPr>
+        <w:t xml:space="preserve">Camille pocketed her wannabe Gloam in her last remaining pocket and went off into the drizzle, the cold creeping in from her wet socks and pants, hands that crawled up from under to hug your body whole. If she could not find a dry place she would end up as </w:t>
+      </w:r>
+      <w:proofErr w:type="spellStart"/>
+      <w:r>
+        <w:rPr>
+          <w:lang w:val="en-US"/>
+        </w:rPr>
+        <w:t>Tristice</w:t>
+      </w:r>
+      <w:proofErr w:type="spellEnd"/>
+      <w:r>
+        <w:rPr>
+          <w:lang w:val="en-US"/>
+        </w:rPr>
+        <w:t xml:space="preserve"> in no time</w:t>
+      </w:r>
+      <w:r>
+        <w:rPr>
+          <w:lang w:val="en-US"/>
+        </w:rPr>
+        <w:t xml:space="preserve"> and give someone water powers</w:t>
+      </w:r>
+      <w:r>
+        <w:rPr>
+          <w:lang w:val="en-US"/>
+        </w:rPr>
+        <w:t>. Shivering she went off.</w:t>
+      </w:r>
+    </w:p>
+    <w:p>
+      <w:pPr>
+        <w:ind w:firstLine="708"/>
+        <w:jc w:val="both"/>
+        <w:rPr>
+          <w:lang w:val="en-US"/>
+        </w:rPr>
+      </w:pPr>
+    </w:p>
+    <w:p>
+      <w:pPr>
+        <w:ind w:firstLine="708"/>
+        <w:jc w:val="both"/>
+        <w:rPr>
+          <w:lang w:val="en-US"/>
+        </w:rPr>
+      </w:pPr>
+    </w:p>
+    <w:p>
+      <w:pPr>
+        <w:pStyle w:val="berschrift2"/>
+        <w:jc w:val="both"/>
+        <w:rPr>
+          <w:lang w:val="en-US"/>
+        </w:rPr>
+      </w:pPr>
+      <w:r>
+        <w:rPr>
+          <w:lang w:val="en-US"/>
+        </w:rPr>
+        <w:t>Camille in the Arena</w:t>
+      </w:r>
+    </w:p>
+    <w:p>
+      <w:pPr>
+        <w:jc w:val="both"/>
+        <w:rPr>
+          <w:lang w:val="en-US"/>
+        </w:rPr>
+      </w:pPr>
+      <w:r>
+        <w:rPr>
+          <w:lang w:val="en-US"/>
+        </w:rPr>
+        <w:t xml:space="preserve">To earn money Camille fights, as she </w:t>
+      </w:r>
+      <w:proofErr w:type="gramStart"/>
+      <w:r>
+        <w:rPr>
+          <w:lang w:val="en-US"/>
+        </w:rPr>
+        <w:t>hasn’t</w:t>
+      </w:r>
+      <w:proofErr w:type="gramEnd"/>
+      <w:r>
+        <w:rPr>
+          <w:lang w:val="en-US"/>
+        </w:rPr>
+        <w:t xml:space="preserve"> learned anything else than magic. Acrobats and musicians are better at arts than her so she can only fight. In the Arena she tries her luck and finishes so quickly the crowd barely recognizes it. Everyone is furious at that, but they give her a chance against the champion.</w:t>
+      </w:r>
+    </w:p>
+    <w:p>
+      <w:pPr>
+        <w:jc w:val="both"/>
+        <w:rPr>
+          <w:lang w:val="en-US"/>
+        </w:rPr>
+      </w:pPr>
+      <w:r>
+        <w:rPr>
+          <w:lang w:val="en-US"/>
+        </w:rPr>
+        <w:t xml:space="preserve">He beats her after a long fight and she </w:t>
+      </w:r>
+      <w:proofErr w:type="gramStart"/>
+      <w:r>
+        <w:rPr>
+          <w:lang w:val="en-US"/>
+        </w:rPr>
+        <w:t>has to</w:t>
+      </w:r>
+      <w:proofErr w:type="gramEnd"/>
+      <w:r>
+        <w:rPr>
+          <w:lang w:val="en-US"/>
+        </w:rPr>
+        <w:t xml:space="preserve"> give up to not die, so she </w:t>
+      </w:r>
+      <w:proofErr w:type="gramStart"/>
+      <w:r>
+        <w:rPr>
+          <w:lang w:val="en-US"/>
+        </w:rPr>
+        <w:t>has to</w:t>
+      </w:r>
+      <w:proofErr w:type="gramEnd"/>
+      <w:r>
+        <w:rPr>
+          <w:lang w:val="en-US"/>
+        </w:rPr>
+        <w:t xml:space="preserve"> give away her weapon while getting thrown out. She escaped with her life but has not much money and no real prospects. Doriar spread rumors and truth about her and she </w:t>
+      </w:r>
+      <w:proofErr w:type="spellStart"/>
+      <w:proofErr w:type="gramStart"/>
+      <w:r>
+        <w:rPr>
+          <w:lang w:val="en-US"/>
+        </w:rPr>
+        <w:t>cant</w:t>
+      </w:r>
+      <w:proofErr w:type="spellEnd"/>
+      <w:proofErr w:type="gramEnd"/>
+      <w:r>
+        <w:rPr>
+          <w:lang w:val="en-US"/>
+        </w:rPr>
+        <w:t xml:space="preserve"> find even simple jobs now, everybody knows her.</w:t>
+      </w:r>
+    </w:p>
+    <w:p>
+      <w:pPr>
+        <w:jc w:val="both"/>
+        <w:rPr>
+          <w:lang w:val="en-US"/>
+        </w:rPr>
+      </w:pPr>
+    </w:p>
+    <w:p>
+      <w:pPr>
+        <w:jc w:val="both"/>
+        <w:rPr>
+          <w:lang w:val="en-US"/>
+        </w:rPr>
+      </w:pPr>
+    </w:p>
+    <w:p>
+      <w:pPr>
+        <w:pStyle w:val="berschrift2"/>
+        <w:jc w:val="both"/>
+        <w:rPr>
+          <w:lang w:val="en-US"/>
+        </w:rPr>
+      </w:pPr>
+      <w:r>
+        <w:rPr>
+          <w:lang w:val="en-US"/>
+        </w:rPr>
+        <w:t>Camille vision</w:t>
+      </w:r>
+    </w:p>
+    <w:p>
+      <w:pPr>
+        <w:jc w:val="both"/>
+        <w:rPr>
+          <w:lang w:val="en-US"/>
+        </w:rPr>
+      </w:pPr>
+    </w:p>
+    <w:p>
+      <w:pPr>
+        <w:pStyle w:val="berschrift2"/>
+        <w:jc w:val="both"/>
+        <w:rPr>
+          <w:lang w:val="en-US"/>
+        </w:rPr>
+      </w:pPr>
+      <w:r>
+        <w:rPr>
+          <w:lang w:val="en-US"/>
+        </w:rPr>
+        <w:t>Camille dream after vision</w:t>
+      </w:r>
+    </w:p>
+    <w:p>
+      <w:pPr>
+        <w:jc w:val="both"/>
+        <w:rPr>
+          <w:lang w:val="en-US"/>
+        </w:rPr>
+      </w:pPr>
+    </w:p>
+    <w:p>
+      <w:pPr>
+        <w:jc w:val="both"/>
+        <w:rPr>
+          <w:lang w:val="en-US"/>
+        </w:rPr>
+      </w:pPr>
+      <w:r>
+        <w:rPr>
+          <w:lang w:val="en-US"/>
+        </w:rPr>
+        <w:tab/>
+        <w:t>“</w:t>
+      </w:r>
+      <w:proofErr w:type="spellStart"/>
+      <w:r>
+        <w:rPr>
+          <w:lang w:val="en-US"/>
+        </w:rPr>
+        <w:t>Uagh</w:t>
+      </w:r>
+      <w:proofErr w:type="spellEnd"/>
+      <w:r>
+        <w:rPr>
+          <w:lang w:val="en-US"/>
+        </w:rPr>
+        <w:t>,” Camille awoke with a guttural sound, one her frail vocal cords could still manage. They always hurt like the Woes after she accidently used them. Good thing no one was here to have heard that.</w:t>
+      </w:r>
+    </w:p>
+    <w:p>
+      <w:pPr>
+        <w:jc w:val="both"/>
+        <w:rPr>
+          <w:lang w:val="en-US"/>
+        </w:rPr>
+      </w:pPr>
+      <w:r>
+        <w:rPr>
+          <w:lang w:val="en-US"/>
+        </w:rPr>
+        <w:tab/>
+        <w:t xml:space="preserve">“I have,” </w:t>
+      </w:r>
+      <w:proofErr w:type="spellStart"/>
+      <w:r>
+        <w:rPr>
+          <w:lang w:val="en-US"/>
+        </w:rPr>
+        <w:t>Herriar</w:t>
+      </w:r>
+      <w:proofErr w:type="spellEnd"/>
+      <w:r>
+        <w:rPr>
+          <w:lang w:val="en-US"/>
+        </w:rPr>
+        <w:t xml:space="preserve"> sounded in her thoughts</w:t>
+      </w:r>
+      <w:r>
+        <w:rPr>
+          <w:lang w:val="en-US"/>
+        </w:rPr>
+        <w:t>, “but don’t worry, I won’t tell.”</w:t>
+      </w:r>
+    </w:p>
+    <w:p>
+      <w:pPr>
+        <w:jc w:val="both"/>
+        <w:rPr>
+          <w:lang w:val="en-US"/>
+        </w:rPr>
+      </w:pPr>
+    </w:p>
+    <w:p>
+      <w:pPr>
+        <w:pStyle w:val="berschrift2"/>
+        <w:rPr>
+          <w:lang w:val="en-US"/>
+        </w:rPr>
+      </w:pPr>
+      <w:r>
+        <w:rPr>
+          <w:lang w:val="en-US"/>
+        </w:rPr>
+        <w:t>Camille and group fighting against final bad guys</w:t>
+      </w:r>
+    </w:p>
+    <w:p>
+      <w:pPr>
+        <w:rPr>
+          <w:lang w:val="en-US"/>
+        </w:rPr>
+      </w:pPr>
+      <w:r>
+        <w:rPr>
+          <w:lang w:val="en-US"/>
+        </w:rPr>
+        <w:tab/>
+      </w:r>
+    </w:p>
+    <w:p>
+      <w:pPr>
+        <w:rPr>
+          <w:lang w:val="en-US"/>
+        </w:rPr>
+      </w:pPr>
+      <w:r>
+        <w:rPr>
+          <w:lang w:val="en-US"/>
+        </w:rPr>
+        <w:tab/>
+        <w:t>Camille hid behind a pillar and adjacent boxes; her speed having decreased to its usual level. Her belly was grumbling heavily, hunger keeping her down and out of the fight for now. Her glaive was resting against the pillar as she fumbled through every of her metal tubes, many of them discarded on the ground, empty. She was out of food and energy. She would have to try and ask the others, one of them surely ha-</w:t>
+      </w:r>
+    </w:p>
+    <w:p>
+      <w:pPr>
+        <w:rPr>
+          <w:lang w:val="en-US"/>
+        </w:rPr>
+      </w:pPr>
+      <w:r>
+        <w:rPr>
+          <w:lang w:val="en-US"/>
+        </w:rPr>
+        <w:tab/>
+        <w:t>Thud! A body hit the ground next to her heard, cracking the tiles of the mosaic beneath it, making a few of them fly a short distance. Diianel stared at her with lifeless eyes, the side of her skull cracked by a wet whip of hardened water, blood flowing from her wounds easily.</w:t>
+      </w:r>
+    </w:p>
+    <w:p>
+      <w:pPr>
+        <w:rPr>
+          <w:lang w:val="en-US"/>
+        </w:rPr>
+      </w:pPr>
+      <w:r>
+        <w:rPr>
+          <w:lang w:val="en-US"/>
+        </w:rPr>
+        <w:lastRenderedPageBreak/>
+        <w:tab/>
+        <w:t xml:space="preserve">“Check her for food!” </w:t>
+      </w:r>
+      <w:proofErr w:type="spellStart"/>
+      <w:r>
+        <w:rPr>
+          <w:lang w:val="en-US"/>
+        </w:rPr>
+        <w:t>Herriar</w:t>
+      </w:r>
+      <w:proofErr w:type="spellEnd"/>
+      <w:r>
+        <w:rPr>
+          <w:lang w:val="en-US"/>
+        </w:rPr>
+        <w:t xml:space="preserve"> shouted in Camille’s head, trying to force her from her fearful stiffness. Instead, Camille drew her spare glaive closer to herself, heavy breaths heaving her chest high, as she could not help but stare back at Diianel, her cheeky demeanor fully gone to someplace else.</w:t>
+      </w:r>
+    </w:p>
+    <w:p>
+      <w:pPr>
+        <w:rPr>
+          <w:lang w:val="en-US"/>
+        </w:rPr>
+      </w:pPr>
+      <w:r>
+        <w:rPr>
+          <w:lang w:val="en-US"/>
+        </w:rPr>
+        <w:tab/>
+        <w:t xml:space="preserve">“Please, Camille! Move! We will die in here if you </w:t>
+      </w:r>
+      <w:proofErr w:type="gramStart"/>
+      <w:r>
+        <w:rPr>
+          <w:lang w:val="en-US"/>
+        </w:rPr>
+        <w:t>don’t</w:t>
+      </w:r>
+      <w:proofErr w:type="gramEnd"/>
+      <w:r>
+        <w:rPr>
+          <w:lang w:val="en-US"/>
+        </w:rPr>
+        <w:t xml:space="preserve"> help.”</w:t>
+      </w:r>
+    </w:p>
+    <w:p>
+      <w:pPr>
+        <w:rPr>
+          <w:lang w:val="en-US"/>
+        </w:rPr>
+      </w:pPr>
+      <w:r>
+        <w:rPr>
+          <w:lang w:val="en-US"/>
+        </w:rPr>
+        <w:tab/>
+        <w:t xml:space="preserve">Only now Camille noticed the sounds of the fight around her again, Melodies going </w:t>
+      </w:r>
+      <w:proofErr w:type="spellStart"/>
+      <w:r>
+        <w:rPr>
+          <w:lang w:val="en-US"/>
+        </w:rPr>
+        <w:t>of</w:t>
+      </w:r>
+      <w:proofErr w:type="spellEnd"/>
+      <w:r>
+        <w:rPr>
+          <w:lang w:val="en-US"/>
+        </w:rPr>
+        <w:t xml:space="preserve"> in a constant staccato, </w:t>
+      </w:r>
+      <w:proofErr w:type="gramStart"/>
+      <w:r>
+        <w:rPr>
+          <w:lang w:val="en-US"/>
+        </w:rPr>
+        <w:t>similar to</w:t>
+      </w:r>
+      <w:proofErr w:type="gramEnd"/>
+      <w:r>
+        <w:rPr>
+          <w:lang w:val="en-US"/>
+        </w:rPr>
+        <w:t xml:space="preserve"> the strange songs the musicians had to play. Those Melodies were cut off by screams and commands, gurgling of undead, the slashing and tearing of flesh and bone. The blood from Diianel’s body continued to flow, now touching Camille’s boot, staining it red. She drew it back towards her, clutching her weapon and knees even closer, but the blood was following her.</w:t>
+      </w:r>
+    </w:p>
+    <w:p>
+      <w:pPr>
+        <w:rPr>
+          <w:lang w:val="en-US"/>
+        </w:rPr>
+      </w:pPr>
+      <w:r>
+        <w:rPr>
+          <w:lang w:val="en-US"/>
+        </w:rPr>
+        <w:tab/>
+        <w:t>“I- I don’t know if I can do it.” Camille thought, her hands only steady because she was grabbing on tight to the glaive’s shaft, knuckles white.</w:t>
+      </w:r>
+    </w:p>
+    <w:p>
+      <w:pPr>
+        <w:rPr>
+          <w:lang w:val="en-US"/>
+        </w:rPr>
+      </w:pPr>
+      <w:r>
+        <w:rPr>
+          <w:lang w:val="en-US"/>
+        </w:rPr>
+        <w:tab/>
+        <w:t xml:space="preserve">“Take it step by step,” </w:t>
+      </w:r>
+      <w:proofErr w:type="spellStart"/>
+      <w:r>
+        <w:rPr>
+          <w:lang w:val="en-US"/>
+        </w:rPr>
+        <w:t>Herriar</w:t>
+      </w:r>
+      <w:proofErr w:type="spellEnd"/>
+      <w:r>
+        <w:rPr>
+          <w:lang w:val="en-US"/>
+        </w:rPr>
+        <w:t xml:space="preserve"> said with a calm voice, “first grab food, then decide if you can fight or not.”</w:t>
+      </w:r>
+    </w:p>
+    <w:p>
+      <w:pPr>
+        <w:rPr>
+          <w:lang w:val="en-US"/>
+        </w:rPr>
+      </w:pPr>
+      <w:r>
+        <w:rPr>
+          <w:lang w:val="en-US"/>
+        </w:rPr>
+        <w:tab/>
+        <w:t>“Camille!” She heard Jevan shout before the scream of a dying man cut in, instantly silent after another crash of water. Has that been…</w:t>
+      </w:r>
+    </w:p>
+    <w:p>
+      <w:pPr>
+        <w:rPr>
+          <w:lang w:val="en-US"/>
+        </w:rPr>
+      </w:pPr>
+      <w:r>
+        <w:rPr>
+          <w:lang w:val="en-US"/>
+        </w:rPr>
+        <w:tab/>
+        <w:t>“Camille, help us!” Jevan continued, right before he whistled one of his Melodies, the room now even more lit than before.</w:t>
+      </w:r>
+    </w:p>
+    <w:p>
+      <w:pPr>
+        <w:rPr>
+          <w:lang w:val="en-US"/>
+        </w:rPr>
+      </w:pPr>
+      <w:r>
+        <w:rPr>
+          <w:lang w:val="en-US"/>
+        </w:rPr>
+        <w:tab/>
+        <w:t xml:space="preserve">“Alright, Camille, you can do this,” she thought to herself, not for </w:t>
+      </w:r>
+      <w:proofErr w:type="spellStart"/>
+      <w:r>
+        <w:rPr>
+          <w:lang w:val="en-US"/>
+        </w:rPr>
+        <w:t>Herriar</w:t>
+      </w:r>
+      <w:proofErr w:type="spellEnd"/>
+      <w:r>
+        <w:rPr>
+          <w:lang w:val="en-US"/>
+        </w:rPr>
+        <w:t xml:space="preserve"> to hear, “you never failed like this before!”</w:t>
+      </w:r>
+    </w:p>
+    <w:p>
+      <w:pPr>
+        <w:rPr>
+          <w:lang w:val="en-US"/>
+        </w:rPr>
+      </w:pPr>
+      <w:r>
+        <w:rPr>
+          <w:lang w:val="en-US"/>
+        </w:rPr>
+        <w:tab/>
+        <w:t xml:space="preserve">She turned over to her left, her reach now very close to Diianel’s body, her blood seeping into Camille’s disguise and gambeson underneath. She searched for pockets, found one and wanted to open it, as Diianel stirred. But she did not </w:t>
+      </w:r>
+      <w:r>
+        <w:rPr>
+          <w:lang w:val="en-US"/>
+        </w:rPr>
+        <w:t>draw</w:t>
+      </w:r>
+      <w:r>
+        <w:rPr>
+          <w:lang w:val="en-US"/>
+        </w:rPr>
+        <w:t xml:space="preserve"> </w:t>
+      </w:r>
+      <w:r>
+        <w:rPr>
+          <w:lang w:val="en-US"/>
+        </w:rPr>
+        <w:t xml:space="preserve">in </w:t>
+      </w:r>
+      <w:r>
+        <w:rPr>
+          <w:lang w:val="en-US"/>
+        </w:rPr>
+        <w:t>breath, no eyes going wide</w:t>
+      </w:r>
+      <w:r>
+        <w:rPr>
+          <w:lang w:val="en-US"/>
+        </w:rPr>
+        <w:t xml:space="preserve"> in unexpected life returned</w:t>
+      </w:r>
+      <w:r>
+        <w:rPr>
+          <w:lang w:val="en-US"/>
+        </w:rPr>
+        <w:t xml:space="preserve">. No, </w:t>
+      </w:r>
+      <w:r>
+        <w:rPr>
+          <w:lang w:val="en-US"/>
+        </w:rPr>
+        <w:t>she looked more lifeless than before,</w:t>
+      </w:r>
+    </w:p>
+    <w:p>
+      <w:pPr>
+        <w:rPr>
+          <w:lang w:val="en-US"/>
+        </w:rPr>
+      </w:pPr>
+    </w:p>
+    <w:p>
+      <w:pPr>
+        <w:rPr>
+          <w:lang w:val="en-US"/>
+        </w:rPr>
+      </w:pPr>
+    </w:p>
+    <w:p>
+      <w:pPr>
+        <w:rPr>
+          <w:lang w:val="en-US"/>
+        </w:rPr>
+      </w:pPr>
+      <w:r>
+        <w:rPr>
+          <w:lang w:val="en-US"/>
+        </w:rPr>
+        <w:tab/>
+        <w:t>“</w:t>
+      </w:r>
+      <w:proofErr w:type="spellStart"/>
+      <w:r>
+        <w:rPr>
+          <w:lang w:val="en-US"/>
+        </w:rPr>
+        <w:t>Herriar</w:t>
+      </w:r>
+      <w:proofErr w:type="spellEnd"/>
+      <w:r>
+        <w:rPr>
+          <w:lang w:val="en-US"/>
+        </w:rPr>
+        <w:t>!” Camille urged in her thoughts. “Give me a plan!”</w:t>
+      </w:r>
+    </w:p>
+    <w:p>
+      <w:pPr>
+        <w:rPr>
+          <w:lang w:val="en-US"/>
+        </w:rPr>
+      </w:pPr>
+      <w:r>
+        <w:rPr>
+          <w:lang w:val="en-US"/>
+        </w:rPr>
+        <w:tab/>
+        <w:t>“I am trying! There are so many, dead cultist risen again, I-”</w:t>
+      </w:r>
+    </w:p>
+    <w:p>
+      <w:pPr>
+        <w:rPr>
+          <w:lang w:val="en-US"/>
+        </w:rPr>
+      </w:pPr>
+      <w:r>
+        <w:rPr>
+          <w:lang w:val="en-US"/>
+        </w:rPr>
+        <w:tab/>
+        <w:t xml:space="preserve">Around Jevan and </w:t>
+      </w:r>
+      <w:proofErr w:type="spellStart"/>
+      <w:r>
+        <w:rPr>
+          <w:lang w:val="en-US"/>
+        </w:rPr>
+        <w:t>Dormir</w:t>
+      </w:r>
+      <w:proofErr w:type="spellEnd"/>
+      <w:r>
+        <w:rPr>
+          <w:lang w:val="en-US"/>
+        </w:rPr>
+        <w:t xml:space="preserve"> undead kept piling on, threatening to drown them. Brod was slicing through limbs of </w:t>
+      </w:r>
+      <w:proofErr w:type="gramStart"/>
+      <w:r>
+        <w:rPr>
+          <w:lang w:val="en-US"/>
+        </w:rPr>
+        <w:t>more and more</w:t>
+      </w:r>
+      <w:proofErr w:type="gramEnd"/>
+      <w:r>
+        <w:rPr>
+          <w:lang w:val="en-US"/>
+        </w:rPr>
+        <w:t xml:space="preserve"> of them, the avalanche coming in still. </w:t>
+      </w:r>
+      <w:proofErr w:type="spellStart"/>
+      <w:r>
+        <w:rPr>
+          <w:lang w:val="en-US"/>
+        </w:rPr>
+        <w:t>Lanilor’s</w:t>
+      </w:r>
+      <w:proofErr w:type="spellEnd"/>
+      <w:r>
+        <w:rPr>
+          <w:lang w:val="en-US"/>
+        </w:rPr>
+        <w:t xml:space="preserve"> Arrows were hitting the lifeless bodies, none finding their target in the priest.</w:t>
+      </w:r>
+    </w:p>
+    <w:p>
+      <w:pPr>
+        <w:ind w:firstLine="708"/>
+        <w:rPr>
+          <w:lang w:val="en-US"/>
+        </w:rPr>
+      </w:pPr>
+      <w:r>
+        <w:rPr>
+          <w:lang w:val="en-US"/>
+        </w:rPr>
+        <w:t>“</w:t>
+      </w:r>
+      <w:r>
+        <w:rPr>
+          <w:lang w:val="en-US"/>
+        </w:rPr>
+        <w:t xml:space="preserve">Now </w:t>
+      </w:r>
+      <w:proofErr w:type="spellStart"/>
+      <w:r>
+        <w:rPr>
+          <w:lang w:val="en-US"/>
+        </w:rPr>
+        <w:t>Herriar</w:t>
+      </w:r>
+      <w:proofErr w:type="spellEnd"/>
+      <w:r>
+        <w:rPr>
+          <w:lang w:val="en-US"/>
+        </w:rPr>
+        <w:t>!</w:t>
+      </w:r>
+      <w:r>
+        <w:rPr>
+          <w:lang w:val="en-US"/>
+        </w:rPr>
+        <w:t>”</w:t>
+      </w:r>
+      <w:r>
+        <w:rPr>
+          <w:lang w:val="en-US"/>
+        </w:rPr>
+        <w:t xml:space="preserve"> Camille thought with a shout, a guttural sound escaping her throat as she stepped back behind the fighting men, trying to a find an opening.</w:t>
+      </w:r>
+      <w:r>
+        <w:rPr>
+          <w:lang w:val="en-US"/>
+        </w:rPr>
+        <w:t xml:space="preserve">  </w:t>
+      </w:r>
+    </w:p>
+    <w:p>
+      <w:pPr>
+        <w:jc w:val="both"/>
+        <w:rPr>
+          <w:lang w:val="en-US"/>
+        </w:rPr>
+      </w:pPr>
+      <w:r>
+        <w:rPr>
+          <w:lang w:val="en-US"/>
+        </w:rPr>
+        <w:lastRenderedPageBreak/>
+        <w:tab/>
+        <w:t xml:space="preserve">“Go it!” </w:t>
+      </w:r>
+      <w:proofErr w:type="spellStart"/>
+      <w:r>
+        <w:rPr>
+          <w:lang w:val="en-US"/>
+        </w:rPr>
+        <w:t>Herriar</w:t>
+      </w:r>
+      <w:proofErr w:type="spellEnd"/>
+      <w:r>
+        <w:rPr>
+          <w:lang w:val="en-US"/>
+        </w:rPr>
+        <w:t xml:space="preserve"> exclaimed after a moment of terrifying silence and started to explain to Camille what she had to do, going on for several seconds. It was the most complicated choreography she had ever heard from him, sprouting fear inside of her, the possibilities of failure too big, not worth the risk. There had to be </w:t>
+      </w:r>
+      <w:proofErr w:type="spellStart"/>
+      <w:r>
+        <w:rPr>
+          <w:lang w:val="en-US"/>
+        </w:rPr>
+        <w:t>ano</w:t>
+      </w:r>
+      <w:proofErr w:type="spellEnd"/>
+      <w:r>
+        <w:rPr>
+          <w:lang w:val="en-US"/>
+        </w:rPr>
+        <w:t>-</w:t>
+      </w:r>
+    </w:p>
+    <w:p>
+      <w:pPr>
+        <w:jc w:val="both"/>
+        <w:rPr>
+          <w:lang w:val="en-US"/>
+        </w:rPr>
+      </w:pPr>
+      <w:r>
+        <w:rPr>
+          <w:lang w:val="en-US"/>
+        </w:rPr>
+        <w:tab/>
+        <w:t xml:space="preserve">“Trust me.” </w:t>
+      </w:r>
+      <w:proofErr w:type="spellStart"/>
+      <w:r>
+        <w:rPr>
+          <w:lang w:val="en-US"/>
+        </w:rPr>
+        <w:t>Herriar</w:t>
+      </w:r>
+      <w:proofErr w:type="spellEnd"/>
+      <w:r>
+        <w:rPr>
+          <w:lang w:val="en-US"/>
+        </w:rPr>
+        <w:t xml:space="preserve"> thought to her</w:t>
+      </w:r>
+      <w:r>
+        <w:rPr>
+          <w:lang w:val="en-US"/>
+        </w:rPr>
+        <w:t xml:space="preserve"> in a whisper, almost silent</w:t>
+      </w:r>
+      <w:r>
+        <w:rPr>
+          <w:lang w:val="en-US"/>
+        </w:rPr>
+        <w:t>ly</w:t>
+      </w:r>
+      <w:r>
+        <w:rPr>
+          <w:lang w:val="en-US"/>
+        </w:rPr>
+        <w:t>. “You are the most capable Harmonist I know.”</w:t>
+      </w:r>
+    </w:p>
+    <w:p>
+      <w:pPr>
+        <w:jc w:val="both"/>
+        <w:rPr>
+          <w:lang w:val="en-US"/>
+        </w:rPr>
+      </w:pPr>
+      <w:r>
+        <w:rPr>
+          <w:lang w:val="en-US"/>
+        </w:rPr>
+        <w:tab/>
+        <w:t>That was enough for her. She did trust him. And went to work.</w:t>
+      </w:r>
+    </w:p>
+    <w:p>
+      <w:pPr>
+        <w:jc w:val="both"/>
+        <w:rPr>
+          <w:lang w:val="en-US"/>
+        </w:rPr>
+      </w:pPr>
+      <w:r>
+        <w:rPr>
+          <w:lang w:val="en-US"/>
+        </w:rPr>
+        <w:tab/>
+        <w:t>Her stomach empty, Camille drew in air sharply. Then sounded seven notes of purity</w:t>
+      </w:r>
+      <w:r>
+        <w:rPr>
+          <w:lang w:val="en-US"/>
+        </w:rPr>
+        <w:t xml:space="preserve"> as a whistle</w:t>
+      </w:r>
+      <w:r>
+        <w:rPr>
+          <w:lang w:val="en-US"/>
+        </w:rPr>
+        <w:t>. She felt her familiar power cursing through her, but with a strange undertone. It was better, more capable, energizing her with every pump of her heart</w:t>
+      </w:r>
+      <w:r>
+        <w:rPr>
+          <w:lang w:val="en-US"/>
+        </w:rPr>
+        <w:t>, its rhythm growing lazy and lagging</w:t>
+      </w:r>
+      <w:r>
+        <w:rPr>
+          <w:lang w:val="en-US"/>
+        </w:rPr>
+        <w:t xml:space="preserve">. People slowed around her, the faces of Jevan and </w:t>
+      </w:r>
+      <w:proofErr w:type="spellStart"/>
+      <w:r>
+        <w:rPr>
+          <w:lang w:val="en-US"/>
+        </w:rPr>
+        <w:t>Dormir</w:t>
+      </w:r>
+      <w:proofErr w:type="spellEnd"/>
+      <w:r>
+        <w:rPr>
+          <w:lang w:val="en-US"/>
+        </w:rPr>
+        <w:t xml:space="preserve"> grimaces of pain and struggle. The priest laughing his brood on with tear streamed cheeks, his own wife among the dead wailing her arms, trying to reach</w:t>
+      </w:r>
+      <w:r>
+        <w:rPr>
+          <w:lang w:val="en-US"/>
+        </w:rPr>
+        <w:t xml:space="preserve"> Camille’s comrades with sluggish movements that seemed to last forever.</w:t>
+      </w:r>
+      <w:r>
+        <w:rPr>
+          <w:lang w:val="en-US"/>
+        </w:rPr>
+        <w:t xml:space="preserve"> The priest was buried in a stream of his former soldiers, only glances of him visible throughout the carnage. But still a hole was there, barely spotted by </w:t>
+      </w:r>
+      <w:proofErr w:type="spellStart"/>
+      <w:r>
+        <w:rPr>
+          <w:lang w:val="en-US"/>
+        </w:rPr>
+        <w:t>Herriar</w:t>
+      </w:r>
+      <w:proofErr w:type="spellEnd"/>
+      <w:r>
+        <w:rPr>
+          <w:lang w:val="en-US"/>
+        </w:rPr>
+        <w:t>.</w:t>
+      </w:r>
+    </w:p>
+    <w:p>
+      <w:pPr>
+        <w:jc w:val="both"/>
+        <w:rPr>
+          <w:lang w:val="en-US"/>
+        </w:rPr>
+      </w:pPr>
+      <w:r>
+        <w:rPr>
+          <w:lang w:val="en-US"/>
+        </w:rPr>
+        <w:tab/>
+        <w:t>Then Camille charged.</w:t>
+      </w:r>
+    </w:p>
+    <w:p>
+      <w:pPr>
+        <w:jc w:val="both"/>
+        <w:rPr>
+          <w:lang w:val="en-US"/>
+        </w:rPr>
+      </w:pPr>
+      <w:r>
+        <w:rPr>
+          <w:lang w:val="en-US"/>
+        </w:rPr>
+        <w:tab/>
+        <w:t>Her calves felt like snapping, the stone beneath her right leg cracking, as she sprinted of towards the side and the rounding wall, stepping onto it past several undead. From there she pushed both of her feet against the wall, pushing off and creating an impact hole where she had just been, pebbles and chipped stone</w:t>
+      </w:r>
+      <w:r>
+        <w:rPr>
+          <w:lang w:val="en-US"/>
+        </w:rPr>
+        <w:t xml:space="preserve"> </w:t>
+      </w:r>
+      <w:r>
+        <w:rPr>
+          <w:lang w:val="en-US"/>
+        </w:rPr>
+        <w:t xml:space="preserve">starting to fall in slow motion as she was long gone. She flew through a wave of cold flesh, rags and tattered armor clawing at her ash she flew past them to finish in a roll over the ground, skiting under the legs of another undead, then landing on her feet during a sharp pirouette to sprint of in </w:t>
+      </w:r>
+      <w:r>
+        <w:rPr>
+          <w:lang w:val="en-US"/>
+        </w:rPr>
+        <w:t xml:space="preserve">the almost different direction. She weaved her way through the maze of bodies, only acting on plan, her sight not able to keep up with the flashing colors around her, her reflexes numb to any movement around her. She </w:t>
+      </w:r>
+      <w:proofErr w:type="gramStart"/>
+      <w:r>
+        <w:rPr>
+          <w:lang w:val="en-US"/>
+        </w:rPr>
+        <w:t>draw</w:t>
+      </w:r>
+      <w:proofErr w:type="gramEnd"/>
+      <w:r>
+        <w:rPr>
+          <w:lang w:val="en-US"/>
+        </w:rPr>
+        <w:t xml:space="preserve"> </w:t>
+      </w:r>
+      <w:proofErr w:type="gramStart"/>
+      <w:r>
+        <w:rPr>
+          <w:lang w:val="en-US"/>
+        </w:rPr>
+        <w:t>closer and closer</w:t>
+      </w:r>
+      <w:proofErr w:type="gramEnd"/>
+      <w:r>
+        <w:rPr>
+          <w:lang w:val="en-US"/>
+        </w:rPr>
+        <w:t>, before she was faced by more space in front of her and the priest armored in flesh and grime, death blocking a direct way to him form any direction.</w:t>
+      </w:r>
+    </w:p>
+    <w:p>
+      <w:pPr>
+        <w:jc w:val="both"/>
+        <w:rPr>
+          <w:lang w:val="en-US"/>
+        </w:rPr>
+      </w:pPr>
+      <w:r>
+        <w:rPr>
+          <w:lang w:val="en-US"/>
+        </w:rPr>
+        <w:tab/>
+        <w:t xml:space="preserve">Any other plan of </w:t>
+      </w:r>
+      <w:proofErr w:type="spellStart"/>
+      <w:r>
+        <w:rPr>
+          <w:lang w:val="en-US"/>
+        </w:rPr>
+        <w:t>Herriar</w:t>
+      </w:r>
+      <w:proofErr w:type="spellEnd"/>
+      <w:r>
+        <w:rPr>
+          <w:lang w:val="en-US"/>
+        </w:rPr>
+        <w:t xml:space="preserve"> would have failed right then, Camille’s glaive too short to reach vitals, the undead undoubtedly following every order of their master, ready to die again. Before one would fall to give way three more would be upon her, regrowing until she was worn down. In no scenario she could have taken on that many. Good thing she did not have to.</w:t>
+      </w:r>
+    </w:p>
+    <w:p>
+      <w:pPr>
+        <w:jc w:val="both"/>
+        <w:rPr>
+          <w:lang w:val="en-US"/>
+        </w:rPr>
+      </w:pPr>
+      <w:r>
+        <w:rPr>
+          <w:lang w:val="en-US"/>
+        </w:rPr>
+        <w:tab/>
+        <w:t xml:space="preserve">She had built up speed from the moment she had started her run, momentum gathered in every motion, right until now. The last part of the plan was now before her, the one that she guest </w:t>
+      </w:r>
+      <w:proofErr w:type="spellStart"/>
+      <w:r>
+        <w:rPr>
+          <w:lang w:val="en-US"/>
+        </w:rPr>
+        <w:t>Herriar</w:t>
+      </w:r>
+      <w:proofErr w:type="spellEnd"/>
+      <w:r>
+        <w:rPr>
+          <w:lang w:val="en-US"/>
+        </w:rPr>
+        <w:t xml:space="preserve"> would give out just because he had run out of ideas. It would have to be enough.</w:t>
+      </w:r>
+    </w:p>
+    <w:p>
+      <w:pPr>
+        <w:jc w:val="both"/>
+        <w:rPr>
+          <w:lang w:val="en-US"/>
+        </w:rPr>
+      </w:pPr>
+      <w:r>
+        <w:rPr>
+          <w:lang w:val="en-US"/>
+        </w:rPr>
+        <w:tab/>
+        <w:t xml:space="preserve">Stomping both of her legs on the ground, she </w:t>
+      </w:r>
+      <w:proofErr w:type="gramStart"/>
+      <w:r>
+        <w:rPr>
+          <w:lang w:val="en-US"/>
+        </w:rPr>
+        <w:t>bend</w:t>
+      </w:r>
+      <w:proofErr w:type="gramEnd"/>
+      <w:r>
+        <w:rPr>
+          <w:lang w:val="en-US"/>
+        </w:rPr>
+        <w:t xml:space="preserve"> her knees all the way down and let her muscles to the rest. Like a spring she shot up, aimed directly at the priest and everything that was in front of him. Behind her a shockwave was lazily forming, as she had torn apart the plate of stone. She held out her glaive in front of her, like a lance, still clutching the shaft closely </w:t>
+      </w:r>
+      <w:r>
+        <w:rPr>
+          <w:lang w:val="en-US"/>
+        </w:rPr>
+        <w:lastRenderedPageBreak/>
+        <w:t xml:space="preserve">to her chest as to hold onto it tightly with </w:t>
+      </w:r>
+      <w:proofErr w:type="gramStart"/>
+      <w:r>
+        <w:rPr>
+          <w:lang w:val="en-US"/>
+        </w:rPr>
+        <w:t>all of</w:t>
+      </w:r>
+      <w:proofErr w:type="gramEnd"/>
+      <w:r>
+        <w:rPr>
+          <w:lang w:val="en-US"/>
+        </w:rPr>
+        <w:t xml:space="preserve"> her might. She hid the first undead, the sharpness of steel splitting its body in half from shoulder to spine, then another lifeless body, arm and torso giving way to sheer force. Then the robes of dark and bright, split in the middle like</w:t>
+      </w:r>
+      <w:r>
+        <w:rPr>
+          <w:lang w:val="en-US"/>
+        </w:rPr>
+        <w:t xml:space="preserve"> the sky, like her Souls and Herriar’s. Like her life from time to time. She would stain those red.</w:t>
+      </w:r>
+    </w:p>
+    <w:p>
+      <w:pPr>
+        <w:jc w:val="both"/>
+        <w:rPr>
+          <w:lang w:val="en-US"/>
+        </w:rPr>
+      </w:pPr>
+      <w:r>
+        <w:rPr>
+          <w:lang w:val="en-US"/>
+        </w:rPr>
+        <w:tab/>
+        <w:t>With the culmination of multiple crashes smoke rose up from different sources around the room, the wall behind the priest erupting into a shower of dust and shards of stone. The undead gave in, their eyes losing their last spark</w:t>
+      </w:r>
+      <w:r>
+        <w:rPr>
+          <w:lang w:val="en-US"/>
+        </w:rPr>
+        <w:t xml:space="preserve"> as their muscles simply stopped moving. Jevan, Brod and the others looked around in confusion, searching for what has happened in that instance of less than a second.</w:t>
+      </w:r>
+    </w:p>
+    <w:p>
+      <w:pPr>
+        <w:jc w:val="both"/>
+        <w:rPr>
+          <w:lang w:val="en-US"/>
+        </w:rPr>
+      </w:pPr>
+      <w:r>
+        <w:rPr>
+          <w:lang w:val="en-US"/>
+        </w:rPr>
+        <w:tab/>
+        <w:t>“Camille!” Jevan shouted, his head turning from here to there, as he brushed of an undead, his</w:t>
+      </w:r>
+      <w:r>
+        <w:rPr>
+          <w:lang w:val="en-US"/>
+        </w:rPr>
+        <w:t xml:space="preserve"> focus still on the horde around them.</w:t>
+      </w:r>
+    </w:p>
+    <w:p>
+      <w:pPr>
+        <w:jc w:val="both"/>
+        <w:rPr>
+          <w:lang w:val="en-US"/>
+        </w:rPr>
+      </w:pPr>
+      <w:r>
+        <w:rPr>
+          <w:lang w:val="en-US"/>
+        </w:rPr>
+        <w:tab/>
+        <w:t xml:space="preserve">The dust settled, the face of the priest uncovered before the back wall, his mouth wide agape, as if he would sing another of his Melodies. The men lifted their weapons, then relaxed again, as the cloud dropped to the ground slowly. The </w:t>
+      </w:r>
+      <w:r>
+        <w:rPr>
+          <w:lang w:val="en-US"/>
+        </w:rPr>
+        <w:t>priest’s</w:t>
+      </w:r>
+      <w:r>
+        <w:rPr>
+          <w:lang w:val="en-US"/>
+        </w:rPr>
+        <w:t xml:space="preserve"> torso was sticking to the wall, a giant crimson splash behind him dripping blood in heaps. Intestines fell out in a wet splash, then the head and affixed chest dislodged themselves from the wall, dropping to the ground atop of the rest of the body. The robes were still split in color, but now a dark and light red, nothing holy about them anymore.</w:t>
+      </w:r>
+      <w:r>
+        <w:rPr>
+          <w:lang w:val="en-US"/>
+        </w:rPr>
+        <w:t xml:space="preserve"> Next to them lay Camille, her glaive broken in half, her red hair stained with crimson, eyes closed</w:t>
+      </w:r>
+    </w:p>
+    <w:p>
+      <w:pPr>
+        <w:jc w:val="both"/>
+        <w:rPr>
+          <w:lang w:val="en-US"/>
+        </w:rPr>
+      </w:pPr>
+      <w:r>
+        <w:rPr>
+          <w:lang w:val="en-US"/>
+        </w:rPr>
+        <w:tab/>
+      </w:r>
+      <w:proofErr w:type="spellStart"/>
+      <w:r>
+        <w:rPr>
+          <w:lang w:val="en-US"/>
+        </w:rPr>
+        <w:t>Dormir</w:t>
+      </w:r>
+      <w:proofErr w:type="spellEnd"/>
+      <w:r>
+        <w:rPr>
+          <w:lang w:val="en-US"/>
+        </w:rPr>
+        <w:t xml:space="preserve"> and Jevan rushed forward, pushing away dead bodies to make their way to her, almost stumbling in the tangle of limbs to get to her. Jevan reached her first, lifting her upper body up with a groan, is own strength leaving him too. Her eyes opened unevenly, a twinkle seen in them. Only strange sounds escaped her lips, as she coughed up dust and blood. Behind her the wall was caving in, revealing a dark room behind it, as stones fell backwards into it one after another before they went quiet.</w:t>
+      </w:r>
+      <w:r>
+        <w:rPr>
+          <w:lang w:val="en-US"/>
+        </w:rPr>
+        <w:t xml:space="preserve"> Camille reached with her hand to her face, soaking fingers in red, before she</w:t>
+      </w:r>
+      <w:r>
+        <w:rPr>
+          <w:lang w:val="en-US"/>
+        </w:rPr>
+        <w:t xml:space="preserve"> started to trace over the dirt covered breastplate of </w:t>
+      </w:r>
+      <w:proofErr w:type="spellStart"/>
+      <w:r>
+        <w:rPr>
+          <w:lang w:val="en-US"/>
+        </w:rPr>
+        <w:t>Dormir</w:t>
+      </w:r>
+      <w:proofErr w:type="spellEnd"/>
+      <w:r>
+        <w:rPr>
+          <w:lang w:val="en-US"/>
+        </w:rPr>
+        <w:t xml:space="preserve"> in a deliberate but slow manner.</w:t>
+      </w:r>
+      <w:r>
+        <w:rPr>
+          <w:lang w:val="en-US"/>
+        </w:rPr>
+        <w:t xml:space="preserve"> They waited on her to finish.</w:t>
+      </w:r>
+    </w:p>
+    <w:p>
+      <w:pPr>
+        <w:jc w:val="center"/>
+        <w:rPr>
+          <w:lang w:val="en-US"/>
+        </w:rPr>
+      </w:pPr>
+      <w:r>
+        <w:rPr>
+          <w:lang w:val="en-US"/>
+        </w:rPr>
+        <w:t>“</w:t>
+      </w:r>
+      <w:r>
+        <w:rPr>
+          <w:lang w:val="en-US"/>
+        </w:rPr>
+        <w:t>Win</w:t>
+      </w:r>
+      <w:r>
+        <w:rPr>
+          <w:lang w:val="en-US"/>
+        </w:rPr>
+        <w:t>”</w:t>
+      </w:r>
+    </w:p>
+    <w:p>
+      <w:pPr>
+        <w:jc w:val="both"/>
+        <w:rPr>
+          <w:lang w:val="en-US"/>
+        </w:rPr>
+      </w:pPr>
+      <w:r>
+        <w:rPr>
+          <w:lang w:val="en-US"/>
+        </w:rPr>
+        <w:tab/>
+        <w:t>It said in unsteady writing, smearing away almost instantly on the dented steel</w:t>
+      </w:r>
+      <w:r>
+        <w:rPr>
+          <w:lang w:val="en-US"/>
+        </w:rPr>
+        <w:t xml:space="preserve"> to flow in tiny drops towards the </w:t>
+      </w:r>
+      <w:r>
+        <w:rPr>
+          <w:lang w:val="en-US"/>
+        </w:rPr>
+        <w:t>ground</w:t>
+      </w:r>
+      <w:r>
+        <w:rPr>
+          <w:lang w:val="en-US"/>
+        </w:rPr>
+        <w:t>.</w:t>
+      </w:r>
+    </w:p>
+    <w:p>
+      <w:pPr>
+        <w:jc w:val="both"/>
+        <w:rPr>
+          <w:lang w:val="en-US"/>
+        </w:rPr>
+      </w:pPr>
+      <w:r>
+        <w:rPr>
+          <w:lang w:val="en-US"/>
+        </w:rPr>
+        <w:tab/>
+        <w:t>“Yes, we did.” Jevan sighed relieved. “In a flash.”</w:t>
+      </w:r>
+    </w:p>
+    <w:p>
+      <w:pPr>
+        <w:jc w:val="both"/>
+        <w:rPr>
+          <w:lang w:val="en-US"/>
+        </w:rPr>
+      </w:pPr>
+      <w:r>
+        <w:rPr>
+          <w:lang w:val="en-US"/>
+        </w:rPr>
+        <w:tab/>
+        <w:t>Then Camille lost consciousness.</w:t>
+      </w:r>
+    </w:p>
+    <w:p>
+      <w:pPr>
+        <w:jc w:val="both"/>
+        <w:rPr>
+          <w:lang w:val="en-US"/>
+        </w:rPr>
+      </w:pPr>
+    </w:p>
+    <w:p>
+      <w:pPr>
+        <w:pStyle w:val="berschrift2"/>
+        <w:rPr>
+          <w:lang w:val="en-US"/>
+        </w:rPr>
+      </w:pPr>
+      <w:r>
+        <w:rPr>
+          <w:lang w:val="en-US"/>
+        </w:rPr>
+        <w:lastRenderedPageBreak/>
+        <w:t>Last Chapter</w:t>
+      </w:r>
+    </w:p>
+    <w:p>
+      <w:pPr>
+        <w:rPr>
+          <w:lang w:val="en-US"/>
+        </w:rPr>
+      </w:pPr>
+      <w:r>
+        <w:rPr>
+          <w:lang w:val="en-US"/>
+        </w:rPr>
+        <w:t>Camille wakes up to find herself inside of a tent. Her wounds were cared for and she was freshly bathed and dressed. She gets up to walk out of the tent and finds workers heaving stones and building wooden structures.</w:t>
+      </w:r>
+    </w:p>
+    <w:p>
+      <w:pPr>
+        <w:rPr>
+          <w:lang w:val="en-US"/>
+        </w:rPr>
+      </w:pPr>
+      <w:r>
+        <w:rPr>
+          <w:lang w:val="en-US"/>
+        </w:rPr>
+        <w:t xml:space="preserve">She finds Llanilora and Jevan, who explain that the </w:t>
+      </w:r>
+      <w:proofErr w:type="spellStart"/>
+      <w:r>
+        <w:rPr>
+          <w:lang w:val="en-US"/>
+        </w:rPr>
+        <w:t>Consule</w:t>
+      </w:r>
+      <w:proofErr w:type="spellEnd"/>
+      <w:r>
+        <w:rPr>
+          <w:lang w:val="en-US"/>
+        </w:rPr>
+        <w:t xml:space="preserve"> had granted them titles and land, right here close by </w:t>
+      </w:r>
+      <w:proofErr w:type="spellStart"/>
+      <w:r>
+        <w:rPr>
+          <w:lang w:val="en-US"/>
+        </w:rPr>
+        <w:t>were</w:t>
+      </w:r>
+      <w:proofErr w:type="spellEnd"/>
+      <w:r>
+        <w:rPr>
+          <w:lang w:val="en-US"/>
+        </w:rPr>
+        <w:t xml:space="preserve"> she could not protect </w:t>
+      </w:r>
+      <w:proofErr w:type="spellStart"/>
+      <w:r>
+        <w:rPr>
+          <w:lang w:val="en-US"/>
+        </w:rPr>
+        <w:t>Bureaucratess</w:t>
+      </w:r>
+      <w:proofErr w:type="spellEnd"/>
+      <w:r>
+        <w:rPr>
+          <w:lang w:val="en-US"/>
+        </w:rPr>
+        <w:t xml:space="preserve"> Nalli</w:t>
+      </w:r>
+      <w:r>
+        <w:rPr>
+          <w:lang w:val="en-US"/>
+        </w:rPr>
+        <w:t xml:space="preserve">. A keep would be </w:t>
+      </w:r>
+      <w:proofErr w:type="spellStart"/>
+      <w:proofErr w:type="gramStart"/>
+      <w:r>
+        <w:rPr>
+          <w:lang w:val="en-US"/>
+        </w:rPr>
+        <w:t>build</w:t>
+      </w:r>
+      <w:proofErr w:type="spellEnd"/>
+      <w:proofErr w:type="gramEnd"/>
+      <w:r>
+        <w:rPr>
+          <w:lang w:val="en-US"/>
+        </w:rPr>
+        <w:t xml:space="preserve"> for them here, to serve as anker for a village and their base, to be called upon as knights for Asarat’s Peak.</w:t>
+      </w:r>
+    </w:p>
+    <w:p>
+      <w:pPr>
+        <w:pStyle w:val="berschrift2"/>
+        <w:rPr>
+          <w:lang w:val="en-US"/>
+        </w:rPr>
+      </w:pPr>
+      <w:r>
+        <w:rPr>
+          <w:lang w:val="en-US"/>
+        </w:rPr>
+        <w:t>Epilog</w:t>
       </w:r>
     </w:p>
     <w:sectPr>
@@ -141,6 +8767,246 @@
     </w:sectPr>
   </w:body>
 </w:document>
+</file>
+
+<file path=word/endnotes.xml><?xml version="1.0" encoding="utf-8"?>
+<w:endnotes xmlns:wpc="http://schemas.microsoft.com/office/word/2010/wordprocessingCanvas" xmlns:cx="http://schemas.microsoft.com/office/drawing/2014/chartex" xmlns:cx1="http://schemas.microsoft.com/office/drawing/2015/9/8/chartex" xmlns:cx2="http://schemas.microsoft.com/office/drawing/2015/10/21/chartex" xmlns:cx3="http://schemas.microsoft.com/office/drawing/2016/5/9/chartex" xmlns:cx4="http://schemas.microsoft.com/office/drawing/2016/5/10/chartex" xmlns:cx5="http://schemas.microsoft.com/office/drawing/2016/5/11/chartex" xmlns:cx6="http://schemas.microsoft.com/office/drawing/2016/5/12/chartex" xmlns:cx7="http://schemas.microsoft.com/office/drawing/2016/5/13/chartex" xmlns:cx8="http://schemas.microsoft.com/office/drawing/2016/5/14/chartex" xmlns:mc="http://schemas.openxmlformats.org/markup-compatibility/2006" xmlns:aink="http://schemas.microsoft.com/office/drawing/2016/ink" xmlns:am3d="http://schemas.microsoft.com/office/drawing/2017/model3d" xmlns:o="urn:schemas-microsoft-com:office:office" xmlns:oel="http://schemas.microsoft.com/office/2019/extlst" xmlns:r="http://schemas.openxmlformats.org/officeDocument/2006/relationships" xmlns:m="http://schemas.openxmlformats.org/officeDocument/2006/math" xmlns:v="urn:schemas-microsoft-com:vml" xmlns:wp14="http://schemas.microsoft.com/office/word/2010/wordprocessingDrawing" xmlns:wp="http://schemas.openxmlformats.org/drawingml/2006/wordprocessingDrawing" xmlns:w10="urn:schemas-microsoft-com:office:word" xmlns:w="http://schemas.openxmlformats.org/wordprocessingml/2006/main" xmlns:w14="http://schemas.microsoft.com/office/word/2010/wordml" xmlns:w15="http://schemas.microsoft.com/office/word/2012/wordml" xmlns:w16cex="http://schemas.microsoft.com/office/word/2018/wordml/cex" xmlns:w16cid="http://schemas.microsoft.com/office/word/2016/wordml/cid" xmlns:w16="http://schemas.microsoft.com/office/word/2018/wordml" xmlns:w16du="http://schemas.microsoft.com/office/word/2023/wordml/word16du" xmlns:w16sdtdh="http://schemas.microsoft.com/office/word/2020/wordml/sdtdatahash" xmlns:w16sdtfl="http://schemas.microsoft.com/office/word/2024/wordml/sdtformatlock" xmlns:w16se="http://schemas.microsoft.com/office/word/2015/wordml/symex" xmlns:wpg="http://schemas.microsoft.com/office/word/2010/wordprocessingGroup" xmlns:wpi="http://schemas.microsoft.com/office/word/2010/wordprocessingInk" xmlns:wne="http://schemas.microsoft.com/office/word/2006/wordml" xmlns:wps="http://schemas.microsoft.com/office/word/2010/wordprocessingShape" mc:Ignorable="w14 w15 w16se w16cid w16 w16cex w16sdtdh w16sdtfl w16du wp14">
+  <w:endnote w:type="separator" w:id="-1">
+    <w:p>
+      <w:pPr>
+        <w:spacing w:after="0" w:line="240" w:lineRule="auto"/>
+      </w:pPr>
+      <w:r>
+        <w:separator/>
+      </w:r>
+    </w:p>
+  </w:endnote>
+  <w:endnote w:type="continuationSeparator" w:id="0">
+    <w:p>
+      <w:pPr>
+        <w:spacing w:after="0" w:line="240" w:lineRule="auto"/>
+      </w:pPr>
+      <w:r>
+        <w:continuationSeparator/>
+      </w:r>
+    </w:p>
+  </w:endnote>
+</w:endnotes>
+</file>
+
+<file path=word/footnotes.xml><?xml version="1.0" encoding="utf-8"?>
+<w:footnotes xmlns:wpc="http://schemas.microsoft.com/office/word/2010/wordprocessingCanvas" xmlns:cx="http://schemas.microsoft.com/office/drawing/2014/chartex" xmlns:cx1="http://schemas.microsoft.com/office/drawing/2015/9/8/chartex" xmlns:cx2="http://schemas.microsoft.com/office/drawing/2015/10/21/chartex" xmlns:cx3="http://schemas.microsoft.com/office/drawing/2016/5/9/chartex" xmlns:cx4="http://schemas.microsoft.com/office/drawing/2016/5/10/chartex" xmlns:cx5="http://schemas.microsoft.com/office/drawing/2016/5/11/chartex" xmlns:cx6="http://schemas.microsoft.com/office/drawing/2016/5/12/chartex" xmlns:cx7="http://schemas.microsoft.com/office/drawing/2016/5/13/chartex" xmlns:cx8="http://schemas.microsoft.com/office/drawing/2016/5/14/chartex" xmlns:mc="http://schemas.openxmlformats.org/markup-compatibility/2006" xmlns:aink="http://schemas.microsoft.com/office/drawing/2016/ink" xmlns:am3d="http://schemas.microsoft.com/office/drawing/2017/model3d" xmlns:o="urn:schemas-microsoft-com:office:office" xmlns:oel="http://schemas.microsoft.com/office/2019/extlst" xmlns:r="http://schemas.openxmlformats.org/officeDocument/2006/relationships" xmlns:m="http://schemas.openxmlformats.org/officeDocument/2006/math" xmlns:v="urn:schemas-microsoft-com:vml" xmlns:wp14="http://schemas.microsoft.com/office/word/2010/wordprocessingDrawing" xmlns:wp="http://schemas.openxmlformats.org/drawingml/2006/wordprocessingDrawing" xmlns:w10="urn:schemas-microsoft-com:office:word" xmlns:w="http://schemas.openxmlformats.org/wordprocessingml/2006/main" xmlns:w14="http://schemas.microsoft.com/office/word/2010/wordml" xmlns:w15="http://schemas.microsoft.com/office/word/2012/wordml" xmlns:w16cex="http://schemas.microsoft.com/office/word/2018/wordml/cex" xmlns:w16cid="http://schemas.microsoft.com/office/word/2016/wordml/cid" xmlns:w16="http://schemas.microsoft.com/office/word/2018/wordml" xmlns:w16du="http://schemas.microsoft.com/office/word/2023/wordml/word16du" xmlns:w16sdtdh="http://schemas.microsoft.com/office/word/2020/wordml/sdtdatahash" xmlns:w16sdtfl="http://schemas.microsoft.com/office/word/2024/wordml/sdtformatlock" xmlns:w16se="http://schemas.microsoft.com/office/word/2015/wordml/symex" xmlns:wpg="http://schemas.microsoft.com/office/word/2010/wordprocessingGroup" xmlns:wpi="http://schemas.microsoft.com/office/word/2010/wordprocessingInk" xmlns:wne="http://schemas.microsoft.com/office/word/2006/wordml" xmlns:wps="http://schemas.microsoft.com/office/word/2010/wordprocessingShape" mc:Ignorable="w14 w15 w16se w16cid w16 w16cex w16sdtdh w16sdtfl w16du wp14">
+  <w:footnote w:type="separator" w:id="-1">
+    <w:p>
+      <w:pPr>
+        <w:spacing w:after="0" w:line="240" w:lineRule="auto"/>
+      </w:pPr>
+      <w:r>
+        <w:separator/>
+      </w:r>
+    </w:p>
+  </w:footnote>
+  <w:footnote w:type="continuationSeparator" w:id="0">
+    <w:p>
+      <w:pPr>
+        <w:spacing w:after="0" w:line="240" w:lineRule="auto"/>
+      </w:pPr>
+      <w:r>
+        <w:continuationSeparator/>
+      </w:r>
+    </w:p>
+  </w:footnote>
+  <w:footnote w:id="1">
+    <w:p>
+      <w:pPr>
+        <w:pStyle w:val="Funotentext"/>
+      </w:pPr>
+      <w:r>
+        <w:rPr>
+          <w:rStyle w:val="Funotenzeichen"/>
+        </w:rPr>
+        <w:footnoteRef/>
+      </w:r>
+      <w:r>
+        <w:t xml:space="preserve"> </w:t>
+      </w:r>
+      <w:r>
+        <w:rPr>
+          <w:noProof/>
+        </w:rPr>
+        <w:drawing>
+          <wp:inline distT="0" distB="0" distL="0" distR="0" wp14:anchorId="2BBCB8F0" wp14:editId="04E3B829">
+            <wp:extent cx="936000" cy="720000"/>
+            <wp:effectExtent l="0" t="0" r="0" b="4445"/>
+            <wp:docPr id="476227711" name="Grafik 1"/>
+            <wp:cNvGraphicFramePr>
+              <a:graphicFrameLocks xmlns:a="http://schemas.openxmlformats.org/drawingml/2006/main" noChangeAspect="1"/>
+            </wp:cNvGraphicFramePr>
+            <a:graphic xmlns:a="http://schemas.openxmlformats.org/drawingml/2006/main">
+              <a:graphicData uri="http://schemas.openxmlformats.org/drawingml/2006/picture">
+                <pic:pic xmlns:pic="http://schemas.openxmlformats.org/drawingml/2006/picture">
+                  <pic:nvPicPr>
+                    <pic:cNvPr id="0" name="Picture 1"/>
+                    <pic:cNvPicPr>
+                      <a:picLocks noChangeAspect="1" noChangeArrowheads="1"/>
+                    </pic:cNvPicPr>
+                  </pic:nvPicPr>
+                  <pic:blipFill>
+                    <a:blip r:embed="rId1">
+                      <a:extLst>
+                        <a:ext uri="{28A0092B-C50C-407E-A947-70E740481C1C}">
+                          <a14:useLocalDpi xmlns:a14="http://schemas.microsoft.com/office/drawing/2010/main" val="0"/>
+                        </a:ext>
+                      </a:extLst>
+                    </a:blip>
+                    <a:srcRect/>
+                    <a:stretch>
+                      <a:fillRect/>
+                    </a:stretch>
+                  </pic:blipFill>
+                  <pic:spPr bwMode="auto">
+                    <a:xfrm>
+                      <a:off x="0" y="0"/>
+                      <a:ext cx="936000" cy="720000"/>
+                    </a:xfrm>
+                    <a:prstGeom prst="rect">
+                      <a:avLst/>
+                    </a:prstGeom>
+                    <a:noFill/>
+                    <a:ln>
+                      <a:noFill/>
+                    </a:ln>
+                  </pic:spPr>
+                </pic:pic>
+              </a:graphicData>
+            </a:graphic>
+          </wp:inline>
+        </w:drawing>
+      </w:r>
+    </w:p>
+  </w:footnote>
+</w:footnotes>
+</file>
+
+<file path=word/numbering.xml><?xml version="1.0" encoding="utf-8"?>
+<w:numbering xmlns:wpc="http://schemas.microsoft.com/office/word/2010/wordprocessingCanvas" xmlns:cx="http://schemas.microsoft.com/office/drawing/2014/chartex" xmlns:cx1="http://schemas.microsoft.com/office/drawing/2015/9/8/chartex" xmlns:cx2="http://schemas.microsoft.com/office/drawing/2015/10/21/chartex" xmlns:cx3="http://schemas.microsoft.com/office/drawing/2016/5/9/chartex" xmlns:cx4="http://schemas.microsoft.com/office/drawing/2016/5/10/chartex" xmlns:cx5="http://schemas.microsoft.com/office/drawing/2016/5/11/chartex" xmlns:cx6="http://schemas.microsoft.com/office/drawing/2016/5/12/chartex" xmlns:cx7="http://schemas.microsoft.com/office/drawing/2016/5/13/chartex" xmlns:cx8="http://schemas.microsoft.com/office/drawing/2016/5/14/chartex" xmlns:mc="http://schemas.openxmlformats.org/markup-compatibility/2006" xmlns:aink="http://schemas.microsoft.com/office/drawing/2016/ink" xmlns:am3d="http://schemas.microsoft.com/office/drawing/2017/model3d" xmlns:o="urn:schemas-microsoft-com:office:office" xmlns:oel="http://schemas.microsoft.com/office/2019/extlst" xmlns:r="http://schemas.openxmlformats.org/officeDocument/2006/relationships" xmlns:m="http://schemas.openxmlformats.org/officeDocument/2006/math" xmlns:v="urn:schemas-microsoft-com:vml" xmlns:wp14="http://schemas.microsoft.com/office/word/2010/wordprocessingDrawing" xmlns:wp="http://schemas.openxmlformats.org/drawingml/2006/wordprocessingDrawing" xmlns:w10="urn:schemas-microsoft-com:office:word" xmlns:w="http://schemas.openxmlformats.org/wordprocessingml/2006/main" xmlns:w14="http://schemas.microsoft.com/office/word/2010/wordml" xmlns:w15="http://schemas.microsoft.com/office/word/2012/wordml" xmlns:w16cex="http://schemas.microsoft.com/office/word/2018/wordml/cex" xmlns:w16cid="http://schemas.microsoft.com/office/word/2016/wordml/cid" xmlns:w16="http://schemas.microsoft.com/office/word/2018/wordml" xmlns:w16du="http://schemas.microsoft.com/office/word/2023/wordml/word16du" xmlns:w16sdtdh="http://schemas.microsoft.com/office/word/2020/wordml/sdtdatahash" xmlns:w16sdtfl="http://schemas.microsoft.com/office/word/2024/wordml/sdtformatlock" xmlns:w16se="http://schemas.microsoft.com/office/word/2015/wordml/symex" xmlns:wpg="http://schemas.microsoft.com/office/word/2010/wordprocessingGroup" xmlns:wpi="http://schemas.microsoft.com/office/word/2010/wordprocessingInk" xmlns:wne="http://schemas.microsoft.com/office/word/2006/wordml" xmlns:wps="http://schemas.microsoft.com/office/word/2010/wordprocessingShape" mc:Ignorable="w14 w15 w16se w16cid w16 w16cex w16sdtdh w16sdtfl w16du wp14">
+  <w:abstractNum w:abstractNumId="0" w15:restartNumberingAfterBreak="0">
+    <w:nsid w:val="03883628"/>
+    <w:multiLevelType w:val="hybridMultilevel"/>
+    <w:tmpl w:val="B9FA3B2E"/>
+    <w:lvl w:ilvl="0" w:tplc="04070001">
+      <w:start w:val="1"/>
+      <w:numFmt w:val="bullet"/>
+      <w:lvlText w:val=""/>
+      <w:lvlJc w:val="left"/>
+      <w:pPr>
+        <w:ind w:left="720" w:hanging="360"/>
+      </w:pPr>
+      <w:rPr>
+        <w:rFonts w:ascii="Symbol" w:hAnsi="Symbol" w:hint="default"/>
+      </w:rPr>
+    </w:lvl>
+    <w:lvl w:ilvl="1" w:tplc="04070003" w:tentative="1">
+      <w:start w:val="1"/>
+      <w:numFmt w:val="bullet"/>
+      <w:lvlText w:val="o"/>
+      <w:lvlJc w:val="left"/>
+      <w:pPr>
+        <w:ind w:left="1440" w:hanging="360"/>
+      </w:pPr>
+      <w:rPr>
+        <w:rFonts w:ascii="Courier New" w:hAnsi="Courier New" w:cs="Courier New" w:hint="default"/>
+      </w:rPr>
+    </w:lvl>
+    <w:lvl w:ilvl="2" w:tplc="04070005" w:tentative="1">
+      <w:start w:val="1"/>
+      <w:numFmt w:val="bullet"/>
+      <w:lvlText w:val=""/>
+      <w:lvlJc w:val="left"/>
+      <w:pPr>
+        <w:ind w:left="2160" w:hanging="360"/>
+      </w:pPr>
+      <w:rPr>
+        <w:rFonts w:ascii="Wingdings" w:hAnsi="Wingdings" w:hint="default"/>
+      </w:rPr>
+    </w:lvl>
+    <w:lvl w:ilvl="3" w:tplc="04070001" w:tentative="1">
+      <w:start w:val="1"/>
+      <w:numFmt w:val="bullet"/>
+      <w:lvlText w:val=""/>
+      <w:lvlJc w:val="left"/>
+      <w:pPr>
+        <w:ind w:left="2880" w:hanging="360"/>
+      </w:pPr>
+      <w:rPr>
+        <w:rFonts w:ascii="Symbol" w:hAnsi="Symbol" w:hint="default"/>
+      </w:rPr>
+    </w:lvl>
+    <w:lvl w:ilvl="4" w:tplc="04070003" w:tentative="1">
+      <w:start w:val="1"/>
+      <w:numFmt w:val="bullet"/>
+      <w:lvlText w:val="o"/>
+      <w:lvlJc w:val="left"/>
+      <w:pPr>
+        <w:ind w:left="3600" w:hanging="360"/>
+      </w:pPr>
+      <w:rPr>
+        <w:rFonts w:ascii="Courier New" w:hAnsi="Courier New" w:cs="Courier New" w:hint="default"/>
+      </w:rPr>
+    </w:lvl>
+    <w:lvl w:ilvl="5" w:tplc="04070005" w:tentative="1">
+      <w:start w:val="1"/>
+      <w:numFmt w:val="bullet"/>
+      <w:lvlText w:val=""/>
+      <w:lvlJc w:val="left"/>
+      <w:pPr>
+        <w:ind w:left="4320" w:hanging="360"/>
+      </w:pPr>
+      <w:rPr>
+        <w:rFonts w:ascii="Wingdings" w:hAnsi="Wingdings" w:hint="default"/>
+      </w:rPr>
+    </w:lvl>
+    <w:lvl w:ilvl="6" w:tplc="04070001" w:tentative="1">
+      <w:start w:val="1"/>
+      <w:numFmt w:val="bullet"/>
+      <w:lvlText w:val=""/>
+      <w:lvlJc w:val="left"/>
+      <w:pPr>
+        <w:ind w:left="5040" w:hanging="360"/>
+      </w:pPr>
+      <w:rPr>
+        <w:rFonts w:ascii="Symbol" w:hAnsi="Symbol" w:hint="default"/>
+      </w:rPr>
+    </w:lvl>
+    <w:lvl w:ilvl="7" w:tplc="04070003" w:tentative="1">
+      <w:start w:val="1"/>
+      <w:numFmt w:val="bullet"/>
+      <w:lvlText w:val="o"/>
+      <w:lvlJc w:val="left"/>
+      <w:pPr>
+        <w:ind w:left="5760" w:hanging="360"/>
+      </w:pPr>
+      <w:rPr>
+        <w:rFonts w:ascii="Courier New" w:hAnsi="Courier New" w:cs="Courier New" w:hint="default"/>
+      </w:rPr>
+    </w:lvl>
+    <w:lvl w:ilvl="8" w:tplc="04070005" w:tentative="1">
+      <w:start w:val="1"/>
+      <w:numFmt w:val="bullet"/>
+      <w:lvlText w:val=""/>
+      <w:lvlJc w:val="left"/>
+      <w:pPr>
+        <w:ind w:left="6480" w:hanging="360"/>
+      </w:pPr>
+      <w:rPr>
+        <w:rFonts w:ascii="Wingdings" w:hAnsi="Wingdings" w:hint="default"/>
+      </w:rPr>
+    </w:lvl>
+  </w:abstractNum>
+  <w:num w:numId="1" w16cid:durableId="955798259">
+    <w:abstractNumId w:val="0"/>
+  </w:num>
+</w:numbering>
 </file>
 
 <file path=word/styles.xml><?xml version="1.0" encoding="utf-8"?>
@@ -571,7 +9437,6 @@
     <w:next w:val="Standard"/>
     <w:link w:val="berschrift2Zchn"/>
     <w:uiPriority w:val="9"/>
-    <w:semiHidden/>
     <w:unhideWhenUsed/>
     <w:qFormat/>
     <w:rsid w:val="00CA45A9"/>
@@ -788,7 +9653,6 @@
     <w:basedOn w:val="Absatz-Standardschriftart"/>
     <w:link w:val="berschrift2"/>
     <w:uiPriority w:val="9"/>
-    <w:semiHidden/>
     <w:rsid w:val="00CA45A9"/>
     <w:rPr>
       <w:rFonts w:asciiTheme="majorHAnsi" w:eastAsiaTheme="majorEastAsia" w:hAnsiTheme="majorHAnsi" w:cstheme="majorBidi"/>
@@ -1058,6 +9922,45 @@
       <w:smallCaps/>
       <w:color w:val="2F5496" w:themeColor="accent1" w:themeShade="BF"/>
       <w:spacing w:val="5"/>
+    </w:rPr>
+  </w:style>
+  <w:style w:type="paragraph" w:styleId="Funotentext">
+    <w:name w:val="footnote text"/>
+    <w:basedOn w:val="Standard"/>
+    <w:link w:val="FunotentextZchn"/>
+    <w:uiPriority w:val="99"/>
+    <w:semiHidden/>
+    <w:unhideWhenUsed/>
+    <w:rsid w:val="00B14CA4"/>
+    <w:pPr>
+      <w:spacing w:after="0" w:line="240" w:lineRule="auto"/>
+    </w:pPr>
+    <w:rPr>
+      <w:sz w:val="20"/>
+      <w:szCs w:val="20"/>
+    </w:rPr>
+  </w:style>
+  <w:style w:type="character" w:customStyle="1" w:styleId="FunotentextZchn">
+    <w:name w:val="Fußnotentext Zchn"/>
+    <w:basedOn w:val="Absatz-Standardschriftart"/>
+    <w:link w:val="Funotentext"/>
+    <w:uiPriority w:val="99"/>
+    <w:semiHidden/>
+    <w:rsid w:val="00B14CA4"/>
+    <w:rPr>
+      <w:sz w:val="20"/>
+      <w:szCs w:val="20"/>
+    </w:rPr>
+  </w:style>
+  <w:style w:type="character" w:styleId="Funotenzeichen">
+    <w:name w:val="footnote reference"/>
+    <w:basedOn w:val="Absatz-Standardschriftart"/>
+    <w:uiPriority w:val="99"/>
+    <w:semiHidden/>
+    <w:unhideWhenUsed/>
+    <w:rsid w:val="00B14CA4"/>
+    <w:rPr>
+      <w:vertAlign w:val="superscript"/>
     </w:rPr>
   </w:style>
 </w:styles>
@@ -1356,4 +10259,16 @@
     </a:ext>
   </a:extLst>
 </a:theme>
+</file>
+
+<file path=customXml/item1.xml><?xml version="1.0" encoding="utf-8"?>
+<b:Sources xmlns:b="http://schemas.openxmlformats.org/officeDocument/2006/bibliography" xmlns="http://schemas.openxmlformats.org/officeDocument/2006/bibliography" SelectedStyle="\APASixthEditionOfficeOnline.xsl" StyleName="APA" Version="6"/>
+</file>
+
+<file path=customXml/itemProps1.xml><?xml version="1.0" encoding="utf-8"?>
+<ds:datastoreItem xmlns:ds="http://schemas.openxmlformats.org/officeDocument/2006/customXml" ds:itemID="{99792052-338C-4F5E-BABE-BF99B09B6488}">
+  <ds:schemaRefs>
+    <ds:schemaRef ds:uri="http://schemas.openxmlformats.org/officeDocument/2006/bibliography"/>
+  </ds:schemaRefs>
+</ds:datastoreItem>
 </file>